--- a/09-通信电路/03-解调电路/ASK解调电路/ASK解调电路.docx
+++ b/09-通信电路/03-解调电路/ASK解调电路/ASK解调电路.docx
@@ -1968,6 +1968,20 @@
     </w:p>
     <w:bookmarkEnd w:id="26"/>
     <w:bookmarkEnd w:id="27"/>
+    <w:p>
+      <w:pPr>
+        <w:spacing w:before="360"/>
+        <w:jc w:val="center"/>
+      </w:pPr>
+      <w:r>
+        <w:rPr>
+          <w:rFonts w:ascii="Times New Roman" w:hAnsi="Times New Roman"/>
+          <w:color w:val="555555"/>
+          <w:sz w:val="21"/>
+        </w:rPr>
+        <w:t>材料收集者：杜文杰</w:t>
+      </w:r>
+    </w:p>
     <w:sectPr>
       <w:headerReference r:id="rId9" w:type="default"/>
       <w:footerReference r:id="rId10" w:type="default"/>

--- a/09-通信电路/03-解调电路/ASK解调电路/ASK解调电路.docx
+++ b/09-通信电路/03-解调电路/ASK解调电路/ASK解调电路.docx
@@ -1,6 +1,6 @@
 
 <file path=word/document.xml><?xml version="1.0" encoding="utf-8"?>
-<w:document xmlns:w="http://schemas.openxmlformats.org/wordprocessingml/2006/main" xmlns:m="http://schemas.openxmlformats.org/officeDocument/2006/math" xmlns:r="http://schemas.openxmlformats.org/officeDocument/2006/relationships" xmlns:o="urn:schemas-microsoft-com:office:office" xmlns:v="urn:schemas-microsoft-com:vml" xmlns:w10="urn:schemas-microsoft-com:office:word" xmlns:a="http://schemas.openxmlformats.org/drawingml/2006/main" xmlns:pic="http://schemas.openxmlformats.org/drawingml/2006/picture" xmlns:wp="http://schemas.openxmlformats.org/drawingml/2006/wordprocessingDrawing">
+<w:document xmlns:m="http://schemas.openxmlformats.org/officeDocument/2006/math" xmlns:r="http://schemas.openxmlformats.org/officeDocument/2006/relationships" xmlns:w="http://schemas.openxmlformats.org/wordprocessingml/2006/main" xmlns:o="urn:schemas-microsoft-com:office:office" xmlns:v="urn:schemas-microsoft-com:vml" xmlns:w10="urn:schemas-microsoft-com:office:word" xmlns:a="http://schemas.openxmlformats.org/drawingml/2006/main" xmlns:pic="http://schemas.openxmlformats.org/drawingml/2006/picture" xmlns:wp="http://schemas.openxmlformats.org/drawingml/2006/wordprocessingDrawing">
   <w:body>
     <w:bookmarkStart w:id="27" w:name="ask-解调电路"/>
     <w:p>
@@ -8,11 +8,14 @@
         <w:pStyle w:val="Heading1"/>
       </w:pPr>
       <w:r>
+        <w:rPr>
+          <w:rFonts w:eastAsia="黑体"/>
+        </w:rPr>
         <w:t xml:space="preserve">ASK </w:t>
       </w:r>
       <w:r>
         <w:rPr>
-          <w:rFonts w:hint="eastAsia"/>
+          <w:rFonts w:hint="eastAsia" w:eastAsia="黑体"/>
         </w:rPr>
         <w:t xml:space="preserve">解调电路</w:t>
       </w:r>
@@ -24,7 +27,7 @@
       </w:pPr>
       <w:r>
         <w:rPr>
-          <w:rFonts w:hint="eastAsia"/>
+          <w:rFonts w:hint="eastAsia" w:eastAsia="黑体"/>
         </w:rPr>
         <w:t xml:space="preserve">拓扑描述</w:t>
       </w:r>
@@ -35,27 +38,33 @@
       </w:pPr>
       <w:r>
         <w:rPr>
-          <w:rFonts w:hint="eastAsia"/>
+          <w:rFonts w:hint="eastAsia" w:eastAsia="黑体"/>
         </w:rPr>
         <w:t xml:space="preserve">由</w:t>
       </w:r>
       <w:r>
+        <w:rPr>
+          <w:rFonts w:eastAsia="黑体"/>
+        </w:rPr>
         <w:t xml:space="preserve"> </w:t>
       </w:r>
       <w:r>
         <w:rPr>
-          <w:rFonts w:hint="eastAsia"/>
+          <w:rFonts w:hint="eastAsia" w:eastAsia="黑体"/>
           <w:b/>
           <w:bCs/>
         </w:rPr>
         <w:t xml:space="preserve">乘法器/混频器（或包络检波器）M1</w:t>
       </w:r>
       <w:r>
+        <w:rPr>
+          <w:rFonts w:eastAsia="黑体"/>
+        </w:rPr>
         <w:t xml:space="preserve">、</w:t>
       </w:r>
       <w:r>
         <w:rPr>
-          <w:rFonts w:hint="eastAsia"/>
+          <w:rFonts w:hint="eastAsia" w:eastAsia="黑体"/>
           <w:b/>
           <w:bCs/>
         </w:rPr>
@@ -63,17 +72,21 @@
       </w:r>
       <w:r>
         <w:rPr>
+          <w:rFonts w:eastAsia="黑体"/>
           <w:b/>
           <w:bCs/>
         </w:rPr>
         <w:t xml:space="preserve"> OSC1</w:t>
       </w:r>
       <w:r>
+        <w:rPr>
+          <w:rFonts w:eastAsia="黑体"/>
+        </w:rPr>
         <w:t xml:space="preserve">、</w:t>
       </w:r>
       <w:r>
         <w:rPr>
-          <w:rFonts w:hint="eastAsia"/>
+          <w:rFonts w:hint="eastAsia" w:eastAsia="黑体"/>
           <w:b/>
           <w:bCs/>
         </w:rPr>
@@ -81,17 +94,21 @@
       </w:r>
       <w:r>
         <w:rPr>
+          <w:rFonts w:eastAsia="黑体"/>
           <w:b/>
           <w:bCs/>
         </w:rPr>
         <w:t xml:space="preserve"> A1</w:t>
       </w:r>
       <w:r>
+        <w:rPr>
+          <w:rFonts w:eastAsia="黑体"/>
+        </w:rPr>
         <w:t xml:space="preserve">、</w:t>
       </w:r>
       <w:r>
         <w:rPr>
-          <w:rFonts w:hint="eastAsia"/>
+          <w:rFonts w:hint="eastAsia" w:eastAsia="黑体"/>
           <w:b/>
           <w:bCs/>
         </w:rPr>
@@ -99,32 +116,39 @@
       </w:r>
       <w:r>
         <w:rPr>
+          <w:rFonts w:eastAsia="黑体"/>
           <w:b/>
           <w:bCs/>
         </w:rPr>
         <w:t xml:space="preserve"> U1</w:t>
       </w:r>
       <w:r>
+        <w:rPr>
+          <w:rFonts w:eastAsia="黑体"/>
+        </w:rPr>
         <w:t xml:space="preserve"> </w:t>
       </w:r>
       <w:r>
         <w:rPr>
-          <w:rFonts w:hint="eastAsia"/>
+          <w:rFonts w:hint="eastAsia" w:eastAsia="黑体"/>
         </w:rPr>
         <w:t xml:space="preserve">组成，按功能分为相干（或非相干）检波、滤波与判决三类。电路共有</w:t>
       </w:r>
       <w:r>
+        <w:rPr>
+          <w:rFonts w:eastAsia="黑体"/>
+        </w:rPr>
         <w:t xml:space="preserve"> 7 </w:t>
       </w:r>
       <w:r>
         <w:rPr>
-          <w:rFonts w:hint="eastAsia"/>
+          <w:rFonts w:hint="eastAsia" w:eastAsia="黑体"/>
         </w:rPr>
         <w:t xml:space="preserve">个关键节点：</w:t>
       </w:r>
       <w:r>
         <w:rPr>
-          <w:rFonts w:hint="eastAsia"/>
+          <w:rFonts w:hint="eastAsia" w:eastAsia="黑体"/>
           <w:b/>
           <w:bCs/>
         </w:rPr>
@@ -132,6 +156,7 @@
       </w:r>
       <w:r>
         <w:rPr>
+          <w:rFonts w:eastAsia="黑体"/>
           <w:b/>
           <w:bCs/>
         </w:rPr>
@@ -139,7 +164,7 @@
       </w:r>
       <w:r>
         <w:rPr>
-          <w:rFonts w:hint="eastAsia"/>
+          <w:rFonts w:hint="eastAsia" w:eastAsia="黑体"/>
           <w:b/>
           <w:bCs/>
         </w:rPr>
@@ -147,22 +172,25 @@
       </w:r>
       <w:r>
         <w:rPr>
-          <w:rFonts w:hint="eastAsia"/>
+          <w:rFonts w:hint="eastAsia" w:eastAsia="黑体"/>
         </w:rPr>
         <w:t xml:space="preserve">（接收的</w:t>
       </w:r>
       <w:r>
+        <w:rPr>
+          <w:rFonts w:eastAsia="黑体"/>
+        </w:rPr>
         <w:t xml:space="preserve"> ASK/OOK </w:t>
       </w:r>
       <w:r>
         <w:rPr>
-          <w:rFonts w:hint="eastAsia"/>
+          <w:rFonts w:hint="eastAsia" w:eastAsia="黑体"/>
         </w:rPr>
         <w:t xml:space="preserve">信号）；</w:t>
       </w:r>
       <w:r>
         <w:rPr>
-          <w:rFonts w:hint="eastAsia"/>
+          <w:rFonts w:hint="eastAsia" w:eastAsia="黑体"/>
           <w:b/>
           <w:bCs/>
         </w:rPr>
@@ -170,6 +198,7 @@
       </w:r>
       <w:r>
         <w:rPr>
+          <w:rFonts w:eastAsia="黑体"/>
           <w:b/>
           <w:bCs/>
         </w:rPr>
@@ -177,7 +206,7 @@
       </w:r>
       <w:r>
         <w:rPr>
-          <w:rFonts w:hint="eastAsia"/>
+          <w:rFonts w:hint="eastAsia" w:eastAsia="黑体"/>
           <w:b/>
           <w:bCs/>
         </w:rPr>
@@ -185,22 +214,25 @@
       </w:r>
       <w:r>
         <w:rPr>
-          <w:rFonts w:hint="eastAsia"/>
+          <w:rFonts w:hint="eastAsia" w:eastAsia="黑体"/>
         </w:rPr>
         <w:t xml:space="preserve">（相干时</w:t>
       </w:r>
       <w:r>
+        <w:rPr>
+          <w:rFonts w:eastAsia="黑体"/>
+        </w:rPr>
         <w:t xml:space="preserve"> OSC1 </w:t>
       </w:r>
       <w:r>
         <w:rPr>
-          <w:rFonts w:hint="eastAsia"/>
+          <w:rFonts w:hint="eastAsia" w:eastAsia="黑体"/>
         </w:rPr>
         <w:t xml:space="preserve">输出接乘法器）；</w:t>
       </w:r>
       <w:r>
         <w:rPr>
-          <w:rFonts w:hint="eastAsia"/>
+          <w:rFonts w:hint="eastAsia" w:eastAsia="黑体"/>
           <w:b/>
           <w:bCs/>
         </w:rPr>
@@ -208,6 +240,7 @@
       </w:r>
       <w:r>
         <w:rPr>
+          <w:rFonts w:eastAsia="黑体"/>
           <w:b/>
           <w:bCs/>
         </w:rPr>
@@ -215,7 +248,7 @@
       </w:r>
       <w:r>
         <w:rPr>
-          <w:rFonts w:hint="eastAsia"/>
+          <w:rFonts w:hint="eastAsia" w:eastAsia="黑体"/>
           <w:b/>
           <w:bCs/>
         </w:rPr>
@@ -223,13 +256,13 @@
       </w:r>
       <w:r>
         <w:rPr>
-          <w:rFonts w:hint="eastAsia"/>
+          <w:rFonts w:hint="eastAsia" w:eastAsia="黑体"/>
         </w:rPr>
         <w:t xml:space="preserve">（乘法器或包络检波输出）；</w:t>
       </w:r>
       <w:r>
         <w:rPr>
-          <w:rFonts w:hint="eastAsia"/>
+          <w:rFonts w:hint="eastAsia" w:eastAsia="黑体"/>
           <w:b/>
           <w:bCs/>
         </w:rPr>
@@ -237,6 +270,7 @@
       </w:r>
       <w:r>
         <w:rPr>
+          <w:rFonts w:eastAsia="黑体"/>
           <w:b/>
           <w:bCs/>
         </w:rPr>
@@ -244,7 +278,7 @@
       </w:r>
       <w:r>
         <w:rPr>
-          <w:rFonts w:hint="eastAsia"/>
+          <w:rFonts w:hint="eastAsia" w:eastAsia="黑体"/>
           <w:b/>
           <w:bCs/>
         </w:rPr>
@@ -252,22 +286,25 @@
       </w:r>
       <w:r>
         <w:rPr>
-          <w:rFonts w:hint="eastAsia"/>
+          <w:rFonts w:hint="eastAsia" w:eastAsia="黑体"/>
         </w:rPr>
         <w:t xml:space="preserve">（LPF</w:t>
       </w:r>
       <w:r>
+        <w:rPr>
+          <w:rFonts w:eastAsia="黑体"/>
+        </w:rPr>
         <w:t xml:space="preserve"> </w:t>
       </w:r>
       <w:r>
         <w:rPr>
-          <w:rFonts w:hint="eastAsia"/>
+          <w:rFonts w:hint="eastAsia" w:eastAsia="黑体"/>
         </w:rPr>
         <w:t xml:space="preserve">输出包络）；</w:t>
       </w:r>
       <w:r>
         <w:rPr>
-          <w:rFonts w:hint="eastAsia"/>
+          <w:rFonts w:hint="eastAsia" w:eastAsia="黑体"/>
           <w:b/>
           <w:bCs/>
         </w:rPr>
@@ -275,6 +312,7 @@
       </w:r>
       <w:r>
         <w:rPr>
+          <w:rFonts w:eastAsia="黑体"/>
           <w:b/>
           <w:bCs/>
         </w:rPr>
@@ -282,7 +320,7 @@
       </w:r>
       <w:r>
         <w:rPr>
-          <w:rFonts w:hint="eastAsia"/>
+          <w:rFonts w:hint="eastAsia" w:eastAsia="黑体"/>
           <w:b/>
           <w:bCs/>
         </w:rPr>
@@ -290,13 +328,13 @@
       </w:r>
       <w:r>
         <w:rPr>
-          <w:rFonts w:hint="eastAsia"/>
+          <w:rFonts w:hint="eastAsia" w:eastAsia="黑体"/>
         </w:rPr>
         <w:t xml:space="preserve">（抽样判决输出二进制基带）；</w:t>
       </w:r>
       <w:r>
         <w:rPr>
-          <w:rFonts w:hint="eastAsia"/>
+          <w:rFonts w:hint="eastAsia" w:eastAsia="黑体"/>
           <w:b/>
           <w:bCs/>
         </w:rPr>
@@ -304,6 +342,7 @@
       </w:r>
       <w:r>
         <w:rPr>
+          <w:rFonts w:eastAsia="黑体"/>
           <w:b/>
           <w:bCs/>
         </w:rPr>
@@ -311,7 +350,7 @@
       </w:r>
       <w:r>
         <w:rPr>
-          <w:rFonts w:hint="eastAsia"/>
+          <w:rFonts w:hint="eastAsia" w:eastAsia="黑体"/>
           <w:b/>
           <w:bCs/>
         </w:rPr>
@@ -319,6 +358,7 @@
       </w:r>
       <w:r>
         <w:rPr>
+          <w:rFonts w:eastAsia="黑体"/>
           <w:b/>
           <w:bCs/>
         </w:rPr>
@@ -326,13 +366,13 @@
       </w:r>
       <w:r>
         <w:rPr>
-          <w:rFonts w:hint="eastAsia"/>
+          <w:rFonts w:hint="eastAsia" w:eastAsia="黑体"/>
         </w:rPr>
         <w:t xml:space="preserve">；</w:t>
       </w:r>
       <w:r>
         <w:rPr>
-          <w:rFonts w:hint="eastAsia"/>
+          <w:rFonts w:hint="eastAsia" w:eastAsia="黑体"/>
           <w:b/>
           <w:bCs/>
         </w:rPr>
@@ -340,6 +380,7 @@
       </w:r>
       <w:r>
         <w:rPr>
+          <w:rFonts w:eastAsia="黑体"/>
           <w:b/>
           <w:bCs/>
         </w:rPr>
@@ -347,7 +388,7 @@
       </w:r>
       <w:r>
         <w:rPr>
-          <w:rFonts w:hint="eastAsia"/>
+          <w:rFonts w:hint="eastAsia" w:eastAsia="黑体"/>
           <w:b/>
           <w:bCs/>
         </w:rPr>
@@ -355,12 +396,16 @@
       </w:r>
       <w:r>
         <w:rPr>
+          <w:rFonts w:eastAsia="黑体"/>
           <w:b/>
           <w:bCs/>
         </w:rPr>
         <w:t xml:space="preserve"> GND</w:t>
       </w:r>
       <w:r>
+        <w:rPr>
+          <w:rFonts w:eastAsia="黑体"/>
+        </w:rPr>
         <w:t xml:space="preserve">。</w:t>
       </w:r>
     </w:p>
@@ -368,33 +413,39 @@
       <w:pPr/>
       <w:r>
         <w:rPr>
-          <w:rFonts w:hint="eastAsia"/>
+          <w:rFonts w:hint="eastAsia" w:eastAsia="黑体"/>
         </w:rPr>
         <w:t xml:space="preserve">各元件管脚连接：</w:t>
       </w:r>
       <w:r>
         <w:rPr>
-          <w:rFonts w:hint="eastAsia"/>
+          <w:rFonts w:hint="eastAsia" w:eastAsia="黑体"/>
           <w:b/>
           <w:bCs/>
         </w:rPr>
         <w:t xml:space="preserve">M1（乘法器/混频器）</w:t>
       </w:r>
       <w:r>
+        <w:rPr>
+          <w:rFonts w:eastAsia="黑体"/>
+        </w:rPr>
         <w:t xml:space="preserve"> </w:t>
       </w:r>
       <w:r>
         <w:rPr>
-          <w:rFonts w:hint="eastAsia"/>
+          <w:rFonts w:hint="eastAsia" w:eastAsia="黑体"/>
         </w:rPr>
         <w:t xml:space="preserve">的信号输入脚接节点①、本振输入脚（相干时）接节点②、输出脚接节点③；若采用</w:t>
       </w:r>
       <w:r>
+        <w:rPr>
+          <w:rFonts w:eastAsia="黑体"/>
+        </w:rPr>
         <w:t xml:space="preserve"> </w:t>
       </w:r>
       <w:r>
         <w:rPr>
-          <w:rFonts w:hint="eastAsia"/>
+          <w:rFonts w:hint="eastAsia" w:eastAsia="黑体"/>
           <w:b/>
           <w:bCs/>
         </w:rPr>
@@ -402,6 +453,7 @@
       </w:r>
       <w:r>
         <w:rPr>
+          <w:rFonts w:eastAsia="黑体"/>
           <w:b/>
           <w:bCs/>
         </w:rPr>
@@ -409,7 +461,7 @@
       </w:r>
       <w:r>
         <w:rPr>
-          <w:rFonts w:hint="eastAsia"/>
+          <w:rFonts w:hint="eastAsia" w:eastAsia="黑体"/>
           <w:b/>
           <w:bCs/>
         </w:rPr>
@@ -417,80 +469,98 @@
       </w:r>
       <w:r>
         <w:rPr>
-          <w:rFonts w:hint="eastAsia"/>
+          <w:rFonts w:hint="eastAsia" w:eastAsia="黑体"/>
         </w:rPr>
         <w:t xml:space="preserve">，则</w:t>
       </w:r>
       <w:r>
+        <w:rPr>
+          <w:rFonts w:eastAsia="黑体"/>
+        </w:rPr>
         <w:t xml:space="preserve"> D1 </w:t>
       </w:r>
       <w:r>
         <w:rPr>
-          <w:rFonts w:hint="eastAsia"/>
+          <w:rFonts w:hint="eastAsia" w:eastAsia="黑体"/>
         </w:rPr>
         <w:t xml:space="preserve">阳极接节点①、阴极接节点③（经</w:t>
       </w:r>
       <w:r>
+        <w:rPr>
+          <w:rFonts w:eastAsia="黑体"/>
+        </w:rPr>
         <w:t xml:space="preserve"> RC </w:t>
       </w:r>
       <w:r>
         <w:rPr>
-          <w:rFonts w:hint="eastAsia"/>
+          <w:rFonts w:hint="eastAsia" w:eastAsia="黑体"/>
         </w:rPr>
         <w:t xml:space="preserve">低通），非相干时无需节点②；</w:t>
       </w:r>
       <w:r>
         <w:rPr>
-          <w:rFonts w:hint="eastAsia"/>
+          <w:rFonts w:hint="eastAsia" w:eastAsia="黑体"/>
           <w:b/>
           <w:bCs/>
         </w:rPr>
         <w:t xml:space="preserve">OSC1（本地载波振荡器）</w:t>
       </w:r>
       <w:r>
+        <w:rPr>
+          <w:rFonts w:eastAsia="黑体"/>
+        </w:rPr>
         <w:t xml:space="preserve"> </w:t>
       </w:r>
       <w:r>
         <w:rPr>
-          <w:rFonts w:hint="eastAsia"/>
+          <w:rFonts w:hint="eastAsia" w:eastAsia="黑体"/>
         </w:rPr>
         <w:t xml:space="preserve">输出脚接节点②；</w:t>
       </w:r>
       <w:r>
         <w:rPr>
-          <w:rFonts w:hint="eastAsia"/>
+          <w:rFonts w:hint="eastAsia" w:eastAsia="黑体"/>
           <w:b/>
           <w:bCs/>
         </w:rPr>
         <w:t xml:space="preserve">A1（LPF）</w:t>
       </w:r>
       <w:r>
+        <w:rPr>
+          <w:rFonts w:eastAsia="黑体"/>
+        </w:rPr>
         <w:t xml:space="preserve"> </w:t>
       </w:r>
       <w:r>
         <w:rPr>
-          <w:rFonts w:hint="eastAsia"/>
+          <w:rFonts w:hint="eastAsia" w:eastAsia="黑体"/>
         </w:rPr>
         <w:t xml:space="preserve">输入脚接节点③、输出脚接节点④；</w:t>
       </w:r>
       <w:r>
         <w:rPr>
-          <w:rFonts w:hint="eastAsia"/>
+          <w:rFonts w:hint="eastAsia" w:eastAsia="黑体"/>
           <w:b/>
           <w:bCs/>
         </w:rPr>
         <w:t xml:space="preserve">U1（抽样判决器/比较器）</w:t>
       </w:r>
       <w:r>
+        <w:rPr>
+          <w:rFonts w:eastAsia="黑体"/>
+        </w:rPr>
         <w:t xml:space="preserve"> </w:t>
       </w:r>
       <w:r>
         <w:rPr>
-          <w:rFonts w:hint="eastAsia"/>
+          <w:rFonts w:hint="eastAsia" w:eastAsia="黑体"/>
         </w:rPr>
         <w:t xml:space="preserve">信号输入脚接节点④、门限脚接判决门限</w:t>
       </w:r>
       <w:r>
+        <w:rPr>
+          <w:rFonts w:eastAsia="黑体"/>
+        </w:rPr>
         <w:t xml:space="preserve"> </w:t>
       </w:r>
       <m:oMath>
@@ -512,7 +582,7 @@
       </m:oMath>
       <w:r>
         <w:rPr>
-          <w:rFonts w:hint="eastAsia"/>
+          <w:rFonts w:hint="eastAsia" w:eastAsia="黑体"/>
         </w:rPr>
         <w:t xml:space="preserve">、输出脚接节点⑤、时钟脚接位同步信号；各单元电源脚接节点⑥、地脚接节点⑦。</w:t>
       </w:r>
@@ -521,16 +591,19 @@
       <w:pPr/>
       <w:r>
         <w:rPr>
-          <w:rFonts w:hint="eastAsia"/>
+          <w:rFonts w:hint="eastAsia" w:eastAsia="黑体"/>
         </w:rPr>
         <w:t xml:space="preserve">由此构成”ASK</w:t>
       </w:r>
       <w:r>
+        <w:rPr>
+          <w:rFonts w:eastAsia="黑体"/>
+        </w:rPr>
         <w:t xml:space="preserve"> </w:t>
       </w:r>
       <w:r>
         <w:rPr>
-          <w:rFonts w:hint="eastAsia"/>
+          <w:rFonts w:hint="eastAsia" w:eastAsia="黑体"/>
         </w:rPr>
         <w:t xml:space="preserve">信号经相干或包络检波、低通滤波与门限判决恢复二进制基带”的幅度键控解调组态，判决门限取在高低电平中点。</w:t>
       </w:r>
@@ -543,7 +616,7 @@
       </w:pPr>
       <w:r>
         <w:rPr>
-          <w:rFonts w:hint="eastAsia"/>
+          <w:rFonts w:hint="eastAsia" w:eastAsia="黑体"/>
         </w:rPr>
         <w:t xml:space="preserve">工作原理</w:t>
       </w:r>
@@ -554,16 +627,19 @@
       </w:pPr>
       <w:r>
         <w:rPr>
-          <w:rFonts w:hint="eastAsia"/>
+          <w:rFonts w:hint="eastAsia" w:eastAsia="黑体"/>
         </w:rPr>
         <w:t xml:space="preserve">相干解调将接收信号与本地载波相乘后低通取出包络，非相干解调直接用二极管/整流器提取包络，再由比较器与门限比较判决输出</w:t>
       </w:r>
       <w:r>
+        <w:rPr>
+          <w:rFonts w:eastAsia="黑体"/>
+        </w:rPr>
         <w:t xml:space="preserve"> </w:t>
       </w:r>
       <w:r>
         <w:rPr>
-          <w:rFonts w:hint="eastAsia"/>
+          <w:rFonts w:hint="eastAsia" w:eastAsia="黑体"/>
         </w:rPr>
         <w:t xml:space="preserve">0/1。非相干实现简单但性能略差。</w:t>
       </w:r>
@@ -576,7 +652,7 @@
       </w:pPr>
       <w:r>
         <w:rPr>
-          <w:rFonts w:hint="eastAsia"/>
+          <w:rFonts w:hint="eastAsia" w:eastAsia="黑体"/>
         </w:rPr>
         <w:t xml:space="preserve">关键计算公式</w:t>
       </w:r>
@@ -590,7 +666,7 @@
       </w:pPr>
       <w:r>
         <w:rPr>
-          <w:rFonts w:hint="eastAsia"/>
+          <w:rFonts w:hint="eastAsia" w:eastAsia="黑体"/>
         </w:rPr>
         <w:t xml:space="preserve">相乘解调输出（中频/基带低通后）：</w:t>
       </w:r>
@@ -695,16 +771,19 @@
       </w:pPr>
       <w:r>
         <w:rPr>
-          <w:rFonts w:hint="eastAsia"/>
+          <w:rFonts w:hint="eastAsia" w:eastAsia="黑体"/>
         </w:rPr>
         <w:t xml:space="preserve">相干</w:t>
       </w:r>
       <w:r>
+        <w:rPr>
+          <w:rFonts w:eastAsia="黑体"/>
+        </w:rPr>
         <w:t xml:space="preserve"> 2ASK </w:t>
       </w:r>
       <w:r>
         <w:rPr>
-          <w:rFonts w:hint="eastAsia"/>
+          <w:rFonts w:hint="eastAsia" w:eastAsia="黑体"/>
         </w:rPr>
         <w:t xml:space="preserve">误码率：</w:t>
       </w:r>
@@ -806,16 +885,19 @@
       </w:pPr>
       <w:r>
         <w:rPr>
-          <w:rFonts w:hint="eastAsia"/>
+          <w:rFonts w:hint="eastAsia" w:eastAsia="黑体"/>
         </w:rPr>
         <w:t xml:space="preserve">非相干</w:t>
       </w:r>
       <w:r>
+        <w:rPr>
+          <w:rFonts w:eastAsia="黑体"/>
+        </w:rPr>
         <w:t xml:space="preserve"> </w:t>
       </w:r>
       <w:r>
         <w:rPr>
-          <w:rFonts w:hint="eastAsia"/>
+          <w:rFonts w:hint="eastAsia" w:eastAsia="黑体"/>
         </w:rPr>
         <w:t xml:space="preserve">2ASK（OOK）误码率：</w:t>
       </w:r>
@@ -935,7 +1017,7 @@
       </w:pPr>
       <w:r>
         <w:rPr>
-          <w:rFonts w:hint="eastAsia"/>
+          <w:rFonts w:hint="eastAsia" w:eastAsia="黑体"/>
         </w:rPr>
         <w:t xml:space="preserve">最佳判决门限（等概且包络服从相应分布时近似）：</w:t>
       </w:r>
@@ -1047,7 +1129,7 @@
             </w:pPr>
             <w:r>
               <w:rPr>
-                <w:rFonts w:hint="eastAsia"/>
+                <w:rFonts w:hint="eastAsia" w:eastAsia="黑体"/>
               </w:rPr>
               <w:t xml:space="preserve">符号</w:t>
             </w:r>
@@ -1061,7 +1143,7 @@
             </w:pPr>
             <w:r>
               <w:rPr>
-                <w:rFonts w:hint="eastAsia"/>
+                <w:rFonts w:hint="eastAsia" w:eastAsia="黑体"/>
               </w:rPr>
               <w:t xml:space="preserve">含义</w:t>
             </w:r>
@@ -1075,7 +1157,7 @@
             </w:pPr>
             <w:r>
               <w:rPr>
-                <w:rFonts w:hint="eastAsia"/>
+                <w:rFonts w:hint="eastAsia" w:eastAsia="黑体"/>
               </w:rPr>
               <w:t xml:space="preserve">单位</w:t>
             </w:r>
@@ -1104,6 +1186,9 @@
               </m:sSub>
             </m:oMath>
             <w:r>
+              <w:rPr>
+                <w:rFonts w:eastAsia="黑体"/>
+              </w:rPr>
               <w:t xml:space="preserve">​</w:t>
             </w:r>
           </w:p>
@@ -1116,7 +1201,7 @@
             </w:pPr>
             <w:r>
               <w:rPr>
-                <w:rFonts w:hint="eastAsia"/>
+                <w:rFonts w:hint="eastAsia" w:eastAsia="黑体"/>
               </w:rPr>
               <w:t xml:space="preserve">载波幅度</w:t>
             </w:r>
@@ -1129,6 +1214,9 @@
               <w:pStyle w:val="Compact"/>
             </w:pPr>
             <w:r>
+              <w:rPr>
+                <w:rFonts w:eastAsia="黑体"/>
+              </w:rPr>
               <w:t xml:space="preserve">V</w:t>
             </w:r>
           </w:p>
@@ -1174,6 +1262,9 @@
               </m:sSub>
             </m:oMath>
             <w:r>
+              <w:rPr>
+                <w:rFonts w:eastAsia="黑体"/>
+              </w:rPr>
               <w:t xml:space="preserve">​</w:t>
             </w:r>
           </w:p>
@@ -1186,7 +1277,7 @@
             </w:pPr>
             <w:r>
               <w:rPr>
-                <w:rFonts w:hint="eastAsia"/>
+                <w:rFonts w:hint="eastAsia" w:eastAsia="黑体"/>
               </w:rPr>
               <w:t xml:space="preserve">归一化比特信噪比</w:t>
             </w:r>
@@ -1199,6 +1290,9 @@
               <w:pStyle w:val="Compact"/>
             </w:pPr>
             <w:r>
+              <w:rPr>
+                <w:rFonts w:eastAsia="黑体"/>
+              </w:rPr>
               <w:t xml:space="preserve">—</w:t>
             </w:r>
           </w:p>
@@ -1226,6 +1320,9 @@
               </m:sSub>
             </m:oMath>
             <w:r>
+              <w:rPr>
+                <w:rFonts w:eastAsia="黑体"/>
+              </w:rPr>
               <w:t xml:space="preserve">​</w:t>
             </w:r>
           </w:p>
@@ -1238,7 +1335,7 @@
             </w:pPr>
             <w:r>
               <w:rPr>
-                <w:rFonts w:hint="eastAsia"/>
+                <w:rFonts w:hint="eastAsia" w:eastAsia="黑体"/>
               </w:rPr>
               <w:t xml:space="preserve">误码率</w:t>
             </w:r>
@@ -1251,6 +1348,9 @@
               <w:pStyle w:val="Compact"/>
             </w:pPr>
             <w:r>
+              <w:rPr>
+                <w:rFonts w:eastAsia="黑体"/>
+              </w:rPr>
               <w:t xml:space="preserve">—</w:t>
             </w:r>
           </w:p>
@@ -1281,6 +1381,9 @@
               </m:sSub>
             </m:oMath>
             <w:r>
+              <w:rPr>
+                <w:rFonts w:eastAsia="黑体"/>
+              </w:rPr>
               <w:t xml:space="preserve">​</w:t>
             </w:r>
           </w:p>
@@ -1293,7 +1396,7 @@
             </w:pPr>
             <w:r>
               <w:rPr>
-                <w:rFonts w:hint="eastAsia"/>
+                <w:rFonts w:hint="eastAsia" w:eastAsia="黑体"/>
               </w:rPr>
               <w:t xml:space="preserve">判决门限</w:t>
             </w:r>
@@ -1306,6 +1409,9 @@
               <w:pStyle w:val="Compact"/>
             </w:pPr>
             <w:r>
+              <w:rPr>
+                <w:rFonts w:eastAsia="黑体"/>
+              </w:rPr>
               <w:t xml:space="preserve">V</w:t>
             </w:r>
           </w:p>
@@ -1320,7 +1426,7 @@
       </w:pPr>
       <w:r>
         <w:rPr>
-          <w:rFonts w:hint="eastAsia"/>
+          <w:rFonts w:hint="eastAsia" w:eastAsia="黑体"/>
         </w:rPr>
         <w:t xml:space="preserve">元件调整影响</w:t>
       </w:r>
@@ -1335,21 +1441,27 @@
       </w:pPr>
       <w:r>
         <w:rPr>
-          <w:rFonts w:hint="eastAsia"/>
+          <w:rFonts w:hint="eastAsia" w:eastAsia="黑体"/>
           <w:b/>
           <w:bCs/>
         </w:rPr>
         <w:t xml:space="preserve">判决门限偏离中值</w:t>
       </w:r>
       <w:r>
+        <w:rPr>
+          <w:rFonts w:eastAsia="黑体"/>
+        </w:rPr>
         <w:t xml:space="preserve"> </w:t>
       </w:r>
       <w:r>
+        <w:rPr>
+          <w:rFonts w:eastAsia="黑体"/>
+        </w:rPr>
         <w:t xml:space="preserve">→ 0/1 </w:t>
       </w:r>
       <w:r>
         <w:rPr>
-          <w:rFonts w:hint="eastAsia"/>
+          <w:rFonts w:hint="eastAsia" w:eastAsia="黑体"/>
         </w:rPr>
         <w:t xml:space="preserve">误判概率不对称，误码率上升。</w:t>
       </w:r>
@@ -1364,6 +1476,7 @@
       </w:pPr>
       <w:r>
         <w:rPr>
+          <w:rFonts w:eastAsia="黑体"/>
           <w:b/>
           <w:bCs/>
         </w:rPr>
@@ -1371,21 +1484,27 @@
       </w:r>
       <w:r>
         <w:rPr>
-          <w:rFonts w:hint="eastAsia"/>
+          <w:rFonts w:hint="eastAsia" w:eastAsia="黑体"/>
           <w:b/>
           <w:bCs/>
         </w:rPr>
         <w:t xml:space="preserve">带宽过大</w:t>
       </w:r>
       <w:r>
+        <w:rPr>
+          <w:rFonts w:eastAsia="黑体"/>
+        </w:rPr>
         <w:t xml:space="preserve"> </w:t>
       </w:r>
       <w:r>
+        <w:rPr>
+          <w:rFonts w:eastAsia="黑体"/>
+        </w:rPr>
         <w:t xml:space="preserve">→ </w:t>
       </w:r>
       <w:r>
         <w:rPr>
-          <w:rFonts w:hint="eastAsia"/>
+          <w:rFonts w:hint="eastAsia" w:eastAsia="黑体"/>
         </w:rPr>
         <w:t xml:space="preserve">残留载波纹波与噪声增大，判决抖动。</w:t>
       </w:r>
@@ -1400,6 +1519,7 @@
       </w:pPr>
       <w:r>
         <w:rPr>
+          <w:rFonts w:eastAsia="黑体"/>
           <w:b/>
           <w:bCs/>
         </w:rPr>
@@ -1407,21 +1527,27 @@
       </w:r>
       <w:r>
         <w:rPr>
-          <w:rFonts w:hint="eastAsia"/>
+          <w:rFonts w:hint="eastAsia" w:eastAsia="黑体"/>
           <w:b/>
           <w:bCs/>
         </w:rPr>
         <w:t xml:space="preserve">带宽过小</w:t>
       </w:r>
       <w:r>
+        <w:rPr>
+          <w:rFonts w:eastAsia="黑体"/>
+        </w:rPr>
         <w:t xml:space="preserve"> </w:t>
       </w:r>
       <w:r>
+        <w:rPr>
+          <w:rFonts w:eastAsia="黑体"/>
+        </w:rPr>
         <w:t xml:space="preserve">→ </w:t>
       </w:r>
       <w:r>
         <w:rPr>
-          <w:rFonts w:hint="eastAsia"/>
+          <w:rFonts w:hint="eastAsia" w:eastAsia="黑体"/>
         </w:rPr>
         <w:t xml:space="preserve">码间串扰增大，影响眼图与判决。</w:t>
       </w:r>
@@ -1436,21 +1562,27 @@
       </w:pPr>
       <w:r>
         <w:rPr>
-          <w:rFonts w:hint="eastAsia"/>
+          <w:rFonts w:hint="eastAsia" w:eastAsia="黑体"/>
           <w:b/>
           <w:bCs/>
         </w:rPr>
         <w:t xml:space="preserve">本地载波失步</w:t>
       </w:r>
       <w:r>
+        <w:rPr>
+          <w:rFonts w:eastAsia="黑体"/>
+        </w:rPr>
         <w:t xml:space="preserve"> </w:t>
       </w:r>
       <w:r>
+        <w:rPr>
+          <w:rFonts w:eastAsia="黑体"/>
+        </w:rPr>
         <w:t xml:space="preserve">→ </w:t>
       </w:r>
       <w:r>
         <w:rPr>
-          <w:rFonts w:hint="eastAsia"/>
+          <w:rFonts w:hint="eastAsia" w:eastAsia="黑体"/>
         </w:rPr>
         <w:t xml:space="preserve">相干解调幅度衰减，性能显著下降。</w:t>
       </w:r>
@@ -1463,7 +1595,7 @@
       </w:pPr>
       <w:r>
         <w:rPr>
-          <w:rFonts w:hint="eastAsia"/>
+          <w:rFonts w:hint="eastAsia" w:eastAsia="黑体"/>
         </w:rPr>
         <w:t xml:space="preserve">典型参数示例</w:t>
       </w:r>
@@ -1478,11 +1610,14 @@
       </w:pPr>
       <w:r>
         <w:rPr>
-          <w:rFonts w:hint="eastAsia"/>
+          <w:rFonts w:hint="eastAsia" w:eastAsia="黑体"/>
         </w:rPr>
         <w:t xml:space="preserve">取</w:t>
       </w:r>
       <w:r>
+        <w:rPr>
+          <w:rFonts w:eastAsia="黑体"/>
+        </w:rPr>
         <w:t xml:space="preserve"> </w:t>
       </w:r>
       <m:oMath>
@@ -1528,16 +1663,19 @@
       </m:oMath>
       <w:r>
         <w:rPr>
-          <w:rFonts w:hint="eastAsia"/>
+          <w:rFonts w:hint="eastAsia" w:eastAsia="黑体"/>
         </w:rPr>
         <w:t xml:space="preserve">（12.3</w:t>
       </w:r>
       <w:r>
+        <w:rPr>
+          <w:rFonts w:eastAsia="黑体"/>
+        </w:rPr>
         <w:t xml:space="preserve"> </w:t>
       </w:r>
       <w:r>
         <w:rPr>
-          <w:rFonts w:hint="eastAsia"/>
+          <w:rFonts w:hint="eastAsia" w:eastAsia="黑体"/>
         </w:rPr>
         <w:t xml:space="preserve">dB，相干）：</w:t>
       </w:r>
@@ -1621,6 +1759,9 @@
         </m:sSup>
       </m:oMath>
       <w:r>
+        <w:rPr>
+          <w:rFonts w:eastAsia="黑体"/>
+        </w:rPr>
         <w:t xml:space="preserve">。</w:t>
       </w:r>
     </w:p>
@@ -1634,11 +1775,14 @@
       </w:pPr>
       <w:r>
         <w:rPr>
-          <w:rFonts w:hint="eastAsia"/>
+          <w:rFonts w:hint="eastAsia" w:eastAsia="黑体"/>
         </w:rPr>
         <w:t xml:space="preserve">取</w:t>
       </w:r>
       <w:r>
+        <w:rPr>
+          <w:rFonts w:eastAsia="黑体"/>
+        </w:rPr>
         <w:t xml:space="preserve"> </w:t>
       </w:r>
       <m:oMath>
@@ -1675,6 +1819,9 @@
         </m:r>
       </m:oMath>
       <w:r>
+        <w:rPr>
+          <w:rFonts w:eastAsia="黑体"/>
+        </w:rPr>
         <w:t xml:space="preserve">、</w:t>
       </w:r>
       <m:oMath>
@@ -1712,7 +1859,7 @@
       </m:oMath>
       <w:r>
         <w:rPr>
-          <w:rFonts w:hint="eastAsia"/>
+          <w:rFonts w:hint="eastAsia" w:eastAsia="黑体"/>
         </w:rPr>
         <w:t xml:space="preserve">：</w:t>
       </w:r>
@@ -1753,6 +1900,9 @@
         </m:r>
       </m:oMath>
       <w:r>
+        <w:rPr>
+          <w:rFonts w:eastAsia="黑体"/>
+        </w:rPr>
         <w:t xml:space="preserve">。</w:t>
       </w:r>
     </w:p>
@@ -1764,7 +1914,7 @@
       </w:pPr>
       <w:r>
         <w:rPr>
-          <w:rFonts w:hint="eastAsia"/>
+          <w:rFonts w:hint="eastAsia" w:eastAsia="黑体"/>
         </w:rPr>
         <w:t xml:space="preserve">常见器件型号</w:t>
       </w:r>
@@ -1779,7 +1929,7 @@
       </w:pPr>
       <w:r>
         <w:rPr>
-          <w:rFonts w:hint="eastAsia"/>
+          <w:rFonts w:hint="eastAsia" w:eastAsia="黑体"/>
         </w:rPr>
         <w:t xml:space="preserve">混频器/乘法器：AD633、MC1496。</w:t>
       </w:r>
@@ -1794,7 +1944,7 @@
       </w:pPr>
       <w:r>
         <w:rPr>
-          <w:rFonts w:hint="eastAsia"/>
+          <w:rFonts w:hint="eastAsia" w:eastAsia="黑体"/>
         </w:rPr>
         <w:t xml:space="preserve">比较器（判决）：LM393、LM311。</w:t>
       </w:r>
@@ -1809,7 +1959,7 @@
       </w:pPr>
       <w:r>
         <w:rPr>
-          <w:rFonts w:hint="eastAsia"/>
+          <w:rFonts w:hint="eastAsia" w:eastAsia="黑体"/>
         </w:rPr>
         <w:t xml:space="preserve">二极管检波：1N4148、BAT54（肖特基）。</w:t>
       </w:r>
@@ -1822,7 +1972,7 @@
       </w:pPr>
       <w:r>
         <w:rPr>
-          <w:rFonts w:hint="eastAsia"/>
+          <w:rFonts w:hint="eastAsia" w:eastAsia="黑体"/>
         </w:rPr>
         <w:t xml:space="preserve">注意事项</w:t>
       </w:r>
@@ -1837,16 +1987,19 @@
       </w:pPr>
       <w:r>
         <w:rPr>
-          <w:rFonts w:hint="eastAsia"/>
+          <w:rFonts w:hint="eastAsia" w:eastAsia="黑体"/>
         </w:rPr>
         <w:t xml:space="preserve">非相干包络检波对幅度噪声敏感，需配合</w:t>
       </w:r>
       <w:r>
+        <w:rPr>
+          <w:rFonts w:eastAsia="黑体"/>
+        </w:rPr>
         <w:t xml:space="preserve"> AGC </w:t>
       </w:r>
       <w:r>
         <w:rPr>
-          <w:rFonts w:hint="eastAsia"/>
+          <w:rFonts w:hint="eastAsia" w:eastAsia="黑体"/>
         </w:rPr>
         <w:t xml:space="preserve">稳定输入幅度。</w:t>
       </w:r>
@@ -1861,7 +2014,7 @@
       </w:pPr>
       <w:r>
         <w:rPr>
-          <w:rFonts w:hint="eastAsia"/>
+          <w:rFonts w:hint="eastAsia" w:eastAsia="黑体"/>
         </w:rPr>
         <w:t xml:space="preserve">判决门限应随接收幅度自适应，固定门限在衰落信道性能差。</w:t>
       </w:r>
@@ -1875,20 +2028,26 @@
         </w:numPr>
       </w:pPr>
       <w:r>
+        <w:rPr>
+          <w:rFonts w:eastAsia="黑体"/>
+        </w:rPr>
         <w:t xml:space="preserve">OOK </w:t>
       </w:r>
       <w:r>
         <w:rPr>
-          <w:rFonts w:hint="eastAsia"/>
+          <w:rFonts w:hint="eastAsia" w:eastAsia="黑体"/>
         </w:rPr>
         <w:t xml:space="preserve">信号存在载波盲区（长时间</w:t>
       </w:r>
       <w:r>
+        <w:rPr>
+          <w:rFonts w:eastAsia="黑体"/>
+        </w:rPr>
         <w:t xml:space="preserve"> </w:t>
       </w:r>
       <w:r>
         <w:rPr>
-          <w:rFonts w:hint="eastAsia"/>
+          <w:rFonts w:hint="eastAsia" w:eastAsia="黑体"/>
         </w:rPr>
         <w:t xml:space="preserve">0），需注意位同步恢复。</w:t>
       </w:r>
@@ -1903,7 +2062,7 @@
       </w:pPr>
       <w:r>
         <w:rPr>
-          <w:rFonts w:hint="eastAsia"/>
+          <w:rFonts w:hint="eastAsia" w:eastAsia="黑体"/>
         </w:rPr>
         <w:t xml:space="preserve">需带通/低通滤波抑制邻道与噪声以提升信噪比。</w:t>
       </w:r>
@@ -1916,7 +2075,7 @@
       </w:pPr>
       <w:r>
         <w:rPr>
-          <w:rFonts w:hint="eastAsia"/>
+          <w:rFonts w:hint="eastAsia" w:eastAsia="黑体"/>
         </w:rPr>
         <w:t xml:space="preserve">参考资料</w:t>
       </w:r>
@@ -1930,6 +2089,9 @@
         </w:numPr>
       </w:pPr>
       <w:r>
+        <w:rPr>
+          <w:rFonts w:eastAsia="黑体"/>
+        </w:rPr>
         <w:t xml:space="preserve">Wikipedia: Amplitude-shift keying。</w:t>
       </w:r>
     </w:p>
@@ -1943,7 +2105,7 @@
       </w:pPr>
       <w:r>
         <w:rPr>
-          <w:rFonts w:hint="eastAsia"/>
+          <w:rFonts w:hint="eastAsia" w:eastAsia="黑体"/>
         </w:rPr>
         <w:t xml:space="preserve">《通信原理》（樊昌信）。</w:t>
       </w:r>
@@ -1957,11 +2119,14 @@
         </w:numPr>
       </w:pPr>
       <w:r>
+        <w:rPr>
+          <w:rFonts w:eastAsia="黑体"/>
+        </w:rPr>
         <w:t xml:space="preserve">TI OOK </w:t>
       </w:r>
       <w:r>
         <w:rPr>
-          <w:rFonts w:hint="eastAsia"/>
+          <w:rFonts w:hint="eastAsia" w:eastAsia="黑体"/>
         </w:rPr>
         <w:t xml:space="preserve">接收参考设计。</w:t>
       </w:r>
@@ -1975,11 +2140,11 @@
       </w:pPr>
       <w:r>
         <w:rPr>
-          <w:rFonts w:ascii="Times New Roman" w:hAnsi="Times New Roman"/>
+          <w:rFonts w:ascii="Times New Roman" w:hAnsi="Times New Roman" w:eastAsia="黑体"/>
           <w:color w:val="555555"/>
           <w:sz w:val="21"/>
         </w:rPr>
-        <w:t>材料收集者：杜文杰</w:t>
+        <w:t>材料收集者：杜文杰，WX手机：19519196569，QQ:3478827729</w:t>
       </w:r>
     </w:p>
     <w:sectPr>
@@ -1999,7 +2164,7 @@
 </file>
 
 <file path=word/footer1.xml><?xml version="1.0" encoding="utf-8"?>
-<w:ftr xmlns:m="http://schemas.openxmlformats.org/officeDocument/2006/math" xmlns:mc="http://schemas.openxmlformats.org/markup-compatibility/2006" xmlns:mo="http://schemas.microsoft.com/office/mac/office/2008/main" xmlns:mv="urn:schemas-microsoft-com:mac:vml" xmlns:o="urn:schemas-microsoft-com:office:office" xmlns:r="http://schemas.openxmlformats.org/officeDocument/2006/relationships" xmlns:v="urn:schemas-microsoft-com:vml" xmlns:w10="urn:schemas-microsoft-com:office:word" xmlns:w14="http://schemas.microsoft.com/office/word/2010/wordml" xmlns:w="http://schemas.openxmlformats.org/wordprocessingml/2006/main" xmlns:wne="http://schemas.microsoft.com/office/word/2006/wordml" xmlns:wp14="http://schemas.microsoft.com/office/word/2010/wordprocessingDrawing" xmlns:wp="http://schemas.openxmlformats.org/drawingml/2006/wordprocessingDrawing" xmlns:wpc="http://schemas.microsoft.com/office/word/2010/wordprocessingCanvas" xmlns:wpg="http://schemas.microsoft.com/office/word/2010/wordprocessingGroup" xmlns:wpi="http://schemas.microsoft.com/office/word/2010/wordprocessingInk" xmlns:wps="http://schemas.microsoft.com/office/word/2010/wordprocessingShape" mc:Ignorable="w14 wp14">
+<w:ftr xmlns:mc="http://schemas.openxmlformats.org/markup-compatibility/2006" xmlns:w="http://schemas.openxmlformats.org/wordprocessingml/2006/main" xmlns:m="http://schemas.openxmlformats.org/officeDocument/2006/math" xmlns:mo="http://schemas.microsoft.com/office/mac/office/2008/main" xmlns:mv="urn:schemas-microsoft-com:mac:vml" xmlns:o="urn:schemas-microsoft-com:office:office" xmlns:r="http://schemas.openxmlformats.org/officeDocument/2006/relationships" xmlns:v="urn:schemas-microsoft-com:vml" xmlns:w10="urn:schemas-microsoft-com:office:word" xmlns:w14="http://schemas.microsoft.com/office/word/2010/wordml" xmlns:wne="http://schemas.microsoft.com/office/word/2006/wordml" xmlns:wp14="http://schemas.microsoft.com/office/word/2010/wordprocessingDrawing" xmlns:wp="http://schemas.openxmlformats.org/drawingml/2006/wordprocessingDrawing" xmlns:wpc="http://schemas.microsoft.com/office/word/2010/wordprocessingCanvas" xmlns:wpg="http://schemas.microsoft.com/office/word/2010/wordprocessingGroup" xmlns:wpi="http://schemas.microsoft.com/office/word/2010/wordprocessingInk" xmlns:wps="http://schemas.microsoft.com/office/word/2010/wordprocessingShape" mc:Ignorable="w14 wp14">
   <w:p>
     <w:pPr>
       <w:pStyle w:val="Footer"/>
@@ -2007,12 +2172,14 @@
     </w:pPr>
     <w:r>
       <w:rPr>
+        <w:rFonts w:eastAsia="黑体"/>
         <w:sz w:val="18"/>
       </w:rPr>
       <w:t xml:space="preserve">第 </w:t>
     </w:r>
     <w:r>
       <w:rPr>
+        <w:rFonts w:eastAsia="黑体"/>
         <w:sz w:val="18"/>
       </w:rPr>
       <w:fldChar w:fldCharType="begin"/>
@@ -2021,6 +2188,7 @@
     </w:r>
     <w:r>
       <w:rPr>
+        <w:rFonts w:eastAsia="黑体"/>
         <w:sz w:val="18"/>
       </w:rPr>
       <w:t xml:space="preserve"> 页</w:t>
@@ -2034,6 +2202,9 @@
   <w:footnote w:type="continuationSeparator" w:id="0">
     <w:p>
       <w:r>
+        <w:rPr>
+          <w:rFonts w:eastAsia="黑体"/>
+        </w:rPr>
         <w:continuationSeparator/>
       </w:r>
     </w:p>
@@ -2041,6 +2212,9 @@
   <w:footnote w:type="separator" w:id="-1">
     <w:p>
       <w:r>
+        <w:rPr>
+          <w:rFonts w:eastAsia="黑体"/>
+        </w:rPr>
         <w:separator/>
       </w:r>
     </w:p>
@@ -2049,7 +2223,7 @@
 </file>
 
 <file path=word/header1.xml><?xml version="1.0" encoding="utf-8"?>
-<w:hdr xmlns:m="http://schemas.openxmlformats.org/officeDocument/2006/math" xmlns:mc="http://schemas.openxmlformats.org/markup-compatibility/2006" xmlns:mo="http://schemas.microsoft.com/office/mac/office/2008/main" xmlns:mv="urn:schemas-microsoft-com:mac:vml" xmlns:o="urn:schemas-microsoft-com:office:office" xmlns:r="http://schemas.openxmlformats.org/officeDocument/2006/relationships" xmlns:v="urn:schemas-microsoft-com:vml" xmlns:w10="urn:schemas-microsoft-com:office:word" xmlns:w14="http://schemas.microsoft.com/office/word/2010/wordml" xmlns:w="http://schemas.openxmlformats.org/wordprocessingml/2006/main" xmlns:wne="http://schemas.microsoft.com/office/word/2006/wordml" xmlns:wp14="http://schemas.microsoft.com/office/word/2010/wordprocessingDrawing" xmlns:wp="http://schemas.openxmlformats.org/drawingml/2006/wordprocessingDrawing" xmlns:wpc="http://schemas.microsoft.com/office/word/2010/wordprocessingCanvas" xmlns:wpg="http://schemas.microsoft.com/office/word/2010/wordprocessingGroup" xmlns:wpi="http://schemas.microsoft.com/office/word/2010/wordprocessingInk" xmlns:wps="http://schemas.microsoft.com/office/word/2010/wordprocessingShape" mc:Ignorable="w14 wp14">
+<w:hdr xmlns:mc="http://schemas.openxmlformats.org/markup-compatibility/2006" xmlns:w="http://schemas.openxmlformats.org/wordprocessingml/2006/main" xmlns:m="http://schemas.openxmlformats.org/officeDocument/2006/math" xmlns:mo="http://schemas.microsoft.com/office/mac/office/2008/main" xmlns:mv="urn:schemas-microsoft-com:mac:vml" xmlns:o="urn:schemas-microsoft-com:office:office" xmlns:r="http://schemas.openxmlformats.org/officeDocument/2006/relationships" xmlns:v="urn:schemas-microsoft-com:vml" xmlns:w10="urn:schemas-microsoft-com:office:word" xmlns:w14="http://schemas.microsoft.com/office/word/2010/wordml" xmlns:wne="http://schemas.microsoft.com/office/word/2006/wordml" xmlns:wp14="http://schemas.microsoft.com/office/word/2010/wordprocessingDrawing" xmlns:wp="http://schemas.openxmlformats.org/drawingml/2006/wordprocessingDrawing" xmlns:wpc="http://schemas.microsoft.com/office/word/2010/wordprocessingCanvas" xmlns:wpg="http://schemas.microsoft.com/office/word/2010/wordprocessingGroup" xmlns:wpi="http://schemas.microsoft.com/office/word/2010/wordprocessingInk" xmlns:wps="http://schemas.microsoft.com/office/word/2010/wordprocessingShape" mc:Ignorable="w14 wp14">
   <w:p>
     <w:pPr>
       <w:pStyle w:val="Header"/>
@@ -2057,7 +2231,7 @@
     </w:pPr>
     <w:r>
       <w:rPr>
-        <w:rFonts w:ascii="Times New Roman" w:hAnsi="Times New Roman"/>
+        <w:rFonts w:ascii="Times New Roman" w:hAnsi="Times New Roman" w:eastAsia="黑体"/>
         <w:sz w:val="18"/>
         <w:rFonts w:eastAsia="黑体"/>
         <w:rFonts w:eastAsia="黑体"/>
@@ -2069,7 +2243,7 @@
 </file>
 
 <file path=word/numbering.xml><?xml version="1.0" encoding="utf-8"?>
-<w:numbering xmlns:m="http://schemas.openxmlformats.org/officeDocument/2006/math" xmlns:mc="http://schemas.openxmlformats.org/markup-compatibility/2006" xmlns:mo="http://schemas.microsoft.com/office/mac/office/2008/main" xmlns:mv="urn:schemas-microsoft-com:mac:vml" xmlns:o="urn:schemas-microsoft-com:office:office" xmlns:r="http://schemas.openxmlformats.org/officeDocument/2006/relationships" xmlns:v="urn:schemas-microsoft-com:vml" xmlns:w="http://schemas.openxmlformats.org/wordprocessingml/2006/main" xmlns:w10="urn:schemas-microsoft-com:office:word" xmlns:w14="http://schemas.microsoft.com/office/word/2010/wordml" xmlns:wne="http://schemas.microsoft.com/office/word/2006/wordml" xmlns:wp="http://schemas.openxmlformats.org/drawingml/2006/wordprocessingDrawing" xmlns:wp14="http://schemas.microsoft.com/office/word/2010/wordprocessingDrawing" xmlns:wpc="http://schemas.microsoft.com/office/word/2010/wordprocessingCanvas" xmlns:wpg="http://schemas.microsoft.com/office/word/2010/wordprocessingGroup" xmlns:wpi="http://schemas.microsoft.com/office/word/2010/wordprocessingInk" xmlns:wps="http://schemas.microsoft.com/office/word/2010/wordprocessingShape" mc:Ignorable="w14 wp14">
+<w:numbering xmlns:mc="http://schemas.openxmlformats.org/markup-compatibility/2006" xmlns:w="http://schemas.openxmlformats.org/wordprocessingml/2006/main" xmlns:m="http://schemas.openxmlformats.org/officeDocument/2006/math" xmlns:mo="http://schemas.microsoft.com/office/mac/office/2008/main" xmlns:mv="urn:schemas-microsoft-com:mac:vml" xmlns:o="urn:schemas-microsoft-com:office:office" xmlns:r="http://schemas.openxmlformats.org/officeDocument/2006/relationships" xmlns:v="urn:schemas-microsoft-com:vml" xmlns:w10="urn:schemas-microsoft-com:office:word" xmlns:w14="http://schemas.microsoft.com/office/word/2010/wordml" xmlns:wne="http://schemas.microsoft.com/office/word/2006/wordml" xmlns:wp="http://schemas.openxmlformats.org/drawingml/2006/wordprocessingDrawing" xmlns:wp14="http://schemas.microsoft.com/office/word/2010/wordprocessingDrawing" xmlns:wpc="http://schemas.microsoft.com/office/word/2010/wordprocessingCanvas" xmlns:wpg="http://schemas.microsoft.com/office/word/2010/wordprocessingGroup" xmlns:wpi="http://schemas.microsoft.com/office/word/2010/wordprocessingInk" xmlns:wps="http://schemas.microsoft.com/office/word/2010/wordprocessingShape" mc:Ignorable="w14 wp14">
   <w:abstractNum w:abstractNumId="0">
     <w:nsid w:val="FFFFFF7C"/>
     <w:multiLevelType w:val="singleLevel"/>
@@ -2156,7 +2330,7 @@
         <w:ind w:hanging="360" w:left="1440"/>
       </w:pPr>
       <w:rPr>
-        <w:rFonts w:ascii="Symbol" w:hAnsi="Symbol" w:hint="default"/>
+        <w:rFonts w:ascii="Symbol" w:hAnsi="Symbol" w:hint="default" w:eastAsia="黑体"/>
       </w:rPr>
     </w:lvl>
   </w:abstractNum>
@@ -2177,7 +2351,7 @@
         <w:ind w:hanging="360" w:left="1080"/>
       </w:pPr>
       <w:rPr>
-        <w:rFonts w:ascii="Symbol" w:hAnsi="Symbol" w:hint="default"/>
+        <w:rFonts w:ascii="Symbol" w:hAnsi="Symbol" w:hint="default" w:eastAsia="黑体"/>
       </w:rPr>
     </w:lvl>
   </w:abstractNum>
@@ -2198,7 +2372,7 @@
         <w:ind w:hanging="360" w:left="720"/>
       </w:pPr>
       <w:rPr>
-        <w:rFonts w:ascii="Symbol" w:hAnsi="Symbol" w:hint="default"/>
+        <w:rFonts w:ascii="Symbol" w:hAnsi="Symbol" w:hint="default" w:eastAsia="黑体"/>
       </w:rPr>
     </w:lvl>
   </w:abstractNum>
@@ -2237,7 +2411,7 @@
         <w:ind w:hanging="360" w:left="360"/>
       </w:pPr>
       <w:rPr>
-        <w:rFonts w:ascii="Symbol" w:hAnsi="Symbol" w:hint="default"/>
+        <w:rFonts w:ascii="Symbol" w:hAnsi="Symbol" w:hint="default" w:eastAsia="黑体"/>
       </w:rPr>
     </w:lvl>
   </w:abstractNum>
@@ -2328,7 +2502,7 @@
         <w:ind w:left="720" w:hanging="360"/>
       </w:pPr>
       <w:rPr>
-        <w:rFonts w:ascii="Symbol" w:hAnsi="Symbol" w:cs="Symbol" w:hint="default"/>
+        <w:rFonts w:ascii="Symbol" w:hAnsi="Symbol" w:cs="Symbol" w:hint="default" w:eastAsia="黑体"/>
       </w:rPr>
     </w:lvl>
     <w:lvl w:ilvl="1">
@@ -2339,7 +2513,7 @@
         <w:ind w:left="1440" w:hanging="360"/>
       </w:pPr>
       <w:rPr>
-        <w:rFonts w:ascii="Courier New" w:hAnsi="Courier New" w:cs="Courier New" w:hint="default"/>
+        <w:rFonts w:ascii="Courier New" w:hAnsi="Courier New" w:cs="Courier New" w:hint="default" w:eastAsia="黑体"/>
       </w:rPr>
     </w:lvl>
     <w:lvl w:ilvl="2">
@@ -2350,7 +2524,7 @@
         <w:ind w:left="2160" w:hanging="360"/>
       </w:pPr>
       <w:rPr>
-        <w:rFonts w:ascii="Wingdings" w:hAnsi="Wingdings" w:cs="Wingdings" w:hint="default"/>
+        <w:rFonts w:ascii="Wingdings" w:hAnsi="Wingdings" w:cs="Wingdings" w:hint="default" w:eastAsia="黑体"/>
       </w:rPr>
     </w:lvl>
     <w:lvl w:ilvl="3">
@@ -2361,7 +2535,7 @@
         <w:ind w:left="2880" w:hanging="360"/>
       </w:pPr>
       <w:rPr>
-        <w:rFonts w:ascii="Symbol" w:hAnsi="Symbol" w:cs="Symbol" w:hint="default"/>
+        <w:rFonts w:ascii="Symbol" w:hAnsi="Symbol" w:cs="Symbol" w:hint="default" w:eastAsia="黑体"/>
       </w:rPr>
     </w:lvl>
     <w:lvl w:ilvl="4">
@@ -2372,7 +2546,7 @@
         <w:ind w:left="3600" w:hanging="360"/>
       </w:pPr>
       <w:rPr>
-        <w:rFonts w:ascii="Courier New" w:hAnsi="Courier New" w:cs="Courier New" w:hint="default"/>
+        <w:rFonts w:ascii="Courier New" w:hAnsi="Courier New" w:cs="Courier New" w:hint="default" w:eastAsia="黑体"/>
       </w:rPr>
     </w:lvl>
     <w:lvl w:ilvl="5">
@@ -2383,7 +2557,7 @@
         <w:ind w:left="4320" w:hanging="360"/>
       </w:pPr>
       <w:rPr>
-        <w:rFonts w:ascii="Wingdings" w:hAnsi="Wingdings" w:cs="Wingdings" w:hint="default"/>
+        <w:rFonts w:ascii="Wingdings" w:hAnsi="Wingdings" w:cs="Wingdings" w:hint="default" w:eastAsia="黑体"/>
       </w:rPr>
     </w:lvl>
     <w:lvl w:ilvl="6">
@@ -2394,7 +2568,7 @@
         <w:ind w:left="5040" w:hanging="360"/>
       </w:pPr>
       <w:rPr>
-        <w:rFonts w:ascii="Symbol" w:hAnsi="Symbol" w:cs="Symbol" w:hint="default"/>
+        <w:rFonts w:ascii="Symbol" w:hAnsi="Symbol" w:cs="Symbol" w:hint="default" w:eastAsia="黑体"/>
       </w:rPr>
     </w:lvl>
     <w:lvl w:ilvl="7">
@@ -2405,7 +2579,7 @@
         <w:ind w:left="5760" w:hanging="360"/>
       </w:pPr>
       <w:rPr>
-        <w:rFonts w:ascii="Courier New" w:hAnsi="Courier New" w:cs="Courier New" w:hint="default"/>
+        <w:rFonts w:ascii="Courier New" w:hAnsi="Courier New" w:cs="Courier New" w:hint="default" w:eastAsia="黑体"/>
       </w:rPr>
     </w:lvl>
     <w:lvl w:ilvl="8">
@@ -2416,7 +2590,7 @@
         <w:ind w:left="6480" w:hanging="360"/>
       </w:pPr>
       <w:rPr>
-        <w:rFonts w:ascii="Wingdings" w:hAnsi="Wingdings" w:cs="Wingdings" w:hint="default"/>
+        <w:rFonts w:ascii="Wingdings" w:hAnsi="Wingdings" w:cs="Wingdings" w:hint="default" w:eastAsia="黑体"/>
       </w:rPr>
     </w:lvl>
   </w:abstractNum>
@@ -2472,11 +2646,11 @@
 </file>
 
 <file path=word/styles.xml><?xml version="1.0" encoding="utf-8"?>
-<w:styles xmlns:mc="http://schemas.openxmlformats.org/markup-compatibility/2006" xmlns:r="http://schemas.openxmlformats.org/officeDocument/2006/relationships" xmlns:w="http://schemas.openxmlformats.org/wordprocessingml/2006/main" xmlns:w14="http://schemas.microsoft.com/office/word/2010/wordml" mc:Ignorable="w14">
+<w:styles xmlns:mc="http://schemas.openxmlformats.org/markup-compatibility/2006" xmlns:w="http://schemas.openxmlformats.org/wordprocessingml/2006/main" xmlns:r="http://schemas.openxmlformats.org/officeDocument/2006/relationships" xmlns:w14="http://schemas.microsoft.com/office/word/2010/wordml" mc:Ignorable="w14">
   <w:docDefaults>
     <w:rPrDefault>
       <w:rPr>
-        <w:rFonts w:asciiTheme="minorHAnsi" w:cstheme="minorBidi" w:eastAsiaTheme="minorEastAsia" w:hAnsiTheme="minorHAnsi"/>
+        <w:rFonts w:asciiTheme="minorHAnsi" w:cstheme="minorBidi" w:hAnsiTheme="minorHAnsi" w:eastAsia="黑体"/>
         <w:sz w:val="22"/>
         <w:szCs w:val="22"/>
         <w:lang w:bidi="ar-SA" w:eastAsia="en-US" w:val="en-US"/>
@@ -2698,7 +2872,7 @@
       <w:outlineLvl w:val="0"/>
     </w:pPr>
     <w:rPr>
-      <w:rFonts w:ascii="Times New Roman" w:asciiTheme="majorHAnsi" w:cstheme="majorBidi" w:eastAsia="黑体" w:eastAsiaTheme="majorEastAsia" w:hAnsi="Times New Roman" w:hAnsiTheme="majorHAnsi"/>
+      <w:rFonts w:ascii="Times New Roman" w:asciiTheme="majorHAnsi" w:cstheme="majorBidi" w:eastAsia="黑体" w:hAnsi="Times New Roman" w:hAnsiTheme="majorHAnsi"/>
       <w:b/>
       <w:bCs/>
       <w:color w:val="1F3864"/>
@@ -2722,7 +2896,7 @@
       <w:outlineLvl w:val="1"/>
     </w:pPr>
     <w:rPr>
-      <w:rFonts w:ascii="Times New Roman" w:asciiTheme="majorHAnsi" w:cstheme="majorBidi" w:eastAsia="黑体" w:eastAsiaTheme="majorEastAsia" w:hAnsi="Times New Roman" w:hAnsiTheme="majorHAnsi"/>
+      <w:rFonts w:ascii="Times New Roman" w:asciiTheme="majorHAnsi" w:cstheme="majorBidi" w:eastAsia="黑体" w:hAnsi="Times New Roman" w:hAnsiTheme="majorHAnsi"/>
       <w:b/>
       <w:bCs/>
       <w:color w:val="2E4E7E"/>
@@ -2746,7 +2920,7 @@
       <w:outlineLvl w:val="2"/>
     </w:pPr>
     <w:rPr>
-      <w:rFonts w:ascii="Times New Roman" w:asciiTheme="majorHAnsi" w:cstheme="majorBidi" w:eastAsia="黑体" w:eastAsiaTheme="majorEastAsia" w:hAnsi="Times New Roman" w:hAnsiTheme="majorHAnsi"/>
+      <w:rFonts w:ascii="Times New Roman" w:asciiTheme="majorHAnsi" w:cstheme="majorBidi" w:eastAsia="黑体" w:hAnsi="Times New Roman" w:hAnsiTheme="majorHAnsi"/>
       <w:b/>
       <w:bCs/>
       <w:color w:val="2E4E7E"/>
@@ -2770,7 +2944,7 @@
       <w:outlineLvl w:val="3"/>
     </w:pPr>
     <w:rPr>
-      <w:rFonts w:ascii="Times New Roman" w:asciiTheme="majorHAnsi" w:cstheme="majorBidi" w:eastAsia="黑体" w:eastAsiaTheme="majorEastAsia" w:hAnsi="Times New Roman" w:hAnsiTheme="majorHAnsi"/>
+      <w:rFonts w:ascii="Times New Roman" w:asciiTheme="majorHAnsi" w:cstheme="majorBidi" w:eastAsia="黑体" w:hAnsi="Times New Roman" w:hAnsiTheme="majorHAnsi"/>
       <w:b/>
       <w:bCs/>
       <w:i/>
@@ -2796,7 +2970,7 @@
       <w:outlineLvl w:val="4"/>
     </w:pPr>
     <w:rPr>
-      <w:rFonts w:ascii="Times New Roman" w:asciiTheme="majorHAnsi" w:cstheme="majorBidi" w:eastAsia="黑体" w:eastAsiaTheme="majorEastAsia" w:hAnsi="Times New Roman" w:hAnsiTheme="majorHAnsi"/>
+      <w:rFonts w:ascii="Times New Roman" w:asciiTheme="majorHAnsi" w:cstheme="majorBidi" w:eastAsia="黑体" w:hAnsi="Times New Roman" w:hAnsiTheme="majorHAnsi"/>
       <w:b/>
       <w:color w:val="333333"/>
       <w:sz w:val="22"/>
@@ -2819,7 +2993,7 @@
       <w:outlineLvl w:val="5"/>
     </w:pPr>
     <w:rPr>
-      <w:rFonts w:asciiTheme="majorHAnsi" w:cstheme="majorBidi" w:eastAsiaTheme="majorEastAsia" w:hAnsiTheme="majorHAnsi"/>
+      <w:rFonts w:asciiTheme="majorHAnsi" w:cstheme="majorBidi" w:hAnsiTheme="majorHAnsi" w:eastAsia="黑体"/>
       <w:i/>
       <w:iCs/>
       <w:color w:themeColor="accent1" w:themeShade="7F" w:val="243F60"/>
@@ -2842,7 +3016,7 @@
       <w:outlineLvl w:val="6"/>
     </w:pPr>
     <w:rPr>
-      <w:rFonts w:asciiTheme="majorHAnsi" w:cstheme="majorBidi" w:eastAsiaTheme="majorEastAsia" w:hAnsiTheme="majorHAnsi"/>
+      <w:rFonts w:asciiTheme="majorHAnsi" w:cstheme="majorBidi" w:hAnsiTheme="majorHAnsi" w:eastAsia="黑体"/>
       <w:i/>
       <w:iCs/>
       <w:color w:themeColor="text1" w:themeTint="BF" w:val="404040"/>
@@ -2865,7 +3039,7 @@
       <w:outlineLvl w:val="7"/>
     </w:pPr>
     <w:rPr>
-      <w:rFonts w:asciiTheme="majorHAnsi" w:cstheme="majorBidi" w:eastAsiaTheme="majorEastAsia" w:hAnsiTheme="majorHAnsi"/>
+      <w:rFonts w:asciiTheme="majorHAnsi" w:cstheme="majorBidi" w:hAnsiTheme="majorHAnsi" w:eastAsia="黑体"/>
       <w:color w:themeColor="accent1" w:val="4F81BD"/>
       <w:sz w:val="20"/>
       <w:szCs w:val="20"/>
@@ -2888,7 +3062,7 @@
       <w:outlineLvl w:val="8"/>
     </w:pPr>
     <w:rPr>
-      <w:rFonts w:asciiTheme="majorHAnsi" w:cstheme="majorBidi" w:eastAsiaTheme="majorEastAsia" w:hAnsiTheme="majorHAnsi"/>
+      <w:rFonts w:asciiTheme="majorHAnsi" w:cstheme="majorBidi" w:hAnsiTheme="majorHAnsi" w:eastAsia="黑体"/>
       <w:i/>
       <w:iCs/>
       <w:color w:themeColor="text1" w:themeTint="BF" w:val="404040"/>
@@ -2939,7 +3113,7 @@
     <w:uiPriority w:val="9"/>
     <w:rsid w:val="00FC693F"/>
     <w:rPr>
-      <w:rFonts w:asciiTheme="majorHAnsi" w:cstheme="majorBidi" w:eastAsiaTheme="majorEastAsia" w:hAnsiTheme="majorHAnsi"/>
+      <w:rFonts w:asciiTheme="majorHAnsi" w:cstheme="majorBidi" w:hAnsiTheme="majorHAnsi" w:eastAsia="黑体"/>
       <w:b/>
       <w:bCs/>
       <w:color w:themeColor="accent1" w:themeShade="BF" w:val="365F91"/>
@@ -2954,7 +3128,7 @@
     <w:uiPriority w:val="9"/>
     <w:rsid w:val="00FC693F"/>
     <w:rPr>
-      <w:rFonts w:asciiTheme="majorHAnsi" w:cstheme="majorBidi" w:eastAsiaTheme="majorEastAsia" w:hAnsiTheme="majorHAnsi"/>
+      <w:rFonts w:asciiTheme="majorHAnsi" w:cstheme="majorBidi" w:hAnsiTheme="majorHAnsi" w:eastAsia="黑体"/>
       <w:b/>
       <w:bCs/>
       <w:color w:themeColor="accent1" w:val="4F81BD"/>
@@ -2969,7 +3143,7 @@
     <w:uiPriority w:val="9"/>
     <w:rsid w:val="00FC693F"/>
     <w:rPr>
-      <w:rFonts w:asciiTheme="majorHAnsi" w:cstheme="majorBidi" w:eastAsiaTheme="majorEastAsia" w:hAnsiTheme="majorHAnsi"/>
+      <w:rFonts w:asciiTheme="majorHAnsi" w:cstheme="majorBidi" w:hAnsiTheme="majorHAnsi" w:eastAsia="黑体"/>
       <w:b/>
       <w:bCs/>
       <w:color w:themeColor="accent1" w:val="4F81BD"/>
@@ -2992,7 +3166,7 @@
       <w:contextualSpacing/>
     </w:pPr>
     <w:rPr>
-      <w:rFonts w:ascii="Times New Roman" w:asciiTheme="majorHAnsi" w:cstheme="majorBidi" w:eastAsia="黑体" w:eastAsiaTheme="majorEastAsia" w:hAnsi="Times New Roman" w:hAnsiTheme="majorHAnsi"/>
+      <w:rFonts w:ascii="Times New Roman" w:asciiTheme="majorHAnsi" w:cstheme="majorBidi" w:eastAsia="黑体" w:hAnsi="Times New Roman" w:hAnsiTheme="majorHAnsi"/>
       <w:b/>
       <w:color w:val="1F3864"/>
       <w:spacing w:val="5"/>
@@ -3008,7 +3182,7 @@
     <w:uiPriority w:val="10"/>
     <w:rsid w:val="00FC693F"/>
     <w:rPr>
-      <w:rFonts w:asciiTheme="majorHAnsi" w:cstheme="majorBidi" w:eastAsiaTheme="majorEastAsia" w:hAnsiTheme="majorHAnsi"/>
+      <w:rFonts w:asciiTheme="majorHAnsi" w:cstheme="majorBidi" w:hAnsiTheme="majorHAnsi" w:eastAsia="黑体"/>
       <w:color w:themeColor="text2" w:themeShade="BF" w:val="17365D"/>
       <w:spacing w:val="5"/>
       <w:kern w:val="28"/>
@@ -3030,7 +3204,7 @@
       </w:numPr>
     </w:pPr>
     <w:rPr>
-      <w:rFonts w:asciiTheme="majorHAnsi" w:cstheme="majorBidi" w:eastAsiaTheme="majorEastAsia" w:hAnsiTheme="majorHAnsi"/>
+      <w:rFonts w:asciiTheme="majorHAnsi" w:cstheme="majorBidi" w:hAnsiTheme="majorHAnsi" w:eastAsia="黑体"/>
       <w:i/>
       <w:iCs/>
       <w:color w:themeColor="accent1" w:val="4F81BD"/>
@@ -3046,7 +3220,7 @@
     <w:uiPriority w:val="11"/>
     <w:rsid w:val="00FC693F"/>
     <w:rPr>
-      <w:rFonts w:asciiTheme="majorHAnsi" w:cstheme="majorBidi" w:eastAsiaTheme="majorEastAsia" w:hAnsiTheme="majorHAnsi"/>
+      <w:rFonts w:asciiTheme="majorHAnsi" w:cstheme="majorBidi" w:hAnsiTheme="majorHAnsi" w:eastAsia="黑体"/>
       <w:i/>
       <w:iCs/>
       <w:color w:themeColor="accent1" w:val="4F81BD"/>
@@ -3113,6 +3287,7 @@
       <w:spacing w:after="120"/>
     </w:pPr>
     <w:rPr>
+      <w:rFonts w:eastAsia="黑体"/>
       <w:sz w:val="16"/>
       <w:szCs w:val="16"/>
     </w:rPr>
@@ -3124,6 +3299,7 @@
     <w:uiPriority w:val="99"/>
     <w:rsid w:val="00AA1D8D"/>
     <w:rPr>
+      <w:rFonts w:eastAsia="黑体"/>
       <w:sz w:val="16"/>
       <w:szCs w:val="16"/>
     </w:rPr>
@@ -3293,7 +3469,7 @@
       </w:tabs>
     </w:pPr>
     <w:rPr>
-      <w:rFonts w:ascii="Courier" w:hAnsi="Courier"/>
+      <w:rFonts w:ascii="Courier" w:hAnsi="Courier" w:eastAsia="黑体"/>
       <w:sz w:val="20"/>
       <w:szCs w:val="20"/>
     </w:rPr>
@@ -3305,7 +3481,7 @@
     <w:uiPriority w:val="99"/>
     <w:rsid w:val="0029639D"/>
     <w:rPr>
-      <w:rFonts w:ascii="Courier" w:hAnsi="Courier"/>
+      <w:rFonts w:ascii="Courier" w:hAnsi="Courier" w:eastAsia="黑体"/>
       <w:sz w:val="20"/>
       <w:szCs w:val="20"/>
     </w:rPr>
@@ -3341,6 +3517,7 @@
     <w:uiPriority w:val="29"/>
     <w:rsid w:val="00FC693F"/>
     <w:rPr>
+      <w:rFonts w:eastAsia="黑体"/>
       <w:i/>
       <w:iCs/>
       <w:color w:themeColor="text1" w:val="000000"/>
@@ -3354,7 +3531,7 @@
     <w:semiHidden/>
     <w:rsid w:val="00FC693F"/>
     <w:rPr>
-      <w:rFonts w:asciiTheme="majorHAnsi" w:cstheme="majorBidi" w:eastAsiaTheme="majorEastAsia" w:hAnsiTheme="majorHAnsi"/>
+      <w:rFonts w:asciiTheme="majorHAnsi" w:cstheme="majorBidi" w:hAnsiTheme="majorHAnsi" w:eastAsia="黑体"/>
       <w:b/>
       <w:bCs/>
       <w:i/>
@@ -3370,7 +3547,7 @@
     <w:semiHidden/>
     <w:rsid w:val="00FC693F"/>
     <w:rPr>
-      <w:rFonts w:asciiTheme="majorHAnsi" w:cstheme="majorBidi" w:eastAsiaTheme="majorEastAsia" w:hAnsiTheme="majorHAnsi"/>
+      <w:rFonts w:asciiTheme="majorHAnsi" w:cstheme="majorBidi" w:hAnsiTheme="majorHAnsi" w:eastAsia="黑体"/>
       <w:color w:themeColor="accent1" w:themeShade="7F" w:val="243F60"/>
     </w:rPr>
   </w:style>
@@ -3382,7 +3559,7 @@
     <w:semiHidden/>
     <w:rsid w:val="00FC693F"/>
     <w:rPr>
-      <w:rFonts w:asciiTheme="majorHAnsi" w:cstheme="majorBidi" w:eastAsiaTheme="majorEastAsia" w:hAnsiTheme="majorHAnsi"/>
+      <w:rFonts w:asciiTheme="majorHAnsi" w:cstheme="majorBidi" w:hAnsiTheme="majorHAnsi" w:eastAsia="黑体"/>
       <w:i/>
       <w:iCs/>
       <w:color w:themeColor="accent1" w:themeShade="7F" w:val="243F60"/>
@@ -3396,7 +3573,7 @@
     <w:semiHidden/>
     <w:rsid w:val="00FC693F"/>
     <w:rPr>
-      <w:rFonts w:asciiTheme="majorHAnsi" w:cstheme="majorBidi" w:eastAsiaTheme="majorEastAsia" w:hAnsiTheme="majorHAnsi"/>
+      <w:rFonts w:asciiTheme="majorHAnsi" w:cstheme="majorBidi" w:hAnsiTheme="majorHAnsi" w:eastAsia="黑体"/>
       <w:i/>
       <w:iCs/>
       <w:color w:themeColor="text1" w:themeTint="BF" w:val="404040"/>
@@ -3410,7 +3587,7 @@
     <w:semiHidden/>
     <w:rsid w:val="00FC693F"/>
     <w:rPr>
-      <w:rFonts w:asciiTheme="majorHAnsi" w:cstheme="majorBidi" w:eastAsiaTheme="majorEastAsia" w:hAnsiTheme="majorHAnsi"/>
+      <w:rFonts w:asciiTheme="majorHAnsi" w:cstheme="majorBidi" w:hAnsiTheme="majorHAnsi" w:eastAsia="黑体"/>
       <w:color w:themeColor="accent1" w:val="4F81BD"/>
       <w:sz w:val="20"/>
       <w:szCs w:val="20"/>
@@ -3424,7 +3601,7 @@
     <w:semiHidden/>
     <w:rsid w:val="00FC693F"/>
     <w:rPr>
-      <w:rFonts w:asciiTheme="majorHAnsi" w:cstheme="majorBidi" w:eastAsiaTheme="majorEastAsia" w:hAnsiTheme="majorHAnsi"/>
+      <w:rFonts w:asciiTheme="majorHAnsi" w:cstheme="majorBidi" w:hAnsiTheme="majorHAnsi" w:eastAsia="黑体"/>
       <w:i/>
       <w:iCs/>
       <w:color w:themeColor="text1" w:themeTint="BF" w:val="404040"/>
@@ -3445,6 +3622,7 @@
       <w:spacing w:line="240" w:lineRule="auto"/>
     </w:pPr>
     <w:rPr>
+      <w:rFonts w:eastAsia="黑体"/>
       <w:b/>
       <w:bCs/>
       <w:color w:themeColor="accent1" w:val="4F81BD"/>
@@ -3459,6 +3637,7 @@
     <w:qFormat/>
     <w:rsid w:val="00FC693F"/>
     <w:rPr>
+      <w:rFonts w:eastAsia="黑体"/>
       <w:b/>
       <w:bCs/>
     </w:rPr>
@@ -3470,6 +3649,7 @@
     <w:qFormat/>
     <w:rsid w:val="00FC693F"/>
     <w:rPr>
+      <w:rFonts w:eastAsia="黑体"/>
       <w:i/>
       <w:iCs/>
     </w:rPr>
@@ -3490,6 +3670,7 @@
       <w:ind w:left="936" w:right="936"/>
     </w:pPr>
     <w:rPr>
+      <w:rFonts w:eastAsia="黑体"/>
       <w:b/>
       <w:bCs/>
       <w:i/>
@@ -3504,6 +3685,7 @@
     <w:uiPriority w:val="30"/>
     <w:rsid w:val="00FC693F"/>
     <w:rPr>
+      <w:rFonts w:eastAsia="黑体"/>
       <w:b/>
       <w:bCs/>
       <w:i/>
@@ -3518,6 +3700,7 @@
     <w:qFormat/>
     <w:rsid w:val="00FC693F"/>
     <w:rPr>
+      <w:rFonts w:eastAsia="黑体"/>
       <w:i/>
       <w:iCs/>
       <w:color w:themeColor="text1" w:themeTint="7F" w:val="808080"/>
@@ -3530,6 +3713,7 @@
     <w:qFormat/>
     <w:rsid w:val="00FC693F"/>
     <w:rPr>
+      <w:rFonts w:eastAsia="黑体"/>
       <w:b/>
       <w:bCs/>
       <w:i/>
@@ -3544,6 +3728,7 @@
     <w:qFormat/>
     <w:rsid w:val="00FC693F"/>
     <w:rPr>
+      <w:rFonts w:eastAsia="黑体"/>
       <w:smallCaps/>
       <w:color w:themeColor="accent2" w:val="C0504D"/>
       <w:u w:val="single"/>
@@ -3556,6 +3741,7 @@
     <w:qFormat/>
     <w:rsid w:val="00FC693F"/>
     <w:rPr>
+      <w:rFonts w:eastAsia="黑体"/>
       <w:b/>
       <w:bCs/>
       <w:smallCaps/>
@@ -3571,6 +3757,7 @@
     <w:qFormat/>
     <w:rsid w:val="00FC693F"/>
     <w:rPr>
+      <w:rFonts w:eastAsia="黑体"/>
       <w:b/>
       <w:bCs/>
       <w:smallCaps/>
@@ -3625,6 +3812,7 @@
       <w:spacing w:after="0" w:line="240" w:lineRule="auto"/>
     </w:pPr>
     <w:rPr>
+      <w:rFonts w:eastAsia="黑体"/>
       <w:color w:themeColor="text1" w:themeShade="BF" w:val="000000"/>
     </w:rPr>
     <w:tblPr>
@@ -3647,6 +3835,7 @@
         <w:spacing w:after="0" w:before="0" w:line="240" w:lineRule="auto"/>
       </w:pPr>
       <w:rPr>
+        <w:rFonts w:eastAsia="黑体"/>
         <w:b/>
         <w:bCs/>
       </w:rPr>
@@ -3667,6 +3856,7 @@
         <w:spacing w:after="0" w:before="0" w:line="240" w:lineRule="auto"/>
       </w:pPr>
       <w:rPr>
+        <w:rFonts w:eastAsia="黑体"/>
         <w:b/>
         <w:bCs/>
       </w:rPr>
@@ -3684,12 +3874,14 @@
     </w:tblStylePr>
     <w:tblStylePr w:type="firstCol">
       <w:rPr>
+        <w:rFonts w:eastAsia="黑体"/>
         <w:b/>
         <w:bCs/>
       </w:rPr>
     </w:tblStylePr>
     <w:tblStylePr w:type="lastCol">
       <w:rPr>
+        <w:rFonts w:eastAsia="黑体"/>
         <w:b/>
         <w:bCs/>
       </w:rPr>
@@ -3728,6 +3920,7 @@
       <w:spacing w:after="0" w:line="240" w:lineRule="auto"/>
     </w:pPr>
     <w:rPr>
+      <w:rFonts w:eastAsia="黑体"/>
       <w:color w:themeColor="accent1" w:themeShade="BF" w:val="365F91"/>
     </w:rPr>
     <w:tblPr>
@@ -3750,6 +3943,7 @@
         <w:spacing w:after="0" w:before="0" w:line="240" w:lineRule="auto"/>
       </w:pPr>
       <w:rPr>
+        <w:rFonts w:eastAsia="黑体"/>
         <w:b/>
         <w:bCs/>
       </w:rPr>
@@ -3770,6 +3964,7 @@
         <w:spacing w:after="0" w:before="0" w:line="240" w:lineRule="auto"/>
       </w:pPr>
       <w:rPr>
+        <w:rFonts w:eastAsia="黑体"/>
         <w:b/>
         <w:bCs/>
       </w:rPr>
@@ -3787,12 +3982,14 @@
     </w:tblStylePr>
     <w:tblStylePr w:type="firstCol">
       <w:rPr>
+        <w:rFonts w:eastAsia="黑体"/>
         <w:b/>
         <w:bCs/>
       </w:rPr>
     </w:tblStylePr>
     <w:tblStylePr w:type="lastCol">
       <w:rPr>
+        <w:rFonts w:eastAsia="黑体"/>
         <w:b/>
         <w:bCs/>
       </w:rPr>
@@ -3831,6 +4028,7 @@
       <w:spacing w:after="0" w:line="240" w:lineRule="auto"/>
     </w:pPr>
     <w:rPr>
+      <w:rFonts w:eastAsia="黑体"/>
       <w:color w:themeColor="accent2" w:themeShade="BF" w:val="943634"/>
     </w:rPr>
     <w:tblPr>
@@ -3853,6 +4051,7 @@
         <w:spacing w:after="0" w:before="0" w:line="240" w:lineRule="auto"/>
       </w:pPr>
       <w:rPr>
+        <w:rFonts w:eastAsia="黑体"/>
         <w:b/>
         <w:bCs/>
       </w:rPr>
@@ -3873,6 +4072,7 @@
         <w:spacing w:after="0" w:before="0" w:line="240" w:lineRule="auto"/>
       </w:pPr>
       <w:rPr>
+        <w:rFonts w:eastAsia="黑体"/>
         <w:b/>
         <w:bCs/>
       </w:rPr>
@@ -3890,12 +4090,14 @@
     </w:tblStylePr>
     <w:tblStylePr w:type="firstCol">
       <w:rPr>
+        <w:rFonts w:eastAsia="黑体"/>
         <w:b/>
         <w:bCs/>
       </w:rPr>
     </w:tblStylePr>
     <w:tblStylePr w:type="lastCol">
       <w:rPr>
+        <w:rFonts w:eastAsia="黑体"/>
         <w:b/>
         <w:bCs/>
       </w:rPr>
@@ -3934,6 +4136,7 @@
       <w:spacing w:after="0" w:line="240" w:lineRule="auto"/>
     </w:pPr>
     <w:rPr>
+      <w:rFonts w:eastAsia="黑体"/>
       <w:color w:themeColor="accent3" w:themeShade="BF" w:val="76923C"/>
     </w:rPr>
     <w:tblPr>
@@ -3956,6 +4159,7 @@
         <w:spacing w:after="0" w:before="0" w:line="240" w:lineRule="auto"/>
       </w:pPr>
       <w:rPr>
+        <w:rFonts w:eastAsia="黑体"/>
         <w:b/>
         <w:bCs/>
       </w:rPr>
@@ -3976,6 +4180,7 @@
         <w:spacing w:after="0" w:before="0" w:line="240" w:lineRule="auto"/>
       </w:pPr>
       <w:rPr>
+        <w:rFonts w:eastAsia="黑体"/>
         <w:b/>
         <w:bCs/>
       </w:rPr>
@@ -3993,12 +4198,14 @@
     </w:tblStylePr>
     <w:tblStylePr w:type="firstCol">
       <w:rPr>
+        <w:rFonts w:eastAsia="黑体"/>
         <w:b/>
         <w:bCs/>
       </w:rPr>
     </w:tblStylePr>
     <w:tblStylePr w:type="lastCol">
       <w:rPr>
+        <w:rFonts w:eastAsia="黑体"/>
         <w:b/>
         <w:bCs/>
       </w:rPr>
@@ -4037,6 +4244,7 @@
       <w:spacing w:after="0" w:line="240" w:lineRule="auto"/>
     </w:pPr>
     <w:rPr>
+      <w:rFonts w:eastAsia="黑体"/>
       <w:color w:themeColor="accent4" w:themeShade="BF" w:val="5F497A"/>
     </w:rPr>
     <w:tblPr>
@@ -4059,6 +4267,7 @@
         <w:spacing w:after="0" w:before="0" w:line="240" w:lineRule="auto"/>
       </w:pPr>
       <w:rPr>
+        <w:rFonts w:eastAsia="黑体"/>
         <w:b/>
         <w:bCs/>
       </w:rPr>
@@ -4079,6 +4288,7 @@
         <w:spacing w:after="0" w:before="0" w:line="240" w:lineRule="auto"/>
       </w:pPr>
       <w:rPr>
+        <w:rFonts w:eastAsia="黑体"/>
         <w:b/>
         <w:bCs/>
       </w:rPr>
@@ -4096,12 +4306,14 @@
     </w:tblStylePr>
     <w:tblStylePr w:type="firstCol">
       <w:rPr>
+        <w:rFonts w:eastAsia="黑体"/>
         <w:b/>
         <w:bCs/>
       </w:rPr>
     </w:tblStylePr>
     <w:tblStylePr w:type="lastCol">
       <w:rPr>
+        <w:rFonts w:eastAsia="黑体"/>
         <w:b/>
         <w:bCs/>
       </w:rPr>
@@ -4140,6 +4352,7 @@
       <w:spacing w:after="0" w:line="240" w:lineRule="auto"/>
     </w:pPr>
     <w:rPr>
+      <w:rFonts w:eastAsia="黑体"/>
       <w:color w:themeColor="accent5" w:themeShade="BF" w:val="31849B"/>
     </w:rPr>
     <w:tblPr>
@@ -4162,6 +4375,7 @@
         <w:spacing w:after="0" w:before="0" w:line="240" w:lineRule="auto"/>
       </w:pPr>
       <w:rPr>
+        <w:rFonts w:eastAsia="黑体"/>
         <w:b/>
         <w:bCs/>
       </w:rPr>
@@ -4182,6 +4396,7 @@
         <w:spacing w:after="0" w:before="0" w:line="240" w:lineRule="auto"/>
       </w:pPr>
       <w:rPr>
+        <w:rFonts w:eastAsia="黑体"/>
         <w:b/>
         <w:bCs/>
       </w:rPr>
@@ -4199,12 +4414,14 @@
     </w:tblStylePr>
     <w:tblStylePr w:type="firstCol">
       <w:rPr>
+        <w:rFonts w:eastAsia="黑体"/>
         <w:b/>
         <w:bCs/>
       </w:rPr>
     </w:tblStylePr>
     <w:tblStylePr w:type="lastCol">
       <w:rPr>
+        <w:rFonts w:eastAsia="黑体"/>
         <w:b/>
         <w:bCs/>
       </w:rPr>
@@ -4243,6 +4460,7 @@
       <w:spacing w:after="0" w:line="240" w:lineRule="auto"/>
     </w:pPr>
     <w:rPr>
+      <w:rFonts w:eastAsia="黑体"/>
       <w:color w:themeColor="accent6" w:themeShade="BF" w:val="E36C0A"/>
     </w:rPr>
     <w:tblPr>
@@ -4265,6 +4483,7 @@
         <w:spacing w:after="0" w:before="0" w:line="240" w:lineRule="auto"/>
       </w:pPr>
       <w:rPr>
+        <w:rFonts w:eastAsia="黑体"/>
         <w:b/>
         <w:bCs/>
       </w:rPr>
@@ -4285,6 +4504,7 @@
         <w:spacing w:after="0" w:before="0" w:line="240" w:lineRule="auto"/>
       </w:pPr>
       <w:rPr>
+        <w:rFonts w:eastAsia="黑体"/>
         <w:b/>
         <w:bCs/>
       </w:rPr>
@@ -4302,12 +4522,14 @@
     </w:tblStylePr>
     <w:tblStylePr w:type="firstCol">
       <w:rPr>
+        <w:rFonts w:eastAsia="黑体"/>
         <w:b/>
         <w:bCs/>
       </w:rPr>
     </w:tblStylePr>
     <w:tblStylePr w:type="lastCol">
       <w:rPr>
+        <w:rFonts w:eastAsia="黑体"/>
         <w:b/>
         <w:bCs/>
       </w:rPr>
@@ -4367,6 +4589,7 @@
         <w:spacing w:after="0" w:before="0" w:line="240" w:lineRule="auto"/>
       </w:pPr>
       <w:rPr>
+        <w:rFonts w:eastAsia="黑体"/>
         <w:b/>
         <w:bCs/>
         <w:color w:themeColor="background1" w:val="FFFFFF"/>
@@ -4381,6 +4604,7 @@
         <w:spacing w:after="0" w:before="0" w:line="240" w:lineRule="auto"/>
       </w:pPr>
       <w:rPr>
+        <w:rFonts w:eastAsia="黑体"/>
         <w:b/>
         <w:bCs/>
       </w:rPr>
@@ -4396,12 +4620,14 @@
     </w:tblStylePr>
     <w:tblStylePr w:type="firstCol">
       <w:rPr>
+        <w:rFonts w:eastAsia="黑体"/>
         <w:b/>
         <w:bCs/>
       </w:rPr>
     </w:tblStylePr>
     <w:tblStylePr w:type="lastCol">
       <w:rPr>
+        <w:rFonts w:eastAsia="黑体"/>
         <w:b/>
         <w:bCs/>
       </w:rPr>
@@ -4459,6 +4685,7 @@
         <w:spacing w:after="0" w:before="0" w:line="240" w:lineRule="auto"/>
       </w:pPr>
       <w:rPr>
+        <w:rFonts w:eastAsia="黑体"/>
         <w:b/>
         <w:bCs/>
         <w:color w:themeColor="background1" w:val="FFFFFF"/>
@@ -4473,6 +4700,7 @@
         <w:spacing w:after="0" w:before="0" w:line="240" w:lineRule="auto"/>
       </w:pPr>
       <w:rPr>
+        <w:rFonts w:eastAsia="黑体"/>
         <w:b/>
         <w:bCs/>
       </w:rPr>
@@ -4488,12 +4716,14 @@
     </w:tblStylePr>
     <w:tblStylePr w:type="firstCol">
       <w:rPr>
+        <w:rFonts w:eastAsia="黑体"/>
         <w:b/>
         <w:bCs/>
       </w:rPr>
     </w:tblStylePr>
     <w:tblStylePr w:type="lastCol">
       <w:rPr>
+        <w:rFonts w:eastAsia="黑体"/>
         <w:b/>
         <w:bCs/>
       </w:rPr>
@@ -4551,6 +4781,7 @@
         <w:spacing w:after="0" w:before="0" w:line="240" w:lineRule="auto"/>
       </w:pPr>
       <w:rPr>
+        <w:rFonts w:eastAsia="黑体"/>
         <w:b/>
         <w:bCs/>
         <w:color w:themeColor="background1" w:val="FFFFFF"/>
@@ -4565,6 +4796,7 @@
         <w:spacing w:after="0" w:before="0" w:line="240" w:lineRule="auto"/>
       </w:pPr>
       <w:rPr>
+        <w:rFonts w:eastAsia="黑体"/>
         <w:b/>
         <w:bCs/>
       </w:rPr>
@@ -4580,12 +4812,14 @@
     </w:tblStylePr>
     <w:tblStylePr w:type="firstCol">
       <w:rPr>
+        <w:rFonts w:eastAsia="黑体"/>
         <w:b/>
         <w:bCs/>
       </w:rPr>
     </w:tblStylePr>
     <w:tblStylePr w:type="lastCol">
       <w:rPr>
+        <w:rFonts w:eastAsia="黑体"/>
         <w:b/>
         <w:bCs/>
       </w:rPr>
@@ -4643,6 +4877,7 @@
         <w:spacing w:after="0" w:before="0" w:line="240" w:lineRule="auto"/>
       </w:pPr>
       <w:rPr>
+        <w:rFonts w:eastAsia="黑体"/>
         <w:b/>
         <w:bCs/>
         <w:color w:themeColor="background1" w:val="FFFFFF"/>
@@ -4657,6 +4892,7 @@
         <w:spacing w:after="0" w:before="0" w:line="240" w:lineRule="auto"/>
       </w:pPr>
       <w:rPr>
+        <w:rFonts w:eastAsia="黑体"/>
         <w:b/>
         <w:bCs/>
       </w:rPr>
@@ -4672,12 +4908,14 @@
     </w:tblStylePr>
     <w:tblStylePr w:type="firstCol">
       <w:rPr>
+        <w:rFonts w:eastAsia="黑体"/>
         <w:b/>
         <w:bCs/>
       </w:rPr>
     </w:tblStylePr>
     <w:tblStylePr w:type="lastCol">
       <w:rPr>
+        <w:rFonts w:eastAsia="黑体"/>
         <w:b/>
         <w:bCs/>
       </w:rPr>
@@ -4735,6 +4973,7 @@
         <w:spacing w:after="0" w:before="0" w:line="240" w:lineRule="auto"/>
       </w:pPr>
       <w:rPr>
+        <w:rFonts w:eastAsia="黑体"/>
         <w:b/>
         <w:bCs/>
         <w:color w:themeColor="background1" w:val="FFFFFF"/>
@@ -4749,6 +4988,7 @@
         <w:spacing w:after="0" w:before="0" w:line="240" w:lineRule="auto"/>
       </w:pPr>
       <w:rPr>
+        <w:rFonts w:eastAsia="黑体"/>
         <w:b/>
         <w:bCs/>
       </w:rPr>
@@ -4764,12 +5004,14 @@
     </w:tblStylePr>
     <w:tblStylePr w:type="firstCol">
       <w:rPr>
+        <w:rFonts w:eastAsia="黑体"/>
         <w:b/>
         <w:bCs/>
       </w:rPr>
     </w:tblStylePr>
     <w:tblStylePr w:type="lastCol">
       <w:rPr>
+        <w:rFonts w:eastAsia="黑体"/>
         <w:b/>
         <w:bCs/>
       </w:rPr>
@@ -4827,6 +5069,7 @@
         <w:spacing w:after="0" w:before="0" w:line="240" w:lineRule="auto"/>
       </w:pPr>
       <w:rPr>
+        <w:rFonts w:eastAsia="黑体"/>
         <w:b/>
         <w:bCs/>
         <w:color w:themeColor="background1" w:val="FFFFFF"/>
@@ -4841,6 +5084,7 @@
         <w:spacing w:after="0" w:before="0" w:line="240" w:lineRule="auto"/>
       </w:pPr>
       <w:rPr>
+        <w:rFonts w:eastAsia="黑体"/>
         <w:b/>
         <w:bCs/>
       </w:rPr>
@@ -4856,12 +5100,14 @@
     </w:tblStylePr>
     <w:tblStylePr w:type="firstCol">
       <w:rPr>
+        <w:rFonts w:eastAsia="黑体"/>
         <w:b/>
         <w:bCs/>
       </w:rPr>
     </w:tblStylePr>
     <w:tblStylePr w:type="lastCol">
       <w:rPr>
+        <w:rFonts w:eastAsia="黑体"/>
         <w:b/>
         <w:bCs/>
       </w:rPr>
@@ -4919,6 +5165,7 @@
         <w:spacing w:after="0" w:before="0" w:line="240" w:lineRule="auto"/>
       </w:pPr>
       <w:rPr>
+        <w:rFonts w:eastAsia="黑体"/>
         <w:b/>
         <w:bCs/>
         <w:color w:themeColor="background1" w:val="FFFFFF"/>
@@ -4933,6 +5180,7 @@
         <w:spacing w:after="0" w:before="0" w:line="240" w:lineRule="auto"/>
       </w:pPr>
       <w:rPr>
+        <w:rFonts w:eastAsia="黑体"/>
         <w:b/>
         <w:bCs/>
       </w:rPr>
@@ -4948,12 +5196,14 @@
     </w:tblStylePr>
     <w:tblStylePr w:type="firstCol">
       <w:rPr>
+        <w:rFonts w:eastAsia="黑体"/>
         <w:b/>
         <w:bCs/>
       </w:rPr>
     </w:tblStylePr>
     <w:tblStylePr w:type="lastCol">
       <w:rPr>
+        <w:rFonts w:eastAsia="黑体"/>
         <w:b/>
         <w:bCs/>
       </w:rPr>
@@ -5013,7 +5263,7 @@
         <w:spacing w:after="0" w:before="0" w:line="240" w:lineRule="auto"/>
       </w:pPr>
       <w:rPr>
-        <w:rFonts w:asciiTheme="majorHAnsi" w:cstheme="majorBidi" w:eastAsiaTheme="majorEastAsia" w:hAnsiTheme="majorHAnsi"/>
+        <w:rFonts w:asciiTheme="majorHAnsi" w:cstheme="majorBidi" w:hAnsiTheme="majorHAnsi" w:eastAsia="黑体"/>
         <w:b/>
         <w:bCs/>
       </w:rPr>
@@ -5034,7 +5284,7 @@
         <w:spacing w:after="0" w:before="0" w:line="240" w:lineRule="auto"/>
       </w:pPr>
       <w:rPr>
-        <w:rFonts w:asciiTheme="majorHAnsi" w:cstheme="majorBidi" w:eastAsiaTheme="majorEastAsia" w:hAnsiTheme="majorHAnsi"/>
+        <w:rFonts w:asciiTheme="majorHAnsi" w:cstheme="majorBidi" w:hAnsiTheme="majorHAnsi" w:eastAsia="黑体"/>
         <w:b/>
         <w:bCs/>
       </w:rPr>
@@ -5052,14 +5302,14 @@
     </w:tblStylePr>
     <w:tblStylePr w:type="firstCol">
       <w:rPr>
-        <w:rFonts w:asciiTheme="majorHAnsi" w:cstheme="majorBidi" w:eastAsiaTheme="majorEastAsia" w:hAnsiTheme="majorHAnsi"/>
+        <w:rFonts w:asciiTheme="majorHAnsi" w:cstheme="majorBidi" w:hAnsiTheme="majorHAnsi" w:eastAsia="黑体"/>
         <w:b/>
         <w:bCs/>
       </w:rPr>
     </w:tblStylePr>
     <w:tblStylePr w:type="lastCol">
       <w:rPr>
-        <w:rFonts w:asciiTheme="majorHAnsi" w:cstheme="majorBidi" w:eastAsiaTheme="majorEastAsia" w:hAnsiTheme="majorHAnsi"/>
+        <w:rFonts w:asciiTheme="majorHAnsi" w:cstheme="majorBidi" w:hAnsiTheme="majorHAnsi" w:eastAsia="黑体"/>
         <w:b/>
         <w:bCs/>
       </w:rPr>
@@ -5143,7 +5393,7 @@
         <w:spacing w:after="0" w:before="0" w:line="240" w:lineRule="auto"/>
       </w:pPr>
       <w:rPr>
-        <w:rFonts w:asciiTheme="majorHAnsi" w:cstheme="majorBidi" w:eastAsiaTheme="majorEastAsia" w:hAnsiTheme="majorHAnsi"/>
+        <w:rFonts w:asciiTheme="majorHAnsi" w:cstheme="majorBidi" w:hAnsiTheme="majorHAnsi" w:eastAsia="黑体"/>
         <w:b/>
         <w:bCs/>
       </w:rPr>
@@ -5164,7 +5414,7 @@
         <w:spacing w:after="0" w:before="0" w:line="240" w:lineRule="auto"/>
       </w:pPr>
       <w:rPr>
-        <w:rFonts w:asciiTheme="majorHAnsi" w:cstheme="majorBidi" w:eastAsiaTheme="majorEastAsia" w:hAnsiTheme="majorHAnsi"/>
+        <w:rFonts w:asciiTheme="majorHAnsi" w:cstheme="majorBidi" w:hAnsiTheme="majorHAnsi" w:eastAsia="黑体"/>
         <w:b/>
         <w:bCs/>
       </w:rPr>
@@ -5182,14 +5432,14 @@
     </w:tblStylePr>
     <w:tblStylePr w:type="firstCol">
       <w:rPr>
-        <w:rFonts w:asciiTheme="majorHAnsi" w:cstheme="majorBidi" w:eastAsiaTheme="majorEastAsia" w:hAnsiTheme="majorHAnsi"/>
+        <w:rFonts w:asciiTheme="majorHAnsi" w:cstheme="majorBidi" w:hAnsiTheme="majorHAnsi" w:eastAsia="黑体"/>
         <w:b/>
         <w:bCs/>
       </w:rPr>
     </w:tblStylePr>
     <w:tblStylePr w:type="lastCol">
       <w:rPr>
-        <w:rFonts w:asciiTheme="majorHAnsi" w:cstheme="majorBidi" w:eastAsiaTheme="majorEastAsia" w:hAnsiTheme="majorHAnsi"/>
+        <w:rFonts w:asciiTheme="majorHAnsi" w:cstheme="majorBidi" w:hAnsiTheme="majorHAnsi" w:eastAsia="黑体"/>
         <w:b/>
         <w:bCs/>
       </w:rPr>
@@ -5273,7 +5523,7 @@
         <w:spacing w:after="0" w:before="0" w:line="240" w:lineRule="auto"/>
       </w:pPr>
       <w:rPr>
-        <w:rFonts w:asciiTheme="majorHAnsi" w:cstheme="majorBidi" w:eastAsiaTheme="majorEastAsia" w:hAnsiTheme="majorHAnsi"/>
+        <w:rFonts w:asciiTheme="majorHAnsi" w:cstheme="majorBidi" w:hAnsiTheme="majorHAnsi" w:eastAsia="黑体"/>
         <w:b/>
         <w:bCs/>
       </w:rPr>
@@ -5294,7 +5544,7 @@
         <w:spacing w:after="0" w:before="0" w:line="240" w:lineRule="auto"/>
       </w:pPr>
       <w:rPr>
-        <w:rFonts w:asciiTheme="majorHAnsi" w:cstheme="majorBidi" w:eastAsiaTheme="majorEastAsia" w:hAnsiTheme="majorHAnsi"/>
+        <w:rFonts w:asciiTheme="majorHAnsi" w:cstheme="majorBidi" w:hAnsiTheme="majorHAnsi" w:eastAsia="黑体"/>
         <w:b/>
         <w:bCs/>
       </w:rPr>
@@ -5312,14 +5562,14 @@
     </w:tblStylePr>
     <w:tblStylePr w:type="firstCol">
       <w:rPr>
-        <w:rFonts w:asciiTheme="majorHAnsi" w:cstheme="majorBidi" w:eastAsiaTheme="majorEastAsia" w:hAnsiTheme="majorHAnsi"/>
+        <w:rFonts w:asciiTheme="majorHAnsi" w:cstheme="majorBidi" w:hAnsiTheme="majorHAnsi" w:eastAsia="黑体"/>
         <w:b/>
         <w:bCs/>
       </w:rPr>
     </w:tblStylePr>
     <w:tblStylePr w:type="lastCol">
       <w:rPr>
-        <w:rFonts w:asciiTheme="majorHAnsi" w:cstheme="majorBidi" w:eastAsiaTheme="majorEastAsia" w:hAnsiTheme="majorHAnsi"/>
+        <w:rFonts w:asciiTheme="majorHAnsi" w:cstheme="majorBidi" w:hAnsiTheme="majorHAnsi" w:eastAsia="黑体"/>
         <w:b/>
         <w:bCs/>
       </w:rPr>
@@ -5403,7 +5653,7 @@
         <w:spacing w:after="0" w:before="0" w:line="240" w:lineRule="auto"/>
       </w:pPr>
       <w:rPr>
-        <w:rFonts w:asciiTheme="majorHAnsi" w:cstheme="majorBidi" w:eastAsiaTheme="majorEastAsia" w:hAnsiTheme="majorHAnsi"/>
+        <w:rFonts w:asciiTheme="majorHAnsi" w:cstheme="majorBidi" w:hAnsiTheme="majorHAnsi" w:eastAsia="黑体"/>
         <w:b/>
         <w:bCs/>
       </w:rPr>
@@ -5424,7 +5674,7 @@
         <w:spacing w:after="0" w:before="0" w:line="240" w:lineRule="auto"/>
       </w:pPr>
       <w:rPr>
-        <w:rFonts w:asciiTheme="majorHAnsi" w:cstheme="majorBidi" w:eastAsiaTheme="majorEastAsia" w:hAnsiTheme="majorHAnsi"/>
+        <w:rFonts w:asciiTheme="majorHAnsi" w:cstheme="majorBidi" w:hAnsiTheme="majorHAnsi" w:eastAsia="黑体"/>
         <w:b/>
         <w:bCs/>
       </w:rPr>
@@ -5442,14 +5692,14 @@
     </w:tblStylePr>
     <w:tblStylePr w:type="firstCol">
       <w:rPr>
-        <w:rFonts w:asciiTheme="majorHAnsi" w:cstheme="majorBidi" w:eastAsiaTheme="majorEastAsia" w:hAnsiTheme="majorHAnsi"/>
+        <w:rFonts w:asciiTheme="majorHAnsi" w:cstheme="majorBidi" w:hAnsiTheme="majorHAnsi" w:eastAsia="黑体"/>
         <w:b/>
         <w:bCs/>
       </w:rPr>
     </w:tblStylePr>
     <w:tblStylePr w:type="lastCol">
       <w:rPr>
-        <w:rFonts w:asciiTheme="majorHAnsi" w:cstheme="majorBidi" w:eastAsiaTheme="majorEastAsia" w:hAnsiTheme="majorHAnsi"/>
+        <w:rFonts w:asciiTheme="majorHAnsi" w:cstheme="majorBidi" w:hAnsiTheme="majorHAnsi" w:eastAsia="黑体"/>
         <w:b/>
         <w:bCs/>
       </w:rPr>
@@ -5533,7 +5783,7 @@
         <w:spacing w:after="0" w:before="0" w:line="240" w:lineRule="auto"/>
       </w:pPr>
       <w:rPr>
-        <w:rFonts w:asciiTheme="majorHAnsi" w:cstheme="majorBidi" w:eastAsiaTheme="majorEastAsia" w:hAnsiTheme="majorHAnsi"/>
+        <w:rFonts w:asciiTheme="majorHAnsi" w:cstheme="majorBidi" w:hAnsiTheme="majorHAnsi" w:eastAsia="黑体"/>
         <w:b/>
         <w:bCs/>
       </w:rPr>
@@ -5554,7 +5804,7 @@
         <w:spacing w:after="0" w:before="0" w:line="240" w:lineRule="auto"/>
       </w:pPr>
       <w:rPr>
-        <w:rFonts w:asciiTheme="majorHAnsi" w:cstheme="majorBidi" w:eastAsiaTheme="majorEastAsia" w:hAnsiTheme="majorHAnsi"/>
+        <w:rFonts w:asciiTheme="majorHAnsi" w:cstheme="majorBidi" w:hAnsiTheme="majorHAnsi" w:eastAsia="黑体"/>
         <w:b/>
         <w:bCs/>
       </w:rPr>
@@ -5572,14 +5822,14 @@
     </w:tblStylePr>
     <w:tblStylePr w:type="firstCol">
       <w:rPr>
-        <w:rFonts w:asciiTheme="majorHAnsi" w:cstheme="majorBidi" w:eastAsiaTheme="majorEastAsia" w:hAnsiTheme="majorHAnsi"/>
+        <w:rFonts w:asciiTheme="majorHAnsi" w:cstheme="majorBidi" w:hAnsiTheme="majorHAnsi" w:eastAsia="黑体"/>
         <w:b/>
         <w:bCs/>
       </w:rPr>
     </w:tblStylePr>
     <w:tblStylePr w:type="lastCol">
       <w:rPr>
-        <w:rFonts w:asciiTheme="majorHAnsi" w:cstheme="majorBidi" w:eastAsiaTheme="majorEastAsia" w:hAnsiTheme="majorHAnsi"/>
+        <w:rFonts w:asciiTheme="majorHAnsi" w:cstheme="majorBidi" w:hAnsiTheme="majorHAnsi" w:eastAsia="黑体"/>
         <w:b/>
         <w:bCs/>
       </w:rPr>
@@ -5663,7 +5913,7 @@
         <w:spacing w:after="0" w:before="0" w:line="240" w:lineRule="auto"/>
       </w:pPr>
       <w:rPr>
-        <w:rFonts w:asciiTheme="majorHAnsi" w:cstheme="majorBidi" w:eastAsiaTheme="majorEastAsia" w:hAnsiTheme="majorHAnsi"/>
+        <w:rFonts w:asciiTheme="majorHAnsi" w:cstheme="majorBidi" w:hAnsiTheme="majorHAnsi" w:eastAsia="黑体"/>
         <w:b/>
         <w:bCs/>
       </w:rPr>
@@ -5684,7 +5934,7 @@
         <w:spacing w:after="0" w:before="0" w:line="240" w:lineRule="auto"/>
       </w:pPr>
       <w:rPr>
-        <w:rFonts w:asciiTheme="majorHAnsi" w:cstheme="majorBidi" w:eastAsiaTheme="majorEastAsia" w:hAnsiTheme="majorHAnsi"/>
+        <w:rFonts w:asciiTheme="majorHAnsi" w:cstheme="majorBidi" w:hAnsiTheme="majorHAnsi" w:eastAsia="黑体"/>
         <w:b/>
         <w:bCs/>
       </w:rPr>
@@ -5702,14 +5952,14 @@
     </w:tblStylePr>
     <w:tblStylePr w:type="firstCol">
       <w:rPr>
-        <w:rFonts w:asciiTheme="majorHAnsi" w:cstheme="majorBidi" w:eastAsiaTheme="majorEastAsia" w:hAnsiTheme="majorHAnsi"/>
+        <w:rFonts w:asciiTheme="majorHAnsi" w:cstheme="majorBidi" w:hAnsiTheme="majorHAnsi" w:eastAsia="黑体"/>
         <w:b/>
         <w:bCs/>
       </w:rPr>
     </w:tblStylePr>
     <w:tblStylePr w:type="lastCol">
       <w:rPr>
-        <w:rFonts w:asciiTheme="majorHAnsi" w:cstheme="majorBidi" w:eastAsiaTheme="majorEastAsia" w:hAnsiTheme="majorHAnsi"/>
+        <w:rFonts w:asciiTheme="majorHAnsi" w:cstheme="majorBidi" w:hAnsiTheme="majorHAnsi" w:eastAsia="黑体"/>
         <w:b/>
         <w:bCs/>
       </w:rPr>
@@ -5793,7 +6043,7 @@
         <w:spacing w:after="0" w:before="0" w:line="240" w:lineRule="auto"/>
       </w:pPr>
       <w:rPr>
-        <w:rFonts w:asciiTheme="majorHAnsi" w:cstheme="majorBidi" w:eastAsiaTheme="majorEastAsia" w:hAnsiTheme="majorHAnsi"/>
+        <w:rFonts w:asciiTheme="majorHAnsi" w:cstheme="majorBidi" w:hAnsiTheme="majorHAnsi" w:eastAsia="黑体"/>
         <w:b/>
         <w:bCs/>
       </w:rPr>
@@ -5814,7 +6064,7 @@
         <w:spacing w:after="0" w:before="0" w:line="240" w:lineRule="auto"/>
       </w:pPr>
       <w:rPr>
-        <w:rFonts w:asciiTheme="majorHAnsi" w:cstheme="majorBidi" w:eastAsiaTheme="majorEastAsia" w:hAnsiTheme="majorHAnsi"/>
+        <w:rFonts w:asciiTheme="majorHAnsi" w:cstheme="majorBidi" w:hAnsiTheme="majorHAnsi" w:eastAsia="黑体"/>
         <w:b/>
         <w:bCs/>
       </w:rPr>
@@ -5832,14 +6082,14 @@
     </w:tblStylePr>
     <w:tblStylePr w:type="firstCol">
       <w:rPr>
-        <w:rFonts w:asciiTheme="majorHAnsi" w:cstheme="majorBidi" w:eastAsiaTheme="majorEastAsia" w:hAnsiTheme="majorHAnsi"/>
+        <w:rFonts w:asciiTheme="majorHAnsi" w:cstheme="majorBidi" w:hAnsiTheme="majorHAnsi" w:eastAsia="黑体"/>
         <w:b/>
         <w:bCs/>
       </w:rPr>
     </w:tblStylePr>
     <w:tblStylePr w:type="lastCol">
       <w:rPr>
-        <w:rFonts w:asciiTheme="majorHAnsi" w:cstheme="majorBidi" w:eastAsiaTheme="majorEastAsia" w:hAnsiTheme="majorHAnsi"/>
+        <w:rFonts w:asciiTheme="majorHAnsi" w:cstheme="majorBidi" w:hAnsiTheme="majorHAnsi" w:eastAsia="黑体"/>
         <w:b/>
         <w:bCs/>
       </w:rPr>
@@ -5922,6 +6172,7 @@
         <w:spacing w:after="0" w:before="0" w:line="240" w:lineRule="auto"/>
       </w:pPr>
       <w:rPr>
+        <w:rFonts w:eastAsia="黑体"/>
         <w:b/>
         <w:bCs/>
         <w:color w:themeColor="background1" w:val="FFFFFF"/>
@@ -5944,6 +6195,7 @@
         <w:spacing w:after="0" w:before="0" w:line="240" w:lineRule="auto"/>
       </w:pPr>
       <w:rPr>
+        <w:rFonts w:eastAsia="黑体"/>
         <w:b/>
         <w:bCs/>
       </w:rPr>
@@ -5961,12 +6213,14 @@
     </w:tblStylePr>
     <w:tblStylePr w:type="firstCol">
       <w:rPr>
+        <w:rFonts w:eastAsia="黑体"/>
         <w:b/>
         <w:bCs/>
       </w:rPr>
     </w:tblStylePr>
     <w:tblStylePr w:type="lastCol">
       <w:rPr>
+        <w:rFonts w:eastAsia="黑体"/>
         <w:b/>
         <w:bCs/>
       </w:rPr>
@@ -6028,6 +6282,7 @@
         <w:spacing w:after="0" w:before="0" w:line="240" w:lineRule="auto"/>
       </w:pPr>
       <w:rPr>
+        <w:rFonts w:eastAsia="黑体"/>
         <w:b/>
         <w:bCs/>
         <w:color w:themeColor="background1" w:val="FFFFFF"/>
@@ -6050,6 +6305,7 @@
         <w:spacing w:after="0" w:before="0" w:line="240" w:lineRule="auto"/>
       </w:pPr>
       <w:rPr>
+        <w:rFonts w:eastAsia="黑体"/>
         <w:b/>
         <w:bCs/>
       </w:rPr>
@@ -6067,12 +6323,14 @@
     </w:tblStylePr>
     <w:tblStylePr w:type="firstCol">
       <w:rPr>
+        <w:rFonts w:eastAsia="黑体"/>
         <w:b/>
         <w:bCs/>
       </w:rPr>
     </w:tblStylePr>
     <w:tblStylePr w:type="lastCol">
       <w:rPr>
+        <w:rFonts w:eastAsia="黑体"/>
         <w:b/>
         <w:bCs/>
       </w:rPr>
@@ -6134,6 +6392,7 @@
         <w:spacing w:after="0" w:before="0" w:line="240" w:lineRule="auto"/>
       </w:pPr>
       <w:rPr>
+        <w:rFonts w:eastAsia="黑体"/>
         <w:b/>
         <w:bCs/>
         <w:color w:themeColor="background1" w:val="FFFFFF"/>
@@ -6156,6 +6415,7 @@
         <w:spacing w:after="0" w:before="0" w:line="240" w:lineRule="auto"/>
       </w:pPr>
       <w:rPr>
+        <w:rFonts w:eastAsia="黑体"/>
         <w:b/>
         <w:bCs/>
       </w:rPr>
@@ -6173,12 +6433,14 @@
     </w:tblStylePr>
     <w:tblStylePr w:type="firstCol">
       <w:rPr>
+        <w:rFonts w:eastAsia="黑体"/>
         <w:b/>
         <w:bCs/>
       </w:rPr>
     </w:tblStylePr>
     <w:tblStylePr w:type="lastCol">
       <w:rPr>
+        <w:rFonts w:eastAsia="黑体"/>
         <w:b/>
         <w:bCs/>
       </w:rPr>
@@ -6240,6 +6502,7 @@
         <w:spacing w:after="0" w:before="0" w:line="240" w:lineRule="auto"/>
       </w:pPr>
       <w:rPr>
+        <w:rFonts w:eastAsia="黑体"/>
         <w:b/>
         <w:bCs/>
         <w:color w:themeColor="background1" w:val="FFFFFF"/>
@@ -6262,6 +6525,7 @@
         <w:spacing w:after="0" w:before="0" w:line="240" w:lineRule="auto"/>
       </w:pPr>
       <w:rPr>
+        <w:rFonts w:eastAsia="黑体"/>
         <w:b/>
         <w:bCs/>
       </w:rPr>
@@ -6279,12 +6543,14 @@
     </w:tblStylePr>
     <w:tblStylePr w:type="firstCol">
       <w:rPr>
+        <w:rFonts w:eastAsia="黑体"/>
         <w:b/>
         <w:bCs/>
       </w:rPr>
     </w:tblStylePr>
     <w:tblStylePr w:type="lastCol">
       <w:rPr>
+        <w:rFonts w:eastAsia="黑体"/>
         <w:b/>
         <w:bCs/>
       </w:rPr>
@@ -6346,6 +6612,7 @@
         <w:spacing w:after="0" w:before="0" w:line="240" w:lineRule="auto"/>
       </w:pPr>
       <w:rPr>
+        <w:rFonts w:eastAsia="黑体"/>
         <w:b/>
         <w:bCs/>
         <w:color w:themeColor="background1" w:val="FFFFFF"/>
@@ -6368,6 +6635,7 @@
         <w:spacing w:after="0" w:before="0" w:line="240" w:lineRule="auto"/>
       </w:pPr>
       <w:rPr>
+        <w:rFonts w:eastAsia="黑体"/>
         <w:b/>
         <w:bCs/>
       </w:rPr>
@@ -6385,12 +6653,14 @@
     </w:tblStylePr>
     <w:tblStylePr w:type="firstCol">
       <w:rPr>
+        <w:rFonts w:eastAsia="黑体"/>
         <w:b/>
         <w:bCs/>
       </w:rPr>
     </w:tblStylePr>
     <w:tblStylePr w:type="lastCol">
       <w:rPr>
+        <w:rFonts w:eastAsia="黑体"/>
         <w:b/>
         <w:bCs/>
       </w:rPr>
@@ -6452,6 +6722,7 @@
         <w:spacing w:after="0" w:before="0" w:line="240" w:lineRule="auto"/>
       </w:pPr>
       <w:rPr>
+        <w:rFonts w:eastAsia="黑体"/>
         <w:b/>
         <w:bCs/>
         <w:color w:themeColor="background1" w:val="FFFFFF"/>
@@ -6474,6 +6745,7 @@
         <w:spacing w:after="0" w:before="0" w:line="240" w:lineRule="auto"/>
       </w:pPr>
       <w:rPr>
+        <w:rFonts w:eastAsia="黑体"/>
         <w:b/>
         <w:bCs/>
       </w:rPr>
@@ -6491,12 +6763,14 @@
     </w:tblStylePr>
     <w:tblStylePr w:type="firstCol">
       <w:rPr>
+        <w:rFonts w:eastAsia="黑体"/>
         <w:b/>
         <w:bCs/>
       </w:rPr>
     </w:tblStylePr>
     <w:tblStylePr w:type="lastCol">
       <w:rPr>
+        <w:rFonts w:eastAsia="黑体"/>
         <w:b/>
         <w:bCs/>
       </w:rPr>
@@ -6558,6 +6832,7 @@
         <w:spacing w:after="0" w:before="0" w:line="240" w:lineRule="auto"/>
       </w:pPr>
       <w:rPr>
+        <w:rFonts w:eastAsia="黑体"/>
         <w:b/>
         <w:bCs/>
         <w:color w:themeColor="background1" w:val="FFFFFF"/>
@@ -6580,6 +6855,7 @@
         <w:spacing w:after="0" w:before="0" w:line="240" w:lineRule="auto"/>
       </w:pPr>
       <w:rPr>
+        <w:rFonts w:eastAsia="黑体"/>
         <w:b/>
         <w:bCs/>
       </w:rPr>
@@ -6597,12 +6873,14 @@
     </w:tblStylePr>
     <w:tblStylePr w:type="firstCol">
       <w:rPr>
+        <w:rFonts w:eastAsia="黑体"/>
         <w:b/>
         <w:bCs/>
       </w:rPr>
     </w:tblStylePr>
     <w:tblStylePr w:type="lastCol">
       <w:rPr>
+        <w:rFonts w:eastAsia="黑体"/>
         <w:b/>
         <w:bCs/>
       </w:rPr>
@@ -6661,6 +6939,7 @@
         <w:spacing w:after="0" w:before="0" w:line="240" w:lineRule="auto"/>
       </w:pPr>
       <w:rPr>
+        <w:rFonts w:eastAsia="黑体"/>
         <w:b/>
         <w:bCs/>
         <w:color w:themeColor="background1" w:val="FFFFFF"/>
@@ -6683,6 +6962,7 @@
         <w:spacing w:after="0" w:before="0" w:line="240" w:lineRule="auto"/>
       </w:pPr>
       <w:rPr>
+        <w:rFonts w:eastAsia="黑体"/>
         <w:color w:val="auto"/>
       </w:rPr>
       <w:tblPr/>
@@ -6700,6 +6980,7 @@
     </w:tblStylePr>
     <w:tblStylePr w:type="firstCol">
       <w:rPr>
+        <w:rFonts w:eastAsia="黑体"/>
         <w:b/>
         <w:bCs/>
         <w:color w:themeColor="background1" w:val="FFFFFF"/>
@@ -6719,6 +7000,7 @@
     </w:tblStylePr>
     <w:tblStylePr w:type="lastCol">
       <w:rPr>
+        <w:rFonts w:eastAsia="黑体"/>
         <w:b/>
         <w:bCs/>
         <w:color w:themeColor="background1" w:val="FFFFFF"/>
@@ -6767,6 +7049,7 @@
     </w:tblStylePr>
     <w:tblStylePr w:type="nwCell">
       <w:rPr>
+        <w:rFonts w:eastAsia="黑体"/>
         <w:color w:themeColor="background1" w:val="FFFFFF"/>
       </w:rPr>
       <w:tblPr/>
@@ -6810,6 +7093,7 @@
         <w:spacing w:after="0" w:before="0" w:line="240" w:lineRule="auto"/>
       </w:pPr>
       <w:rPr>
+        <w:rFonts w:eastAsia="黑体"/>
         <w:b/>
         <w:bCs/>
         <w:color w:themeColor="background1" w:val="FFFFFF"/>
@@ -6832,6 +7116,7 @@
         <w:spacing w:after="0" w:before="0" w:line="240" w:lineRule="auto"/>
       </w:pPr>
       <w:rPr>
+        <w:rFonts w:eastAsia="黑体"/>
         <w:color w:val="auto"/>
       </w:rPr>
       <w:tblPr/>
@@ -6849,6 +7134,7 @@
     </w:tblStylePr>
     <w:tblStylePr w:type="firstCol">
       <w:rPr>
+        <w:rFonts w:eastAsia="黑体"/>
         <w:b/>
         <w:bCs/>
         <w:color w:themeColor="background1" w:val="FFFFFF"/>
@@ -6868,6 +7154,7 @@
     </w:tblStylePr>
     <w:tblStylePr w:type="lastCol">
       <w:rPr>
+        <w:rFonts w:eastAsia="黑体"/>
         <w:b/>
         <w:bCs/>
         <w:color w:themeColor="background1" w:val="FFFFFF"/>
@@ -6916,6 +7203,7 @@
     </w:tblStylePr>
     <w:tblStylePr w:type="nwCell">
       <w:rPr>
+        <w:rFonts w:eastAsia="黑体"/>
         <w:color w:themeColor="background1" w:val="FFFFFF"/>
       </w:rPr>
       <w:tblPr/>
@@ -6959,6 +7247,7 @@
         <w:spacing w:after="0" w:before="0" w:line="240" w:lineRule="auto"/>
       </w:pPr>
       <w:rPr>
+        <w:rFonts w:eastAsia="黑体"/>
         <w:b/>
         <w:bCs/>
         <w:color w:themeColor="background1" w:val="FFFFFF"/>
@@ -6981,6 +7270,7 @@
         <w:spacing w:after="0" w:before="0" w:line="240" w:lineRule="auto"/>
       </w:pPr>
       <w:rPr>
+        <w:rFonts w:eastAsia="黑体"/>
         <w:color w:val="auto"/>
       </w:rPr>
       <w:tblPr/>
@@ -6998,6 +7288,7 @@
     </w:tblStylePr>
     <w:tblStylePr w:type="firstCol">
       <w:rPr>
+        <w:rFonts w:eastAsia="黑体"/>
         <w:b/>
         <w:bCs/>
         <w:color w:themeColor="background1" w:val="FFFFFF"/>
@@ -7017,6 +7308,7 @@
     </w:tblStylePr>
     <w:tblStylePr w:type="lastCol">
       <w:rPr>
+        <w:rFonts w:eastAsia="黑体"/>
         <w:b/>
         <w:bCs/>
         <w:color w:themeColor="background1" w:val="FFFFFF"/>
@@ -7065,6 +7357,7 @@
     </w:tblStylePr>
     <w:tblStylePr w:type="nwCell">
       <w:rPr>
+        <w:rFonts w:eastAsia="黑体"/>
         <w:color w:themeColor="background1" w:val="FFFFFF"/>
       </w:rPr>
       <w:tblPr/>
@@ -7108,6 +7401,7 @@
         <w:spacing w:after="0" w:before="0" w:line="240" w:lineRule="auto"/>
       </w:pPr>
       <w:rPr>
+        <w:rFonts w:eastAsia="黑体"/>
         <w:b/>
         <w:bCs/>
         <w:color w:themeColor="background1" w:val="FFFFFF"/>
@@ -7130,6 +7424,7 @@
         <w:spacing w:after="0" w:before="0" w:line="240" w:lineRule="auto"/>
       </w:pPr>
       <w:rPr>
+        <w:rFonts w:eastAsia="黑体"/>
         <w:color w:val="auto"/>
       </w:rPr>
       <w:tblPr/>
@@ -7147,6 +7442,7 @@
     </w:tblStylePr>
     <w:tblStylePr w:type="firstCol">
       <w:rPr>
+        <w:rFonts w:eastAsia="黑体"/>
         <w:b/>
         <w:bCs/>
         <w:color w:themeColor="background1" w:val="FFFFFF"/>
@@ -7166,6 +7462,7 @@
     </w:tblStylePr>
     <w:tblStylePr w:type="lastCol">
       <w:rPr>
+        <w:rFonts w:eastAsia="黑体"/>
         <w:b/>
         <w:bCs/>
         <w:color w:themeColor="background1" w:val="FFFFFF"/>
@@ -7214,6 +7511,7 @@
     </w:tblStylePr>
     <w:tblStylePr w:type="nwCell">
       <w:rPr>
+        <w:rFonts w:eastAsia="黑体"/>
         <w:color w:themeColor="background1" w:val="FFFFFF"/>
       </w:rPr>
       <w:tblPr/>
@@ -7257,6 +7555,7 @@
         <w:spacing w:after="0" w:before="0" w:line="240" w:lineRule="auto"/>
       </w:pPr>
       <w:rPr>
+        <w:rFonts w:eastAsia="黑体"/>
         <w:b/>
         <w:bCs/>
         <w:color w:themeColor="background1" w:val="FFFFFF"/>
@@ -7279,6 +7578,7 @@
         <w:spacing w:after="0" w:before="0" w:line="240" w:lineRule="auto"/>
       </w:pPr>
       <w:rPr>
+        <w:rFonts w:eastAsia="黑体"/>
         <w:color w:val="auto"/>
       </w:rPr>
       <w:tblPr/>
@@ -7296,6 +7596,7 @@
     </w:tblStylePr>
     <w:tblStylePr w:type="firstCol">
       <w:rPr>
+        <w:rFonts w:eastAsia="黑体"/>
         <w:b/>
         <w:bCs/>
         <w:color w:themeColor="background1" w:val="FFFFFF"/>
@@ -7315,6 +7616,7 @@
     </w:tblStylePr>
     <w:tblStylePr w:type="lastCol">
       <w:rPr>
+        <w:rFonts w:eastAsia="黑体"/>
         <w:b/>
         <w:bCs/>
         <w:color w:themeColor="background1" w:val="FFFFFF"/>
@@ -7363,6 +7665,7 @@
     </w:tblStylePr>
     <w:tblStylePr w:type="nwCell">
       <w:rPr>
+        <w:rFonts w:eastAsia="黑体"/>
         <w:color w:themeColor="background1" w:val="FFFFFF"/>
       </w:rPr>
       <w:tblPr/>
@@ -7406,6 +7709,7 @@
         <w:spacing w:after="0" w:before="0" w:line="240" w:lineRule="auto"/>
       </w:pPr>
       <w:rPr>
+        <w:rFonts w:eastAsia="黑体"/>
         <w:b/>
         <w:bCs/>
         <w:color w:themeColor="background1" w:val="FFFFFF"/>
@@ -7428,6 +7732,7 @@
         <w:spacing w:after="0" w:before="0" w:line="240" w:lineRule="auto"/>
       </w:pPr>
       <w:rPr>
+        <w:rFonts w:eastAsia="黑体"/>
         <w:color w:val="auto"/>
       </w:rPr>
       <w:tblPr/>
@@ -7445,6 +7750,7 @@
     </w:tblStylePr>
     <w:tblStylePr w:type="firstCol">
       <w:rPr>
+        <w:rFonts w:eastAsia="黑体"/>
         <w:b/>
         <w:bCs/>
         <w:color w:themeColor="background1" w:val="FFFFFF"/>
@@ -7464,6 +7770,7 @@
     </w:tblStylePr>
     <w:tblStylePr w:type="lastCol">
       <w:rPr>
+        <w:rFonts w:eastAsia="黑体"/>
         <w:b/>
         <w:bCs/>
         <w:color w:themeColor="background1" w:val="FFFFFF"/>
@@ -7512,6 +7819,7 @@
     </w:tblStylePr>
     <w:tblStylePr w:type="nwCell">
       <w:rPr>
+        <w:rFonts w:eastAsia="黑体"/>
         <w:color w:themeColor="background1" w:val="FFFFFF"/>
       </w:rPr>
       <w:tblPr/>
@@ -7555,6 +7863,7 @@
         <w:spacing w:after="0" w:before="0" w:line="240" w:lineRule="auto"/>
       </w:pPr>
       <w:rPr>
+        <w:rFonts w:eastAsia="黑体"/>
         <w:b/>
         <w:bCs/>
         <w:color w:themeColor="background1" w:val="FFFFFF"/>
@@ -7577,6 +7886,7 @@
         <w:spacing w:after="0" w:before="0" w:line="240" w:lineRule="auto"/>
       </w:pPr>
       <w:rPr>
+        <w:rFonts w:eastAsia="黑体"/>
         <w:color w:val="auto"/>
       </w:rPr>
       <w:tblPr/>
@@ -7594,6 +7904,7 @@
     </w:tblStylePr>
     <w:tblStylePr w:type="firstCol">
       <w:rPr>
+        <w:rFonts w:eastAsia="黑体"/>
         <w:b/>
         <w:bCs/>
         <w:color w:themeColor="background1" w:val="FFFFFF"/>
@@ -7613,6 +7924,7 @@
     </w:tblStylePr>
     <w:tblStylePr w:type="lastCol">
       <w:rPr>
+        <w:rFonts w:eastAsia="黑体"/>
         <w:b/>
         <w:bCs/>
         <w:color w:themeColor="background1" w:val="FFFFFF"/>
@@ -7661,6 +7973,7 @@
     </w:tblStylePr>
     <w:tblStylePr w:type="nwCell">
       <w:rPr>
+        <w:rFonts w:eastAsia="黑体"/>
         <w:color w:themeColor="background1" w:val="FFFFFF"/>
       </w:rPr>
       <w:tblPr/>
@@ -7685,6 +7998,7 @@
       <w:spacing w:after="0" w:line="240" w:lineRule="auto"/>
     </w:pPr>
     <w:rPr>
+      <w:rFonts w:eastAsia="黑体"/>
       <w:color w:themeColor="text1" w:val="000000"/>
     </w:rPr>
     <w:tblPr>
@@ -7704,7 +8018,7 @@
     </w:tblPr>
     <w:tblStylePr w:type="firstRow">
       <w:rPr>
-        <w:rFonts w:asciiTheme="majorHAnsi" w:cstheme="majorBidi" w:eastAsiaTheme="majorEastAsia" w:hAnsiTheme="majorHAnsi"/>
+        <w:rFonts w:asciiTheme="majorHAnsi" w:cstheme="majorBidi" w:hAnsiTheme="majorHAnsi" w:eastAsia="黑体"/>
       </w:rPr>
       <w:tblPr/>
       <w:tcPr>
@@ -7716,6 +8030,7 @@
     </w:tblStylePr>
     <w:tblStylePr w:type="lastRow">
       <w:rPr>
+        <w:rFonts w:eastAsia="黑体"/>
         <w:b/>
         <w:bCs/>
         <w:color w:themeColor="text2" w:val="1F497D"/>
@@ -7730,12 +8045,14 @@
     </w:tblStylePr>
     <w:tblStylePr w:type="firstCol">
       <w:rPr>
+        <w:rFonts w:eastAsia="黑体"/>
         <w:b/>
         <w:bCs/>
       </w:rPr>
     </w:tblStylePr>
     <w:tblStylePr w:type="lastCol">
       <w:rPr>
+        <w:rFonts w:eastAsia="黑体"/>
         <w:b/>
         <w:bCs/>
       </w:rPr>
@@ -7769,6 +8086,7 @@
       <w:spacing w:after="0" w:line="240" w:lineRule="auto"/>
     </w:pPr>
     <w:rPr>
+      <w:rFonts w:eastAsia="黑体"/>
       <w:color w:themeColor="text1" w:val="000000"/>
     </w:rPr>
     <w:tblPr>
@@ -7788,7 +8106,7 @@
     </w:tblPr>
     <w:tblStylePr w:type="firstRow">
       <w:rPr>
-        <w:rFonts w:asciiTheme="majorHAnsi" w:cstheme="majorBidi" w:eastAsiaTheme="majorEastAsia" w:hAnsiTheme="majorHAnsi"/>
+        <w:rFonts w:asciiTheme="majorHAnsi" w:cstheme="majorBidi" w:hAnsiTheme="majorHAnsi" w:eastAsia="黑体"/>
       </w:rPr>
       <w:tblPr/>
       <w:tcPr>
@@ -7800,6 +8118,7 @@
     </w:tblStylePr>
     <w:tblStylePr w:type="lastRow">
       <w:rPr>
+        <w:rFonts w:eastAsia="黑体"/>
         <w:b/>
         <w:bCs/>
         <w:color w:themeColor="text2" w:val="1F497D"/>
@@ -7814,12 +8133,14 @@
     </w:tblStylePr>
     <w:tblStylePr w:type="firstCol">
       <w:rPr>
+        <w:rFonts w:eastAsia="黑体"/>
         <w:b/>
         <w:bCs/>
       </w:rPr>
     </w:tblStylePr>
     <w:tblStylePr w:type="lastCol">
       <w:rPr>
+        <w:rFonts w:eastAsia="黑体"/>
         <w:b/>
         <w:bCs/>
       </w:rPr>
@@ -7853,6 +8174,7 @@
       <w:spacing w:after="0" w:line="240" w:lineRule="auto"/>
     </w:pPr>
     <w:rPr>
+      <w:rFonts w:eastAsia="黑体"/>
       <w:color w:themeColor="text1" w:val="000000"/>
     </w:rPr>
     <w:tblPr>
@@ -7872,7 +8194,7 @@
     </w:tblPr>
     <w:tblStylePr w:type="firstRow">
       <w:rPr>
-        <w:rFonts w:asciiTheme="majorHAnsi" w:cstheme="majorBidi" w:eastAsiaTheme="majorEastAsia" w:hAnsiTheme="majorHAnsi"/>
+        <w:rFonts w:asciiTheme="majorHAnsi" w:cstheme="majorBidi" w:hAnsiTheme="majorHAnsi" w:eastAsia="黑体"/>
       </w:rPr>
       <w:tblPr/>
       <w:tcPr>
@@ -7884,6 +8206,7 @@
     </w:tblStylePr>
     <w:tblStylePr w:type="lastRow">
       <w:rPr>
+        <w:rFonts w:eastAsia="黑体"/>
         <w:b/>
         <w:bCs/>
         <w:color w:themeColor="text2" w:val="1F497D"/>
@@ -7898,12 +8221,14 @@
     </w:tblStylePr>
     <w:tblStylePr w:type="firstCol">
       <w:rPr>
+        <w:rFonts w:eastAsia="黑体"/>
         <w:b/>
         <w:bCs/>
       </w:rPr>
     </w:tblStylePr>
     <w:tblStylePr w:type="lastCol">
       <w:rPr>
+        <w:rFonts w:eastAsia="黑体"/>
         <w:b/>
         <w:bCs/>
       </w:rPr>
@@ -7937,6 +8262,7 @@
       <w:spacing w:after="0" w:line="240" w:lineRule="auto"/>
     </w:pPr>
     <w:rPr>
+      <w:rFonts w:eastAsia="黑体"/>
       <w:color w:themeColor="text1" w:val="000000"/>
     </w:rPr>
     <w:tblPr>
@@ -7956,7 +8282,7 @@
     </w:tblPr>
     <w:tblStylePr w:type="firstRow">
       <w:rPr>
-        <w:rFonts w:asciiTheme="majorHAnsi" w:cstheme="majorBidi" w:eastAsiaTheme="majorEastAsia" w:hAnsiTheme="majorHAnsi"/>
+        <w:rFonts w:asciiTheme="majorHAnsi" w:cstheme="majorBidi" w:hAnsiTheme="majorHAnsi" w:eastAsia="黑体"/>
       </w:rPr>
       <w:tblPr/>
       <w:tcPr>
@@ -7968,6 +8294,7 @@
     </w:tblStylePr>
     <w:tblStylePr w:type="lastRow">
       <w:rPr>
+        <w:rFonts w:eastAsia="黑体"/>
         <w:b/>
         <w:bCs/>
         <w:color w:themeColor="text2" w:val="1F497D"/>
@@ -7982,12 +8309,14 @@
     </w:tblStylePr>
     <w:tblStylePr w:type="firstCol">
       <w:rPr>
+        <w:rFonts w:eastAsia="黑体"/>
         <w:b/>
         <w:bCs/>
       </w:rPr>
     </w:tblStylePr>
     <w:tblStylePr w:type="lastCol">
       <w:rPr>
+        <w:rFonts w:eastAsia="黑体"/>
         <w:b/>
         <w:bCs/>
       </w:rPr>
@@ -8021,6 +8350,7 @@
       <w:spacing w:after="0" w:line="240" w:lineRule="auto"/>
     </w:pPr>
     <w:rPr>
+      <w:rFonts w:eastAsia="黑体"/>
       <w:color w:themeColor="text1" w:val="000000"/>
     </w:rPr>
     <w:tblPr>
@@ -8040,7 +8370,7 @@
     </w:tblPr>
     <w:tblStylePr w:type="firstRow">
       <w:rPr>
-        <w:rFonts w:asciiTheme="majorHAnsi" w:cstheme="majorBidi" w:eastAsiaTheme="majorEastAsia" w:hAnsiTheme="majorHAnsi"/>
+        <w:rFonts w:asciiTheme="majorHAnsi" w:cstheme="majorBidi" w:hAnsiTheme="majorHAnsi" w:eastAsia="黑体"/>
       </w:rPr>
       <w:tblPr/>
       <w:tcPr>
@@ -8052,6 +8382,7 @@
     </w:tblStylePr>
     <w:tblStylePr w:type="lastRow">
       <w:rPr>
+        <w:rFonts w:eastAsia="黑体"/>
         <w:b/>
         <w:bCs/>
         <w:color w:themeColor="text2" w:val="1F497D"/>
@@ -8066,12 +8397,14 @@
     </w:tblStylePr>
     <w:tblStylePr w:type="firstCol">
       <w:rPr>
+        <w:rFonts w:eastAsia="黑体"/>
         <w:b/>
         <w:bCs/>
       </w:rPr>
     </w:tblStylePr>
     <w:tblStylePr w:type="lastCol">
       <w:rPr>
+        <w:rFonts w:eastAsia="黑体"/>
         <w:b/>
         <w:bCs/>
       </w:rPr>
@@ -8105,6 +8438,7 @@
       <w:spacing w:after="0" w:line="240" w:lineRule="auto"/>
     </w:pPr>
     <w:rPr>
+      <w:rFonts w:eastAsia="黑体"/>
       <w:color w:themeColor="text1" w:val="000000"/>
     </w:rPr>
     <w:tblPr>
@@ -8124,7 +8458,7 @@
     </w:tblPr>
     <w:tblStylePr w:type="firstRow">
       <w:rPr>
-        <w:rFonts w:asciiTheme="majorHAnsi" w:cstheme="majorBidi" w:eastAsiaTheme="majorEastAsia" w:hAnsiTheme="majorHAnsi"/>
+        <w:rFonts w:asciiTheme="majorHAnsi" w:cstheme="majorBidi" w:hAnsiTheme="majorHAnsi" w:eastAsia="黑体"/>
       </w:rPr>
       <w:tblPr/>
       <w:tcPr>
@@ -8136,6 +8470,7 @@
     </w:tblStylePr>
     <w:tblStylePr w:type="lastRow">
       <w:rPr>
+        <w:rFonts w:eastAsia="黑体"/>
         <w:b/>
         <w:bCs/>
         <w:color w:themeColor="text2" w:val="1F497D"/>
@@ -8150,12 +8485,14 @@
     </w:tblStylePr>
     <w:tblStylePr w:type="firstCol">
       <w:rPr>
+        <w:rFonts w:eastAsia="黑体"/>
         <w:b/>
         <w:bCs/>
       </w:rPr>
     </w:tblStylePr>
     <w:tblStylePr w:type="lastCol">
       <w:rPr>
+        <w:rFonts w:eastAsia="黑体"/>
         <w:b/>
         <w:bCs/>
       </w:rPr>
@@ -8189,6 +8526,7 @@
       <w:spacing w:after="0" w:line="240" w:lineRule="auto"/>
     </w:pPr>
     <w:rPr>
+      <w:rFonts w:eastAsia="黑体"/>
       <w:color w:themeColor="text1" w:val="000000"/>
     </w:rPr>
     <w:tblPr>
@@ -8208,7 +8546,7 @@
     </w:tblPr>
     <w:tblStylePr w:type="firstRow">
       <w:rPr>
-        <w:rFonts w:asciiTheme="majorHAnsi" w:cstheme="majorBidi" w:eastAsiaTheme="majorEastAsia" w:hAnsiTheme="majorHAnsi"/>
+        <w:rFonts w:asciiTheme="majorHAnsi" w:cstheme="majorBidi" w:hAnsiTheme="majorHAnsi" w:eastAsia="黑体"/>
       </w:rPr>
       <w:tblPr/>
       <w:tcPr>
@@ -8220,6 +8558,7 @@
     </w:tblStylePr>
     <w:tblStylePr w:type="lastRow">
       <w:rPr>
+        <w:rFonts w:eastAsia="黑体"/>
         <w:b/>
         <w:bCs/>
         <w:color w:themeColor="text2" w:val="1F497D"/>
@@ -8234,12 +8573,14 @@
     </w:tblStylePr>
     <w:tblStylePr w:type="firstCol">
       <w:rPr>
+        <w:rFonts w:eastAsia="黑体"/>
         <w:b/>
         <w:bCs/>
       </w:rPr>
     </w:tblStylePr>
     <w:tblStylePr w:type="lastCol">
       <w:rPr>
+        <w:rFonts w:eastAsia="黑体"/>
         <w:b/>
         <w:bCs/>
       </w:rPr>
@@ -8273,7 +8614,7 @@
       <w:spacing w:after="0" w:line="240" w:lineRule="auto"/>
     </w:pPr>
     <w:rPr>
-      <w:rFonts w:asciiTheme="majorHAnsi" w:cstheme="majorBidi" w:eastAsiaTheme="majorEastAsia" w:hAnsiTheme="majorHAnsi"/>
+      <w:rFonts w:asciiTheme="majorHAnsi" w:cstheme="majorBidi" w:hAnsiTheme="majorHAnsi" w:eastAsia="黑体"/>
       <w:color w:themeColor="text1" w:val="000000"/>
     </w:rPr>
     <w:tblPr>
@@ -8295,6 +8636,7 @@
     </w:tblPr>
     <w:tblStylePr w:type="firstRow">
       <w:rPr>
+        <w:rFonts w:eastAsia="黑体"/>
         <w:sz w:val="24"/>
         <w:szCs w:val="24"/>
       </w:rPr>
@@ -8401,7 +8743,7 @@
       <w:spacing w:after="0" w:line="240" w:lineRule="auto"/>
     </w:pPr>
     <w:rPr>
-      <w:rFonts w:asciiTheme="majorHAnsi" w:cstheme="majorBidi" w:eastAsiaTheme="majorEastAsia" w:hAnsiTheme="majorHAnsi"/>
+      <w:rFonts w:asciiTheme="majorHAnsi" w:cstheme="majorBidi" w:hAnsiTheme="majorHAnsi" w:eastAsia="黑体"/>
       <w:color w:themeColor="text1" w:val="000000"/>
     </w:rPr>
     <w:tblPr>
@@ -8423,6 +8765,7 @@
     </w:tblPr>
     <w:tblStylePr w:type="firstRow">
       <w:rPr>
+        <w:rFonts w:eastAsia="黑体"/>
         <w:sz w:val="24"/>
         <w:szCs w:val="24"/>
       </w:rPr>
@@ -8529,7 +8872,7 @@
       <w:spacing w:after="0" w:line="240" w:lineRule="auto"/>
     </w:pPr>
     <w:rPr>
-      <w:rFonts w:asciiTheme="majorHAnsi" w:cstheme="majorBidi" w:eastAsiaTheme="majorEastAsia" w:hAnsiTheme="majorHAnsi"/>
+      <w:rFonts w:asciiTheme="majorHAnsi" w:cstheme="majorBidi" w:hAnsiTheme="majorHAnsi" w:eastAsia="黑体"/>
       <w:color w:themeColor="text1" w:val="000000"/>
     </w:rPr>
     <w:tblPr>
@@ -8551,6 +8894,7 @@
     </w:tblPr>
     <w:tblStylePr w:type="firstRow">
       <w:rPr>
+        <w:rFonts w:eastAsia="黑体"/>
         <w:sz w:val="24"/>
         <w:szCs w:val="24"/>
       </w:rPr>
@@ -8657,7 +9001,7 @@
       <w:spacing w:after="0" w:line="240" w:lineRule="auto"/>
     </w:pPr>
     <w:rPr>
-      <w:rFonts w:asciiTheme="majorHAnsi" w:cstheme="majorBidi" w:eastAsiaTheme="majorEastAsia" w:hAnsiTheme="majorHAnsi"/>
+      <w:rFonts w:asciiTheme="majorHAnsi" w:cstheme="majorBidi" w:hAnsiTheme="majorHAnsi" w:eastAsia="黑体"/>
       <w:color w:themeColor="text1" w:val="000000"/>
     </w:rPr>
     <w:tblPr>
@@ -8679,6 +9023,7 @@
     </w:tblPr>
     <w:tblStylePr w:type="firstRow">
       <w:rPr>
+        <w:rFonts w:eastAsia="黑体"/>
         <w:sz w:val="24"/>
         <w:szCs w:val="24"/>
       </w:rPr>
@@ -8785,7 +9130,7 @@
       <w:spacing w:after="0" w:line="240" w:lineRule="auto"/>
     </w:pPr>
     <w:rPr>
-      <w:rFonts w:asciiTheme="majorHAnsi" w:cstheme="majorBidi" w:eastAsiaTheme="majorEastAsia" w:hAnsiTheme="majorHAnsi"/>
+      <w:rFonts w:asciiTheme="majorHAnsi" w:cstheme="majorBidi" w:hAnsiTheme="majorHAnsi" w:eastAsia="黑体"/>
       <w:color w:themeColor="text1" w:val="000000"/>
     </w:rPr>
     <w:tblPr>
@@ -8807,6 +9152,7 @@
     </w:tblPr>
     <w:tblStylePr w:type="firstRow">
       <w:rPr>
+        <w:rFonts w:eastAsia="黑体"/>
         <w:sz w:val="24"/>
         <w:szCs w:val="24"/>
       </w:rPr>
@@ -8913,7 +9259,7 @@
       <w:spacing w:after="0" w:line="240" w:lineRule="auto"/>
     </w:pPr>
     <w:rPr>
-      <w:rFonts w:asciiTheme="majorHAnsi" w:cstheme="majorBidi" w:eastAsiaTheme="majorEastAsia" w:hAnsiTheme="majorHAnsi"/>
+      <w:rFonts w:asciiTheme="majorHAnsi" w:cstheme="majorBidi" w:hAnsiTheme="majorHAnsi" w:eastAsia="黑体"/>
       <w:color w:themeColor="text1" w:val="000000"/>
     </w:rPr>
     <w:tblPr>
@@ -8935,6 +9281,7 @@
     </w:tblPr>
     <w:tblStylePr w:type="firstRow">
       <w:rPr>
+        <w:rFonts w:eastAsia="黑体"/>
         <w:sz w:val="24"/>
         <w:szCs w:val="24"/>
       </w:rPr>
@@ -9041,7 +9388,7 @@
       <w:spacing w:after="0" w:line="240" w:lineRule="auto"/>
     </w:pPr>
     <w:rPr>
-      <w:rFonts w:asciiTheme="majorHAnsi" w:cstheme="majorBidi" w:eastAsiaTheme="majorEastAsia" w:hAnsiTheme="majorHAnsi"/>
+      <w:rFonts w:asciiTheme="majorHAnsi" w:cstheme="majorBidi" w:hAnsiTheme="majorHAnsi" w:eastAsia="黑体"/>
       <w:color w:themeColor="text1" w:val="000000"/>
     </w:rPr>
     <w:tblPr>
@@ -9063,6 +9410,7 @@
     </w:tblPr>
     <w:tblStylePr w:type="firstRow">
       <w:rPr>
+        <w:rFonts w:eastAsia="黑体"/>
         <w:sz w:val="24"/>
         <w:szCs w:val="24"/>
       </w:rPr>
@@ -9192,12 +9540,14 @@
     </w:tcPr>
     <w:tblStylePr w:type="firstRow">
       <w:rPr>
+        <w:rFonts w:eastAsia="黑体"/>
         <w:b/>
         <w:bCs/>
       </w:rPr>
     </w:tblStylePr>
     <w:tblStylePr w:type="lastRow">
       <w:rPr>
+        <w:rFonts w:eastAsia="黑体"/>
         <w:b/>
         <w:bCs/>
       </w:rPr>
@@ -9210,12 +9560,14 @@
     </w:tblStylePr>
     <w:tblStylePr w:type="firstCol">
       <w:rPr>
+        <w:rFonts w:eastAsia="黑体"/>
         <w:b/>
         <w:bCs/>
       </w:rPr>
     </w:tblStylePr>
     <w:tblStylePr w:type="lastCol">
       <w:rPr>
+        <w:rFonts w:eastAsia="黑体"/>
         <w:b/>
         <w:bCs/>
       </w:rPr>
@@ -9265,12 +9617,14 @@
     </w:tcPr>
     <w:tblStylePr w:type="firstRow">
       <w:rPr>
+        <w:rFonts w:eastAsia="黑体"/>
         <w:b/>
         <w:bCs/>
       </w:rPr>
     </w:tblStylePr>
     <w:tblStylePr w:type="lastRow">
       <w:rPr>
+        <w:rFonts w:eastAsia="黑体"/>
         <w:b/>
         <w:bCs/>
       </w:rPr>
@@ -9283,12 +9637,14 @@
     </w:tblStylePr>
     <w:tblStylePr w:type="firstCol">
       <w:rPr>
+        <w:rFonts w:eastAsia="黑体"/>
         <w:b/>
         <w:bCs/>
       </w:rPr>
     </w:tblStylePr>
     <w:tblStylePr w:type="lastCol">
       <w:rPr>
+        <w:rFonts w:eastAsia="黑体"/>
         <w:b/>
         <w:bCs/>
       </w:rPr>
@@ -9338,12 +9694,14 @@
     </w:tcPr>
     <w:tblStylePr w:type="firstRow">
       <w:rPr>
+        <w:rFonts w:eastAsia="黑体"/>
         <w:b/>
         <w:bCs/>
       </w:rPr>
     </w:tblStylePr>
     <w:tblStylePr w:type="lastRow">
       <w:rPr>
+        <w:rFonts w:eastAsia="黑体"/>
         <w:b/>
         <w:bCs/>
       </w:rPr>
@@ -9356,12 +9714,14 @@
     </w:tblStylePr>
     <w:tblStylePr w:type="firstCol">
       <w:rPr>
+        <w:rFonts w:eastAsia="黑体"/>
         <w:b/>
         <w:bCs/>
       </w:rPr>
     </w:tblStylePr>
     <w:tblStylePr w:type="lastCol">
       <w:rPr>
+        <w:rFonts w:eastAsia="黑体"/>
         <w:b/>
         <w:bCs/>
       </w:rPr>
@@ -9411,12 +9771,14 @@
     </w:tcPr>
     <w:tblStylePr w:type="firstRow">
       <w:rPr>
+        <w:rFonts w:eastAsia="黑体"/>
         <w:b/>
         <w:bCs/>
       </w:rPr>
     </w:tblStylePr>
     <w:tblStylePr w:type="lastRow">
       <w:rPr>
+        <w:rFonts w:eastAsia="黑体"/>
         <w:b/>
         <w:bCs/>
       </w:rPr>
@@ -9429,12 +9791,14 @@
     </w:tblStylePr>
     <w:tblStylePr w:type="firstCol">
       <w:rPr>
+        <w:rFonts w:eastAsia="黑体"/>
         <w:b/>
         <w:bCs/>
       </w:rPr>
     </w:tblStylePr>
     <w:tblStylePr w:type="lastCol">
       <w:rPr>
+        <w:rFonts w:eastAsia="黑体"/>
         <w:b/>
         <w:bCs/>
       </w:rPr>
@@ -9484,12 +9848,14 @@
     </w:tcPr>
     <w:tblStylePr w:type="firstRow">
       <w:rPr>
+        <w:rFonts w:eastAsia="黑体"/>
         <w:b/>
         <w:bCs/>
       </w:rPr>
     </w:tblStylePr>
     <w:tblStylePr w:type="lastRow">
       <w:rPr>
+        <w:rFonts w:eastAsia="黑体"/>
         <w:b/>
         <w:bCs/>
       </w:rPr>
@@ -9502,12 +9868,14 @@
     </w:tblStylePr>
     <w:tblStylePr w:type="firstCol">
       <w:rPr>
+        <w:rFonts w:eastAsia="黑体"/>
         <w:b/>
         <w:bCs/>
       </w:rPr>
     </w:tblStylePr>
     <w:tblStylePr w:type="lastCol">
       <w:rPr>
+        <w:rFonts w:eastAsia="黑体"/>
         <w:b/>
         <w:bCs/>
       </w:rPr>
@@ -9557,12 +9925,14 @@
     </w:tcPr>
     <w:tblStylePr w:type="firstRow">
       <w:rPr>
+        <w:rFonts w:eastAsia="黑体"/>
         <w:b/>
         <w:bCs/>
       </w:rPr>
     </w:tblStylePr>
     <w:tblStylePr w:type="lastRow">
       <w:rPr>
+        <w:rFonts w:eastAsia="黑体"/>
         <w:b/>
         <w:bCs/>
       </w:rPr>
@@ -9575,12 +9945,14 @@
     </w:tblStylePr>
     <w:tblStylePr w:type="firstCol">
       <w:rPr>
+        <w:rFonts w:eastAsia="黑体"/>
         <w:b/>
         <w:bCs/>
       </w:rPr>
     </w:tblStylePr>
     <w:tblStylePr w:type="lastCol">
       <w:rPr>
+        <w:rFonts w:eastAsia="黑体"/>
         <w:b/>
         <w:bCs/>
       </w:rPr>
@@ -9630,12 +10002,14 @@
     </w:tcPr>
     <w:tblStylePr w:type="firstRow">
       <w:rPr>
+        <w:rFonts w:eastAsia="黑体"/>
         <w:b/>
         <w:bCs/>
       </w:rPr>
     </w:tblStylePr>
     <w:tblStylePr w:type="lastRow">
       <w:rPr>
+        <w:rFonts w:eastAsia="黑体"/>
         <w:b/>
         <w:bCs/>
       </w:rPr>
@@ -9648,12 +10022,14 @@
     </w:tblStylePr>
     <w:tblStylePr w:type="firstCol">
       <w:rPr>
+        <w:rFonts w:eastAsia="黑体"/>
         <w:b/>
         <w:bCs/>
       </w:rPr>
     </w:tblStylePr>
     <w:tblStylePr w:type="lastCol">
       <w:rPr>
+        <w:rFonts w:eastAsia="黑体"/>
         <w:b/>
         <w:bCs/>
       </w:rPr>
@@ -9680,7 +10056,7 @@
       <w:spacing w:after="0" w:line="240" w:lineRule="auto"/>
     </w:pPr>
     <w:rPr>
-      <w:rFonts w:asciiTheme="majorHAnsi" w:cstheme="majorBidi" w:eastAsiaTheme="majorEastAsia" w:hAnsiTheme="majorHAnsi"/>
+      <w:rFonts w:asciiTheme="majorHAnsi" w:cstheme="majorBidi" w:hAnsiTheme="majorHAnsi" w:eastAsia="黑体"/>
       <w:color w:themeColor="text1" w:val="000000"/>
     </w:rPr>
     <w:tblPr>
@@ -9707,6 +10083,7 @@
     </w:tcPr>
     <w:tblStylePr w:type="firstRow">
       <w:rPr>
+        <w:rFonts w:eastAsia="黑体"/>
         <w:b/>
         <w:bCs/>
         <w:color w:themeColor="text1" w:val="000000"/>
@@ -9718,6 +10095,7 @@
     </w:tblStylePr>
     <w:tblStylePr w:type="lastRow">
       <w:rPr>
+        <w:rFonts w:eastAsia="黑体"/>
         <w:b/>
         <w:bCs/>
         <w:color w:themeColor="text1" w:val="000000"/>
@@ -9737,6 +10115,7 @@
     </w:tblStylePr>
     <w:tblStylePr w:type="firstCol">
       <w:rPr>
+        <w:rFonts w:eastAsia="黑体"/>
         <w:b/>
         <w:bCs/>
         <w:color w:themeColor="text1" w:val="000000"/>
@@ -9756,6 +10135,7 @@
     </w:tblStylePr>
     <w:tblStylePr w:type="lastCol">
       <w:rPr>
+        <w:rFonts w:eastAsia="黑体"/>
         <w:b w:val="0"/>
         <w:bCs w:val="0"/>
         <w:color w:themeColor="text1" w:val="000000"/>
@@ -9805,7 +10185,7 @@
       <w:spacing w:after="0" w:line="240" w:lineRule="auto"/>
     </w:pPr>
     <w:rPr>
-      <w:rFonts w:asciiTheme="majorHAnsi" w:cstheme="majorBidi" w:eastAsiaTheme="majorEastAsia" w:hAnsiTheme="majorHAnsi"/>
+      <w:rFonts w:asciiTheme="majorHAnsi" w:cstheme="majorBidi" w:hAnsiTheme="majorHAnsi" w:eastAsia="黑体"/>
       <w:color w:themeColor="text1" w:val="000000"/>
     </w:rPr>
     <w:tblPr>
@@ -9832,6 +10212,7 @@
     </w:tcPr>
     <w:tblStylePr w:type="firstRow">
       <w:rPr>
+        <w:rFonts w:eastAsia="黑体"/>
         <w:b/>
         <w:bCs/>
         <w:color w:themeColor="text1" w:val="000000"/>
@@ -9843,6 +10224,7 @@
     </w:tblStylePr>
     <w:tblStylePr w:type="lastRow">
       <w:rPr>
+        <w:rFonts w:eastAsia="黑体"/>
         <w:b/>
         <w:bCs/>
         <w:color w:themeColor="text1" w:val="000000"/>
@@ -9862,6 +10244,7 @@
     </w:tblStylePr>
     <w:tblStylePr w:type="firstCol">
       <w:rPr>
+        <w:rFonts w:eastAsia="黑体"/>
         <w:b/>
         <w:bCs/>
         <w:color w:themeColor="text1" w:val="000000"/>
@@ -9881,6 +10264,7 @@
     </w:tblStylePr>
     <w:tblStylePr w:type="lastCol">
       <w:rPr>
+        <w:rFonts w:eastAsia="黑体"/>
         <w:b w:val="0"/>
         <w:bCs w:val="0"/>
         <w:color w:themeColor="text1" w:val="000000"/>
@@ -9930,7 +10314,7 @@
       <w:spacing w:after="0" w:line="240" w:lineRule="auto"/>
     </w:pPr>
     <w:rPr>
-      <w:rFonts w:asciiTheme="majorHAnsi" w:cstheme="majorBidi" w:eastAsiaTheme="majorEastAsia" w:hAnsiTheme="majorHAnsi"/>
+      <w:rFonts w:asciiTheme="majorHAnsi" w:cstheme="majorBidi" w:hAnsiTheme="majorHAnsi" w:eastAsia="黑体"/>
       <w:color w:themeColor="text1" w:val="000000"/>
     </w:rPr>
     <w:tblPr>
@@ -9957,6 +10341,7 @@
     </w:tcPr>
     <w:tblStylePr w:type="firstRow">
       <w:rPr>
+        <w:rFonts w:eastAsia="黑体"/>
         <w:b/>
         <w:bCs/>
         <w:color w:themeColor="text1" w:val="000000"/>
@@ -9968,6 +10353,7 @@
     </w:tblStylePr>
     <w:tblStylePr w:type="lastRow">
       <w:rPr>
+        <w:rFonts w:eastAsia="黑体"/>
         <w:b/>
         <w:bCs/>
         <w:color w:themeColor="text1" w:val="000000"/>
@@ -9987,6 +10373,7 @@
     </w:tblStylePr>
     <w:tblStylePr w:type="firstCol">
       <w:rPr>
+        <w:rFonts w:eastAsia="黑体"/>
         <w:b/>
         <w:bCs/>
         <w:color w:themeColor="text1" w:val="000000"/>
@@ -10006,6 +10393,7 @@
     </w:tblStylePr>
     <w:tblStylePr w:type="lastCol">
       <w:rPr>
+        <w:rFonts w:eastAsia="黑体"/>
         <w:b w:val="0"/>
         <w:bCs w:val="0"/>
         <w:color w:themeColor="text1" w:val="000000"/>
@@ -10055,7 +10443,7 @@
       <w:spacing w:after="0" w:line="240" w:lineRule="auto"/>
     </w:pPr>
     <w:rPr>
-      <w:rFonts w:asciiTheme="majorHAnsi" w:cstheme="majorBidi" w:eastAsiaTheme="majorEastAsia" w:hAnsiTheme="majorHAnsi"/>
+      <w:rFonts w:asciiTheme="majorHAnsi" w:cstheme="majorBidi" w:hAnsiTheme="majorHAnsi" w:eastAsia="黑体"/>
       <w:color w:themeColor="text1" w:val="000000"/>
     </w:rPr>
     <w:tblPr>
@@ -10082,6 +10470,7 @@
     </w:tcPr>
     <w:tblStylePr w:type="firstRow">
       <w:rPr>
+        <w:rFonts w:eastAsia="黑体"/>
         <w:b/>
         <w:bCs/>
         <w:color w:themeColor="text1" w:val="000000"/>
@@ -10093,6 +10482,7 @@
     </w:tblStylePr>
     <w:tblStylePr w:type="lastRow">
       <w:rPr>
+        <w:rFonts w:eastAsia="黑体"/>
         <w:b/>
         <w:bCs/>
         <w:color w:themeColor="text1" w:val="000000"/>
@@ -10112,6 +10502,7 @@
     </w:tblStylePr>
     <w:tblStylePr w:type="firstCol">
       <w:rPr>
+        <w:rFonts w:eastAsia="黑体"/>
         <w:b/>
         <w:bCs/>
         <w:color w:themeColor="text1" w:val="000000"/>
@@ -10131,6 +10522,7 @@
     </w:tblStylePr>
     <w:tblStylePr w:type="lastCol">
       <w:rPr>
+        <w:rFonts w:eastAsia="黑体"/>
         <w:b w:val="0"/>
         <w:bCs w:val="0"/>
         <w:color w:themeColor="text1" w:val="000000"/>
@@ -10180,7 +10572,7 @@
       <w:spacing w:after="0" w:line="240" w:lineRule="auto"/>
     </w:pPr>
     <w:rPr>
-      <w:rFonts w:asciiTheme="majorHAnsi" w:cstheme="majorBidi" w:eastAsiaTheme="majorEastAsia" w:hAnsiTheme="majorHAnsi"/>
+      <w:rFonts w:asciiTheme="majorHAnsi" w:cstheme="majorBidi" w:hAnsiTheme="majorHAnsi" w:eastAsia="黑体"/>
       <w:color w:themeColor="text1" w:val="000000"/>
     </w:rPr>
     <w:tblPr>
@@ -10207,6 +10599,7 @@
     </w:tcPr>
     <w:tblStylePr w:type="firstRow">
       <w:rPr>
+        <w:rFonts w:eastAsia="黑体"/>
         <w:b/>
         <w:bCs/>
         <w:color w:themeColor="text1" w:val="000000"/>
@@ -10218,6 +10611,7 @@
     </w:tblStylePr>
     <w:tblStylePr w:type="lastRow">
       <w:rPr>
+        <w:rFonts w:eastAsia="黑体"/>
         <w:b/>
         <w:bCs/>
         <w:color w:themeColor="text1" w:val="000000"/>
@@ -10237,6 +10631,7 @@
     </w:tblStylePr>
     <w:tblStylePr w:type="firstCol">
       <w:rPr>
+        <w:rFonts w:eastAsia="黑体"/>
         <w:b/>
         <w:bCs/>
         <w:color w:themeColor="text1" w:val="000000"/>
@@ -10256,6 +10651,7 @@
     </w:tblStylePr>
     <w:tblStylePr w:type="lastCol">
       <w:rPr>
+        <w:rFonts w:eastAsia="黑体"/>
         <w:b w:val="0"/>
         <w:bCs w:val="0"/>
         <w:color w:themeColor="text1" w:val="000000"/>
@@ -10305,7 +10701,7 @@
       <w:spacing w:after="0" w:line="240" w:lineRule="auto"/>
     </w:pPr>
     <w:rPr>
-      <w:rFonts w:asciiTheme="majorHAnsi" w:cstheme="majorBidi" w:eastAsiaTheme="majorEastAsia" w:hAnsiTheme="majorHAnsi"/>
+      <w:rFonts w:asciiTheme="majorHAnsi" w:cstheme="majorBidi" w:hAnsiTheme="majorHAnsi" w:eastAsia="黑体"/>
       <w:color w:themeColor="text1" w:val="000000"/>
     </w:rPr>
     <w:tblPr>
@@ -10332,6 +10728,7 @@
     </w:tcPr>
     <w:tblStylePr w:type="firstRow">
       <w:rPr>
+        <w:rFonts w:eastAsia="黑体"/>
         <w:b/>
         <w:bCs/>
         <w:color w:themeColor="text1" w:val="000000"/>
@@ -10343,6 +10740,7 @@
     </w:tblStylePr>
     <w:tblStylePr w:type="lastRow">
       <w:rPr>
+        <w:rFonts w:eastAsia="黑体"/>
         <w:b/>
         <w:bCs/>
         <w:color w:themeColor="text1" w:val="000000"/>
@@ -10362,6 +10760,7 @@
     </w:tblStylePr>
     <w:tblStylePr w:type="firstCol">
       <w:rPr>
+        <w:rFonts w:eastAsia="黑体"/>
         <w:b/>
         <w:bCs/>
         <w:color w:themeColor="text1" w:val="000000"/>
@@ -10381,6 +10780,7 @@
     </w:tblStylePr>
     <w:tblStylePr w:type="lastCol">
       <w:rPr>
+        <w:rFonts w:eastAsia="黑体"/>
         <w:b w:val="0"/>
         <w:bCs w:val="0"/>
         <w:color w:themeColor="text1" w:val="000000"/>
@@ -10430,7 +10830,7 @@
       <w:spacing w:after="0" w:line="240" w:lineRule="auto"/>
     </w:pPr>
     <w:rPr>
-      <w:rFonts w:asciiTheme="majorHAnsi" w:cstheme="majorBidi" w:eastAsiaTheme="majorEastAsia" w:hAnsiTheme="majorHAnsi"/>
+      <w:rFonts w:asciiTheme="majorHAnsi" w:cstheme="majorBidi" w:hAnsiTheme="majorHAnsi" w:eastAsia="黑体"/>
       <w:color w:themeColor="text1" w:val="000000"/>
     </w:rPr>
     <w:tblPr>
@@ -10457,6 +10857,7 @@
     </w:tcPr>
     <w:tblStylePr w:type="firstRow">
       <w:rPr>
+        <w:rFonts w:eastAsia="黑体"/>
         <w:b/>
         <w:bCs/>
         <w:color w:themeColor="text1" w:val="000000"/>
@@ -10468,6 +10869,7 @@
     </w:tblStylePr>
     <w:tblStylePr w:type="lastRow">
       <w:rPr>
+        <w:rFonts w:eastAsia="黑体"/>
         <w:b/>
         <w:bCs/>
         <w:color w:themeColor="text1" w:val="000000"/>
@@ -10487,6 +10889,7 @@
     </w:tblStylePr>
     <w:tblStylePr w:type="firstCol">
       <w:rPr>
+        <w:rFonts w:eastAsia="黑体"/>
         <w:b/>
         <w:bCs/>
         <w:color w:themeColor="text1" w:val="000000"/>
@@ -10506,6 +10909,7 @@
     </w:tblStylePr>
     <w:tblStylePr w:type="lastCol">
       <w:rPr>
+        <w:rFonts w:eastAsia="黑体"/>
         <w:b w:val="0"/>
         <w:bCs w:val="0"/>
         <w:color w:themeColor="text1" w:val="000000"/>
@@ -10578,6 +10982,7 @@
     </w:tcPr>
     <w:tblStylePr w:type="firstRow">
       <w:rPr>
+        <w:rFonts w:eastAsia="黑体"/>
         <w:b/>
         <w:bCs/>
         <w:i w:val="0"/>
@@ -10599,6 +11004,7 @@
     </w:tblStylePr>
     <w:tblStylePr w:type="lastRow">
       <w:rPr>
+        <w:rFonts w:eastAsia="黑体"/>
         <w:b/>
         <w:bCs/>
         <w:i w:val="0"/>
@@ -10620,6 +11026,7 @@
     </w:tblStylePr>
     <w:tblStylePr w:type="firstCol">
       <w:rPr>
+        <w:rFonts w:eastAsia="黑体"/>
         <w:b/>
         <w:bCs/>
         <w:i w:val="0"/>
@@ -10639,6 +11046,7 @@
     </w:tblStylePr>
     <w:tblStylePr w:type="lastCol">
       <w:rPr>
+        <w:rFonts w:eastAsia="黑体"/>
         <w:b/>
         <w:bCs/>
         <w:i w:val="0"/>
@@ -10719,6 +11127,7 @@
     </w:tcPr>
     <w:tblStylePr w:type="firstRow">
       <w:rPr>
+        <w:rFonts w:eastAsia="黑体"/>
         <w:b/>
         <w:bCs/>
         <w:i w:val="0"/>
@@ -10740,6 +11149,7 @@
     </w:tblStylePr>
     <w:tblStylePr w:type="lastRow">
       <w:rPr>
+        <w:rFonts w:eastAsia="黑体"/>
         <w:b/>
         <w:bCs/>
         <w:i w:val="0"/>
@@ -10761,6 +11171,7 @@
     </w:tblStylePr>
     <w:tblStylePr w:type="firstCol">
       <w:rPr>
+        <w:rFonts w:eastAsia="黑体"/>
         <w:b/>
         <w:bCs/>
         <w:i w:val="0"/>
@@ -10780,6 +11191,7 @@
     </w:tblStylePr>
     <w:tblStylePr w:type="lastCol">
       <w:rPr>
+        <w:rFonts w:eastAsia="黑体"/>
         <w:b/>
         <w:bCs/>
         <w:i w:val="0"/>
@@ -10860,6 +11272,7 @@
     </w:tcPr>
     <w:tblStylePr w:type="firstRow">
       <w:rPr>
+        <w:rFonts w:eastAsia="黑体"/>
         <w:b/>
         <w:bCs/>
         <w:i w:val="0"/>
@@ -10881,6 +11294,7 @@
     </w:tblStylePr>
     <w:tblStylePr w:type="lastRow">
       <w:rPr>
+        <w:rFonts w:eastAsia="黑体"/>
         <w:b/>
         <w:bCs/>
         <w:i w:val="0"/>
@@ -10902,6 +11316,7 @@
     </w:tblStylePr>
     <w:tblStylePr w:type="firstCol">
       <w:rPr>
+        <w:rFonts w:eastAsia="黑体"/>
         <w:b/>
         <w:bCs/>
         <w:i w:val="0"/>
@@ -10921,6 +11336,7 @@
     </w:tblStylePr>
     <w:tblStylePr w:type="lastCol">
       <w:rPr>
+        <w:rFonts w:eastAsia="黑体"/>
         <w:b/>
         <w:bCs/>
         <w:i w:val="0"/>
@@ -11001,6 +11417,7 @@
     </w:tcPr>
     <w:tblStylePr w:type="firstRow">
       <w:rPr>
+        <w:rFonts w:eastAsia="黑体"/>
         <w:b/>
         <w:bCs/>
         <w:i w:val="0"/>
@@ -11022,6 +11439,7 @@
     </w:tblStylePr>
     <w:tblStylePr w:type="lastRow">
       <w:rPr>
+        <w:rFonts w:eastAsia="黑体"/>
         <w:b/>
         <w:bCs/>
         <w:i w:val="0"/>
@@ -11043,6 +11461,7 @@
     </w:tblStylePr>
     <w:tblStylePr w:type="firstCol">
       <w:rPr>
+        <w:rFonts w:eastAsia="黑体"/>
         <w:b/>
         <w:bCs/>
         <w:i w:val="0"/>
@@ -11062,6 +11481,7 @@
     </w:tblStylePr>
     <w:tblStylePr w:type="lastCol">
       <w:rPr>
+        <w:rFonts w:eastAsia="黑体"/>
         <w:b/>
         <w:bCs/>
         <w:i w:val="0"/>
@@ -11142,6 +11562,7 @@
     </w:tcPr>
     <w:tblStylePr w:type="firstRow">
       <w:rPr>
+        <w:rFonts w:eastAsia="黑体"/>
         <w:b/>
         <w:bCs/>
         <w:i w:val="0"/>
@@ -11163,6 +11584,7 @@
     </w:tblStylePr>
     <w:tblStylePr w:type="lastRow">
       <w:rPr>
+        <w:rFonts w:eastAsia="黑体"/>
         <w:b/>
         <w:bCs/>
         <w:i w:val="0"/>
@@ -11184,6 +11606,7 @@
     </w:tblStylePr>
     <w:tblStylePr w:type="firstCol">
       <w:rPr>
+        <w:rFonts w:eastAsia="黑体"/>
         <w:b/>
         <w:bCs/>
         <w:i w:val="0"/>
@@ -11203,6 +11626,7 @@
     </w:tblStylePr>
     <w:tblStylePr w:type="lastCol">
       <w:rPr>
+        <w:rFonts w:eastAsia="黑体"/>
         <w:b/>
         <w:bCs/>
         <w:i w:val="0"/>
@@ -11283,6 +11707,7 @@
     </w:tcPr>
     <w:tblStylePr w:type="firstRow">
       <w:rPr>
+        <w:rFonts w:eastAsia="黑体"/>
         <w:b/>
         <w:bCs/>
         <w:i w:val="0"/>
@@ -11304,6 +11729,7 @@
     </w:tblStylePr>
     <w:tblStylePr w:type="lastRow">
       <w:rPr>
+        <w:rFonts w:eastAsia="黑体"/>
         <w:b/>
         <w:bCs/>
         <w:i w:val="0"/>
@@ -11325,6 +11751,7 @@
     </w:tblStylePr>
     <w:tblStylePr w:type="firstCol">
       <w:rPr>
+        <w:rFonts w:eastAsia="黑体"/>
         <w:b/>
         <w:bCs/>
         <w:i w:val="0"/>
@@ -11344,6 +11771,7 @@
     </w:tblStylePr>
     <w:tblStylePr w:type="lastCol">
       <w:rPr>
+        <w:rFonts w:eastAsia="黑体"/>
         <w:b/>
         <w:bCs/>
         <w:i w:val="0"/>
@@ -11424,6 +11852,7 @@
     </w:tcPr>
     <w:tblStylePr w:type="firstRow">
       <w:rPr>
+        <w:rFonts w:eastAsia="黑体"/>
         <w:b/>
         <w:bCs/>
         <w:i w:val="0"/>
@@ -11445,6 +11874,7 @@
     </w:tblStylePr>
     <w:tblStylePr w:type="lastRow">
       <w:rPr>
+        <w:rFonts w:eastAsia="黑体"/>
         <w:b/>
         <w:bCs/>
         <w:i w:val="0"/>
@@ -11466,6 +11896,7 @@
     </w:tblStylePr>
     <w:tblStylePr w:type="firstCol">
       <w:rPr>
+        <w:rFonts w:eastAsia="黑体"/>
         <w:b/>
         <w:bCs/>
         <w:i w:val="0"/>
@@ -11485,6 +11916,7 @@
     </w:tblStylePr>
     <w:tblStylePr w:type="lastCol">
       <w:rPr>
+        <w:rFonts w:eastAsia="黑体"/>
         <w:b/>
         <w:bCs/>
         <w:i w:val="0"/>
@@ -11542,6 +11974,7 @@
       <w:spacing w:after="0" w:line="240" w:lineRule="auto"/>
     </w:pPr>
     <w:rPr>
+      <w:rFonts w:eastAsia="黑体"/>
       <w:color w:themeColor="background1" w:val="FFFFFF"/>
     </w:rPr>
     <w:tblPr>
@@ -11560,6 +11993,7 @@
     </w:tcPr>
     <w:tblStylePr w:type="firstRow">
       <w:rPr>
+        <w:rFonts w:eastAsia="黑体"/>
         <w:b/>
         <w:bCs/>
       </w:rPr>
@@ -11656,6 +12090,7 @@
       <w:spacing w:after="0" w:line="240" w:lineRule="auto"/>
     </w:pPr>
     <w:rPr>
+      <w:rFonts w:eastAsia="黑体"/>
       <w:color w:themeColor="background1" w:val="FFFFFF"/>
     </w:rPr>
     <w:tblPr>
@@ -11674,6 +12109,7 @@
     </w:tcPr>
     <w:tblStylePr w:type="firstRow">
       <w:rPr>
+        <w:rFonts w:eastAsia="黑体"/>
         <w:b/>
         <w:bCs/>
       </w:rPr>
@@ -11770,6 +12206,7 @@
       <w:spacing w:after="0" w:line="240" w:lineRule="auto"/>
     </w:pPr>
     <w:rPr>
+      <w:rFonts w:eastAsia="黑体"/>
       <w:color w:themeColor="background1" w:val="FFFFFF"/>
     </w:rPr>
     <w:tblPr>
@@ -11788,6 +12225,7 @@
     </w:tcPr>
     <w:tblStylePr w:type="firstRow">
       <w:rPr>
+        <w:rFonts w:eastAsia="黑体"/>
         <w:b/>
         <w:bCs/>
       </w:rPr>
@@ -11884,6 +12322,7 @@
       <w:spacing w:after="0" w:line="240" w:lineRule="auto"/>
     </w:pPr>
     <w:rPr>
+      <w:rFonts w:eastAsia="黑体"/>
       <w:color w:themeColor="background1" w:val="FFFFFF"/>
     </w:rPr>
     <w:tblPr>
@@ -11902,6 +12341,7 @@
     </w:tcPr>
     <w:tblStylePr w:type="firstRow">
       <w:rPr>
+        <w:rFonts w:eastAsia="黑体"/>
         <w:b/>
         <w:bCs/>
       </w:rPr>
@@ -11998,6 +12438,7 @@
       <w:spacing w:after="0" w:line="240" w:lineRule="auto"/>
     </w:pPr>
     <w:rPr>
+      <w:rFonts w:eastAsia="黑体"/>
       <w:color w:themeColor="background1" w:val="FFFFFF"/>
     </w:rPr>
     <w:tblPr>
@@ -12016,6 +12457,7 @@
     </w:tcPr>
     <w:tblStylePr w:type="firstRow">
       <w:rPr>
+        <w:rFonts w:eastAsia="黑体"/>
         <w:b/>
         <w:bCs/>
       </w:rPr>
@@ -12112,6 +12554,7 @@
       <w:spacing w:after="0" w:line="240" w:lineRule="auto"/>
     </w:pPr>
     <w:rPr>
+      <w:rFonts w:eastAsia="黑体"/>
       <w:color w:themeColor="background1" w:val="FFFFFF"/>
     </w:rPr>
     <w:tblPr>
@@ -12130,6 +12573,7 @@
     </w:tcPr>
     <w:tblStylePr w:type="firstRow">
       <w:rPr>
+        <w:rFonts w:eastAsia="黑体"/>
         <w:b/>
         <w:bCs/>
       </w:rPr>
@@ -12226,6 +12670,7 @@
       <w:spacing w:after="0" w:line="240" w:lineRule="auto"/>
     </w:pPr>
     <w:rPr>
+      <w:rFonts w:eastAsia="黑体"/>
       <w:color w:themeColor="background1" w:val="FFFFFF"/>
     </w:rPr>
     <w:tblPr>
@@ -12244,6 +12689,7 @@
     </w:tcPr>
     <w:tblStylePr w:type="firstRow">
       <w:rPr>
+        <w:rFonts w:eastAsia="黑体"/>
         <w:b/>
         <w:bCs/>
       </w:rPr>
@@ -12340,6 +12786,7 @@
       <w:spacing w:after="0" w:line="240" w:lineRule="auto"/>
     </w:pPr>
     <w:rPr>
+      <w:rFonts w:eastAsia="黑体"/>
       <w:color w:themeColor="text1" w:val="000000"/>
     </w:rPr>
     <w:tblPr>
@@ -12366,6 +12813,7 @@
     </w:tcPr>
     <w:tblStylePr w:type="firstRow">
       <w:rPr>
+        <w:rFonts w:eastAsia="黑体"/>
         <w:b/>
         <w:bCs/>
       </w:rPr>
@@ -12384,6 +12832,7 @@
     </w:tblStylePr>
     <w:tblStylePr w:type="lastRow">
       <w:rPr>
+        <w:rFonts w:eastAsia="黑体"/>
         <w:b/>
         <w:bCs/>
         <w:color w:themeColor="background1" w:val="FFFFFF"/>
@@ -12398,6 +12847,7 @@
     </w:tblStylePr>
     <w:tblStylePr w:type="firstCol">
       <w:rPr>
+        <w:rFonts w:eastAsia="黑体"/>
         <w:color w:themeColor="background1" w:val="FFFFFF"/>
       </w:rPr>
       <w:tblPr/>
@@ -12415,6 +12865,7 @@
     </w:tblStylePr>
     <w:tblStylePr w:type="lastCol">
       <w:rPr>
+        <w:rFonts w:eastAsia="黑体"/>
         <w:color w:themeColor="background1" w:val="FFFFFF"/>
       </w:rPr>
       <w:tblPr/>
@@ -12444,11 +12895,13 @@
     </w:tblStylePr>
     <w:tblStylePr w:type="neCell">
       <w:rPr>
+        <w:rFonts w:eastAsia="黑体"/>
         <w:color w:themeColor="text1" w:val="000000"/>
       </w:rPr>
     </w:tblStylePr>
     <w:tblStylePr w:type="nwCell">
       <w:rPr>
+        <w:rFonts w:eastAsia="黑体"/>
         <w:color w:themeColor="text1" w:val="000000"/>
       </w:rPr>
     </w:tblStylePr>
@@ -12462,6 +12915,7 @@
       <w:spacing w:after="0" w:line="240" w:lineRule="auto"/>
     </w:pPr>
     <w:rPr>
+      <w:rFonts w:eastAsia="黑体"/>
       <w:color w:themeColor="text1" w:val="000000"/>
     </w:rPr>
     <w:tblPr>
@@ -12488,6 +12942,7 @@
     </w:tcPr>
     <w:tblStylePr w:type="firstRow">
       <w:rPr>
+        <w:rFonts w:eastAsia="黑体"/>
         <w:b/>
         <w:bCs/>
       </w:rPr>
@@ -12506,6 +12961,7 @@
     </w:tblStylePr>
     <w:tblStylePr w:type="lastRow">
       <w:rPr>
+        <w:rFonts w:eastAsia="黑体"/>
         <w:b/>
         <w:bCs/>
         <w:color w:themeColor="background1" w:val="FFFFFF"/>
@@ -12520,6 +12976,7 @@
     </w:tblStylePr>
     <w:tblStylePr w:type="firstCol">
       <w:rPr>
+        <w:rFonts w:eastAsia="黑体"/>
         <w:color w:themeColor="background1" w:val="FFFFFF"/>
       </w:rPr>
       <w:tblPr/>
@@ -12537,6 +12994,7 @@
     </w:tblStylePr>
     <w:tblStylePr w:type="lastCol">
       <w:rPr>
+        <w:rFonts w:eastAsia="黑体"/>
         <w:color w:themeColor="background1" w:val="FFFFFF"/>
       </w:rPr>
       <w:tblPr/>
@@ -12566,11 +13024,13 @@
     </w:tblStylePr>
     <w:tblStylePr w:type="neCell">
       <w:rPr>
+        <w:rFonts w:eastAsia="黑体"/>
         <w:color w:themeColor="text1" w:val="000000"/>
       </w:rPr>
     </w:tblStylePr>
     <w:tblStylePr w:type="nwCell">
       <w:rPr>
+        <w:rFonts w:eastAsia="黑体"/>
         <w:color w:themeColor="text1" w:val="000000"/>
       </w:rPr>
     </w:tblStylePr>
@@ -12584,6 +13044,7 @@
       <w:spacing w:after="0" w:line="240" w:lineRule="auto"/>
     </w:pPr>
     <w:rPr>
+      <w:rFonts w:eastAsia="黑体"/>
       <w:color w:themeColor="text1" w:val="000000"/>
     </w:rPr>
     <w:tblPr>
@@ -12610,6 +13071,7 @@
     </w:tcPr>
     <w:tblStylePr w:type="firstRow">
       <w:rPr>
+        <w:rFonts w:eastAsia="黑体"/>
         <w:b/>
         <w:bCs/>
       </w:rPr>
@@ -12628,6 +13090,7 @@
     </w:tblStylePr>
     <w:tblStylePr w:type="lastRow">
       <w:rPr>
+        <w:rFonts w:eastAsia="黑体"/>
         <w:b/>
         <w:bCs/>
         <w:color w:themeColor="background1" w:val="FFFFFF"/>
@@ -12642,6 +13105,7 @@
     </w:tblStylePr>
     <w:tblStylePr w:type="firstCol">
       <w:rPr>
+        <w:rFonts w:eastAsia="黑体"/>
         <w:color w:themeColor="background1" w:val="FFFFFF"/>
       </w:rPr>
       <w:tblPr/>
@@ -12659,6 +13123,7 @@
     </w:tblStylePr>
     <w:tblStylePr w:type="lastCol">
       <w:rPr>
+        <w:rFonts w:eastAsia="黑体"/>
         <w:color w:themeColor="background1" w:val="FFFFFF"/>
       </w:rPr>
       <w:tblPr/>
@@ -12688,11 +13153,13 @@
     </w:tblStylePr>
     <w:tblStylePr w:type="neCell">
       <w:rPr>
+        <w:rFonts w:eastAsia="黑体"/>
         <w:color w:themeColor="text1" w:val="000000"/>
       </w:rPr>
     </w:tblStylePr>
     <w:tblStylePr w:type="nwCell">
       <w:rPr>
+        <w:rFonts w:eastAsia="黑体"/>
         <w:color w:themeColor="text1" w:val="000000"/>
       </w:rPr>
     </w:tblStylePr>
@@ -12706,6 +13173,7 @@
       <w:spacing w:after="0" w:line="240" w:lineRule="auto"/>
     </w:pPr>
     <w:rPr>
+      <w:rFonts w:eastAsia="黑体"/>
       <w:color w:themeColor="text1" w:val="000000"/>
     </w:rPr>
     <w:tblPr>
@@ -12732,6 +13200,7 @@
     </w:tcPr>
     <w:tblStylePr w:type="firstRow">
       <w:rPr>
+        <w:rFonts w:eastAsia="黑体"/>
         <w:b/>
         <w:bCs/>
       </w:rPr>
@@ -12750,6 +13219,7 @@
     </w:tblStylePr>
     <w:tblStylePr w:type="lastRow">
       <w:rPr>
+        <w:rFonts w:eastAsia="黑体"/>
         <w:b/>
         <w:bCs/>
         <w:color w:themeColor="background1" w:val="FFFFFF"/>
@@ -12764,6 +13234,7 @@
     </w:tblStylePr>
     <w:tblStylePr w:type="firstCol">
       <w:rPr>
+        <w:rFonts w:eastAsia="黑体"/>
         <w:color w:themeColor="background1" w:val="FFFFFF"/>
       </w:rPr>
       <w:tblPr/>
@@ -12781,6 +13252,7 @@
     </w:tblStylePr>
     <w:tblStylePr w:type="lastCol">
       <w:rPr>
+        <w:rFonts w:eastAsia="黑体"/>
         <w:color w:themeColor="background1" w:val="FFFFFF"/>
       </w:rPr>
       <w:tblPr/>
@@ -12818,6 +13290,7 @@
       <w:spacing w:after="0" w:line="240" w:lineRule="auto"/>
     </w:pPr>
     <w:rPr>
+      <w:rFonts w:eastAsia="黑体"/>
       <w:color w:themeColor="text1" w:val="000000"/>
     </w:rPr>
     <w:tblPr>
@@ -12844,6 +13317,7 @@
     </w:tcPr>
     <w:tblStylePr w:type="firstRow">
       <w:rPr>
+        <w:rFonts w:eastAsia="黑体"/>
         <w:b/>
         <w:bCs/>
       </w:rPr>
@@ -12862,6 +13336,7 @@
     </w:tblStylePr>
     <w:tblStylePr w:type="lastRow">
       <w:rPr>
+        <w:rFonts w:eastAsia="黑体"/>
         <w:b/>
         <w:bCs/>
         <w:color w:themeColor="background1" w:val="FFFFFF"/>
@@ -12876,6 +13351,7 @@
     </w:tblStylePr>
     <w:tblStylePr w:type="firstCol">
       <w:rPr>
+        <w:rFonts w:eastAsia="黑体"/>
         <w:color w:themeColor="background1" w:val="FFFFFF"/>
       </w:rPr>
       <w:tblPr/>
@@ -12893,6 +13369,7 @@
     </w:tblStylePr>
     <w:tblStylePr w:type="lastCol">
       <w:rPr>
+        <w:rFonts w:eastAsia="黑体"/>
         <w:color w:themeColor="background1" w:val="FFFFFF"/>
       </w:rPr>
       <w:tblPr/>
@@ -12922,11 +13399,13 @@
     </w:tblStylePr>
     <w:tblStylePr w:type="neCell">
       <w:rPr>
+        <w:rFonts w:eastAsia="黑体"/>
         <w:color w:themeColor="text1" w:val="000000"/>
       </w:rPr>
     </w:tblStylePr>
     <w:tblStylePr w:type="nwCell">
       <w:rPr>
+        <w:rFonts w:eastAsia="黑体"/>
         <w:color w:themeColor="text1" w:val="000000"/>
       </w:rPr>
     </w:tblStylePr>
@@ -12940,6 +13419,7 @@
       <w:spacing w:after="0" w:line="240" w:lineRule="auto"/>
     </w:pPr>
     <w:rPr>
+      <w:rFonts w:eastAsia="黑体"/>
       <w:color w:themeColor="text1" w:val="000000"/>
     </w:rPr>
     <w:tblPr>
@@ -12966,6 +13446,7 @@
     </w:tcPr>
     <w:tblStylePr w:type="firstRow">
       <w:rPr>
+        <w:rFonts w:eastAsia="黑体"/>
         <w:b/>
         <w:bCs/>
       </w:rPr>
@@ -12984,6 +13465,7 @@
     </w:tblStylePr>
     <w:tblStylePr w:type="lastRow">
       <w:rPr>
+        <w:rFonts w:eastAsia="黑体"/>
         <w:b/>
         <w:bCs/>
         <w:color w:themeColor="background1" w:val="FFFFFF"/>
@@ -12998,6 +13480,7 @@
     </w:tblStylePr>
     <w:tblStylePr w:type="firstCol">
       <w:rPr>
+        <w:rFonts w:eastAsia="黑体"/>
         <w:color w:themeColor="background1" w:val="FFFFFF"/>
       </w:rPr>
       <w:tblPr/>
@@ -13015,6 +13498,7 @@
     </w:tblStylePr>
     <w:tblStylePr w:type="lastCol">
       <w:rPr>
+        <w:rFonts w:eastAsia="黑体"/>
         <w:color w:themeColor="background1" w:val="FFFFFF"/>
       </w:rPr>
       <w:tblPr/>
@@ -13044,11 +13528,13 @@
     </w:tblStylePr>
     <w:tblStylePr w:type="neCell">
       <w:rPr>
+        <w:rFonts w:eastAsia="黑体"/>
         <w:color w:themeColor="text1" w:val="000000"/>
       </w:rPr>
     </w:tblStylePr>
     <w:tblStylePr w:type="nwCell">
       <w:rPr>
+        <w:rFonts w:eastAsia="黑体"/>
         <w:color w:themeColor="text1" w:val="000000"/>
       </w:rPr>
     </w:tblStylePr>
@@ -13062,6 +13548,7 @@
       <w:spacing w:after="0" w:line="240" w:lineRule="auto"/>
     </w:pPr>
     <w:rPr>
+      <w:rFonts w:eastAsia="黑体"/>
       <w:color w:themeColor="text1" w:val="000000"/>
     </w:rPr>
     <w:tblPr>
@@ -13088,6 +13575,7 @@
     </w:tcPr>
     <w:tblStylePr w:type="firstRow">
       <w:rPr>
+        <w:rFonts w:eastAsia="黑体"/>
         <w:b/>
         <w:bCs/>
       </w:rPr>
@@ -13106,6 +13594,7 @@
     </w:tblStylePr>
     <w:tblStylePr w:type="lastRow">
       <w:rPr>
+        <w:rFonts w:eastAsia="黑体"/>
         <w:b/>
         <w:bCs/>
         <w:color w:themeColor="background1" w:val="FFFFFF"/>
@@ -13120,6 +13609,7 @@
     </w:tblStylePr>
     <w:tblStylePr w:type="firstCol">
       <w:rPr>
+        <w:rFonts w:eastAsia="黑体"/>
         <w:color w:themeColor="background1" w:val="FFFFFF"/>
       </w:rPr>
       <w:tblPr/>
@@ -13137,6 +13627,7 @@
     </w:tblStylePr>
     <w:tblStylePr w:type="lastCol">
       <w:rPr>
+        <w:rFonts w:eastAsia="黑体"/>
         <w:color w:themeColor="background1" w:val="FFFFFF"/>
       </w:rPr>
       <w:tblPr/>
@@ -13166,11 +13657,13 @@
     </w:tblStylePr>
     <w:tblStylePr w:type="neCell">
       <w:rPr>
+        <w:rFonts w:eastAsia="黑体"/>
         <w:color w:themeColor="text1" w:val="000000"/>
       </w:rPr>
     </w:tblStylePr>
     <w:tblStylePr w:type="nwCell">
       <w:rPr>
+        <w:rFonts w:eastAsia="黑体"/>
         <w:color w:themeColor="text1" w:val="000000"/>
       </w:rPr>
     </w:tblStylePr>
@@ -13184,6 +13677,7 @@
       <w:spacing w:after="0" w:line="240" w:lineRule="auto"/>
     </w:pPr>
     <w:rPr>
+      <w:rFonts w:eastAsia="黑体"/>
       <w:color w:themeColor="text1" w:val="000000"/>
     </w:rPr>
     <w:tblPr>
@@ -13202,6 +13696,7 @@
     </w:tcPr>
     <w:tblStylePr w:type="firstRow">
       <w:rPr>
+        <w:rFonts w:eastAsia="黑体"/>
         <w:b/>
         <w:bCs/>
         <w:color w:themeColor="background1" w:val="FFFFFF"/>
@@ -13216,6 +13711,7 @@
     </w:tblStylePr>
     <w:tblStylePr w:type="lastRow">
       <w:rPr>
+        <w:rFonts w:eastAsia="黑体"/>
         <w:b/>
         <w:bCs/>
         <w:color w:themeColor="accent2" w:themeShade="CC" w:val="9E3A38"/>
@@ -13230,12 +13726,14 @@
     </w:tblStylePr>
     <w:tblStylePr w:type="firstCol">
       <w:rPr>
+        <w:rFonts w:eastAsia="黑体"/>
         <w:b/>
         <w:bCs/>
       </w:rPr>
     </w:tblStylePr>
     <w:tblStylePr w:type="lastCol">
       <w:rPr>
+        <w:rFonts w:eastAsia="黑体"/>
         <w:b/>
         <w:bCs/>
       </w:rPr>
@@ -13270,6 +13768,7 @@
       <w:spacing w:after="0" w:line="240" w:lineRule="auto"/>
     </w:pPr>
     <w:rPr>
+      <w:rFonts w:eastAsia="黑体"/>
       <w:color w:themeColor="text1" w:val="000000"/>
     </w:rPr>
     <w:tblPr>
@@ -13288,6 +13787,7 @@
     </w:tcPr>
     <w:tblStylePr w:type="firstRow">
       <w:rPr>
+        <w:rFonts w:eastAsia="黑体"/>
         <w:b/>
         <w:bCs/>
         <w:color w:themeColor="background1" w:val="FFFFFF"/>
@@ -13302,6 +13802,7 @@
     </w:tblStylePr>
     <w:tblStylePr w:type="lastRow">
       <w:rPr>
+        <w:rFonts w:eastAsia="黑体"/>
         <w:b/>
         <w:bCs/>
         <w:color w:themeColor="accent2" w:themeShade="CC" w:val="9E3A38"/>
@@ -13316,12 +13817,14 @@
     </w:tblStylePr>
     <w:tblStylePr w:type="firstCol">
       <w:rPr>
+        <w:rFonts w:eastAsia="黑体"/>
         <w:b/>
         <w:bCs/>
       </w:rPr>
     </w:tblStylePr>
     <w:tblStylePr w:type="lastCol">
       <w:rPr>
+        <w:rFonts w:eastAsia="黑体"/>
         <w:b/>
         <w:bCs/>
       </w:rPr>
@@ -13356,6 +13859,7 @@
       <w:spacing w:after="0" w:line="240" w:lineRule="auto"/>
     </w:pPr>
     <w:rPr>
+      <w:rFonts w:eastAsia="黑体"/>
       <w:color w:themeColor="text1" w:val="000000"/>
     </w:rPr>
     <w:tblPr>
@@ -13374,6 +13878,7 @@
     </w:tcPr>
     <w:tblStylePr w:type="firstRow">
       <w:rPr>
+        <w:rFonts w:eastAsia="黑体"/>
         <w:b/>
         <w:bCs/>
         <w:color w:themeColor="background1" w:val="FFFFFF"/>
@@ -13388,6 +13893,7 @@
     </w:tblStylePr>
     <w:tblStylePr w:type="lastRow">
       <w:rPr>
+        <w:rFonts w:eastAsia="黑体"/>
         <w:b/>
         <w:bCs/>
         <w:color w:themeColor="accent2" w:themeShade="CC" w:val="9E3A38"/>
@@ -13402,12 +13908,14 @@
     </w:tblStylePr>
     <w:tblStylePr w:type="firstCol">
       <w:rPr>
+        <w:rFonts w:eastAsia="黑体"/>
         <w:b/>
         <w:bCs/>
       </w:rPr>
     </w:tblStylePr>
     <w:tblStylePr w:type="lastCol">
       <w:rPr>
+        <w:rFonts w:eastAsia="黑体"/>
         <w:b/>
         <w:bCs/>
       </w:rPr>
@@ -13442,6 +13950,7 @@
       <w:spacing w:after="0" w:line="240" w:lineRule="auto"/>
     </w:pPr>
     <w:rPr>
+      <w:rFonts w:eastAsia="黑体"/>
       <w:color w:themeColor="text1" w:val="000000"/>
     </w:rPr>
     <w:tblPr>
@@ -13460,6 +13969,7 @@
     </w:tcPr>
     <w:tblStylePr w:type="firstRow">
       <w:rPr>
+        <w:rFonts w:eastAsia="黑体"/>
         <w:b/>
         <w:bCs/>
         <w:color w:themeColor="background1" w:val="FFFFFF"/>
@@ -13474,6 +13984,7 @@
     </w:tblStylePr>
     <w:tblStylePr w:type="lastRow">
       <w:rPr>
+        <w:rFonts w:eastAsia="黑体"/>
         <w:b/>
         <w:bCs/>
         <w:color w:themeColor="accent4" w:themeShade="CC" w:val="664E82"/>
@@ -13488,12 +13999,14 @@
     </w:tblStylePr>
     <w:tblStylePr w:type="firstCol">
       <w:rPr>
+        <w:rFonts w:eastAsia="黑体"/>
         <w:b/>
         <w:bCs/>
       </w:rPr>
     </w:tblStylePr>
     <w:tblStylePr w:type="lastCol">
       <w:rPr>
+        <w:rFonts w:eastAsia="黑体"/>
         <w:b/>
         <w:bCs/>
       </w:rPr>
@@ -13528,6 +14041,7 @@
       <w:spacing w:after="0" w:line="240" w:lineRule="auto"/>
     </w:pPr>
     <w:rPr>
+      <w:rFonts w:eastAsia="黑体"/>
       <w:color w:themeColor="text1" w:val="000000"/>
     </w:rPr>
     <w:tblPr>
@@ -13546,6 +14060,7 @@
     </w:tcPr>
     <w:tblStylePr w:type="firstRow">
       <w:rPr>
+        <w:rFonts w:eastAsia="黑体"/>
         <w:b/>
         <w:bCs/>
         <w:color w:themeColor="background1" w:val="FFFFFF"/>
@@ -13560,6 +14075,7 @@
     </w:tblStylePr>
     <w:tblStylePr w:type="lastRow">
       <w:rPr>
+        <w:rFonts w:eastAsia="黑体"/>
         <w:b/>
         <w:bCs/>
         <w:color w:themeColor="accent3" w:themeShade="CC" w:val="7E9C40"/>
@@ -13574,12 +14090,14 @@
     </w:tblStylePr>
     <w:tblStylePr w:type="firstCol">
       <w:rPr>
+        <w:rFonts w:eastAsia="黑体"/>
         <w:b/>
         <w:bCs/>
       </w:rPr>
     </w:tblStylePr>
     <w:tblStylePr w:type="lastCol">
       <w:rPr>
+        <w:rFonts w:eastAsia="黑体"/>
         <w:b/>
         <w:bCs/>
       </w:rPr>
@@ -13614,6 +14132,7 @@
       <w:spacing w:after="0" w:line="240" w:lineRule="auto"/>
     </w:pPr>
     <w:rPr>
+      <w:rFonts w:eastAsia="黑体"/>
       <w:color w:themeColor="text1" w:val="000000"/>
     </w:rPr>
     <w:tblPr>
@@ -13632,6 +14151,7 @@
     </w:tcPr>
     <w:tblStylePr w:type="firstRow">
       <w:rPr>
+        <w:rFonts w:eastAsia="黑体"/>
         <w:b/>
         <w:bCs/>
         <w:color w:themeColor="background1" w:val="FFFFFF"/>
@@ -13646,6 +14166,7 @@
     </w:tblStylePr>
     <w:tblStylePr w:type="lastRow">
       <w:rPr>
+        <w:rFonts w:eastAsia="黑体"/>
         <w:b/>
         <w:bCs/>
         <w:color w:themeColor="accent6" w:themeShade="CC" w:val="F2730A"/>
@@ -13660,12 +14181,14 @@
     </w:tblStylePr>
     <w:tblStylePr w:type="firstCol">
       <w:rPr>
+        <w:rFonts w:eastAsia="黑体"/>
         <w:b/>
         <w:bCs/>
       </w:rPr>
     </w:tblStylePr>
     <w:tblStylePr w:type="lastCol">
       <w:rPr>
+        <w:rFonts w:eastAsia="黑体"/>
         <w:b/>
         <w:bCs/>
       </w:rPr>
@@ -13700,6 +14223,7 @@
       <w:spacing w:after="0" w:line="240" w:lineRule="auto"/>
     </w:pPr>
     <w:rPr>
+      <w:rFonts w:eastAsia="黑体"/>
       <w:color w:themeColor="text1" w:val="000000"/>
     </w:rPr>
     <w:tblPr>
@@ -13718,6 +14242,7 @@
     </w:tcPr>
     <w:tblStylePr w:type="firstRow">
       <w:rPr>
+        <w:rFonts w:eastAsia="黑体"/>
         <w:b/>
         <w:bCs/>
         <w:color w:themeColor="background1" w:val="FFFFFF"/>
@@ -13732,6 +14257,7 @@
     </w:tblStylePr>
     <w:tblStylePr w:type="lastRow">
       <w:rPr>
+        <w:rFonts w:eastAsia="黑体"/>
         <w:b/>
         <w:bCs/>
         <w:color w:themeColor="accent5" w:themeShade="CC" w:val="348DA5"/>
@@ -13746,12 +14272,14 @@
     </w:tblStylePr>
     <w:tblStylePr w:type="firstCol">
       <w:rPr>
+        <w:rFonts w:eastAsia="黑体"/>
         <w:b/>
         <w:bCs/>
       </w:rPr>
     </w:tblStylePr>
     <w:tblStylePr w:type="lastCol">
       <w:rPr>
+        <w:rFonts w:eastAsia="黑体"/>
         <w:b/>
         <w:bCs/>
       </w:rPr>
@@ -13786,6 +14314,7 @@
       <w:spacing w:after="0" w:line="240" w:lineRule="auto"/>
     </w:pPr>
     <w:rPr>
+      <w:rFonts w:eastAsia="黑体"/>
       <w:color w:themeColor="text1" w:val="000000"/>
     </w:rPr>
     <w:tblPr>
@@ -13807,6 +14336,7 @@
     </w:tcPr>
     <w:tblStylePr w:type="firstRow">
       <w:rPr>
+        <w:rFonts w:eastAsia="黑体"/>
         <w:b/>
         <w:bCs/>
       </w:rPr>
@@ -13817,6 +14347,7 @@
     </w:tblStylePr>
     <w:tblStylePr w:type="lastRow">
       <w:rPr>
+        <w:rFonts w:eastAsia="黑体"/>
         <w:b/>
         <w:bCs/>
         <w:color w:themeColor="text1" w:val="000000"/>
@@ -13828,6 +14359,7 @@
     </w:tblStylePr>
     <w:tblStylePr w:type="firstCol">
       <w:rPr>
+        <w:rFonts w:eastAsia="黑体"/>
         <w:color w:themeColor="background1" w:val="FFFFFF"/>
       </w:rPr>
       <w:tblPr/>
@@ -13837,6 +14369,7 @@
     </w:tblStylePr>
     <w:tblStylePr w:type="lastCol">
       <w:rPr>
+        <w:rFonts w:eastAsia="黑体"/>
         <w:color w:themeColor="background1" w:val="FFFFFF"/>
       </w:rPr>
       <w:tblPr/>
@@ -13866,6 +14399,7 @@
       <w:spacing w:after="0" w:line="240" w:lineRule="auto"/>
     </w:pPr>
     <w:rPr>
+      <w:rFonts w:eastAsia="黑体"/>
       <w:color w:themeColor="text1" w:val="000000"/>
     </w:rPr>
     <w:tblPr>
@@ -13887,6 +14421,7 @@
     </w:tcPr>
     <w:tblStylePr w:type="firstRow">
       <w:rPr>
+        <w:rFonts w:eastAsia="黑体"/>
         <w:b/>
         <w:bCs/>
       </w:rPr>
@@ -13897,6 +14432,7 @@
     </w:tblStylePr>
     <w:tblStylePr w:type="lastRow">
       <w:rPr>
+        <w:rFonts w:eastAsia="黑体"/>
         <w:b/>
         <w:bCs/>
         <w:color w:themeColor="text1" w:val="000000"/>
@@ -13908,6 +14444,7 @@
     </w:tblStylePr>
     <w:tblStylePr w:type="firstCol">
       <w:rPr>
+        <w:rFonts w:eastAsia="黑体"/>
         <w:color w:themeColor="background1" w:val="FFFFFF"/>
       </w:rPr>
       <w:tblPr/>
@@ -13917,6 +14454,7 @@
     </w:tblStylePr>
     <w:tblStylePr w:type="lastCol">
       <w:rPr>
+        <w:rFonts w:eastAsia="黑体"/>
         <w:color w:themeColor="background1" w:val="FFFFFF"/>
       </w:rPr>
       <w:tblPr/>
@@ -13946,6 +14484,7 @@
       <w:spacing w:after="0" w:line="240" w:lineRule="auto"/>
     </w:pPr>
     <w:rPr>
+      <w:rFonts w:eastAsia="黑体"/>
       <w:color w:themeColor="text1" w:val="000000"/>
     </w:rPr>
     <w:tblPr>
@@ -13967,6 +14506,7 @@
     </w:tcPr>
     <w:tblStylePr w:type="firstRow">
       <w:rPr>
+        <w:rFonts w:eastAsia="黑体"/>
         <w:b/>
         <w:bCs/>
       </w:rPr>
@@ -13977,6 +14517,7 @@
     </w:tblStylePr>
     <w:tblStylePr w:type="lastRow">
       <w:rPr>
+        <w:rFonts w:eastAsia="黑体"/>
         <w:b/>
         <w:bCs/>
         <w:color w:themeColor="text1" w:val="000000"/>
@@ -13988,6 +14529,7 @@
     </w:tblStylePr>
     <w:tblStylePr w:type="firstCol">
       <w:rPr>
+        <w:rFonts w:eastAsia="黑体"/>
         <w:color w:themeColor="background1" w:val="FFFFFF"/>
       </w:rPr>
       <w:tblPr/>
@@ -13997,6 +14539,7 @@
     </w:tblStylePr>
     <w:tblStylePr w:type="lastCol">
       <w:rPr>
+        <w:rFonts w:eastAsia="黑体"/>
         <w:color w:themeColor="background1" w:val="FFFFFF"/>
       </w:rPr>
       <w:tblPr/>
@@ -14026,6 +14569,7 @@
       <w:spacing w:after="0" w:line="240" w:lineRule="auto"/>
     </w:pPr>
     <w:rPr>
+      <w:rFonts w:eastAsia="黑体"/>
       <w:color w:themeColor="text1" w:val="000000"/>
     </w:rPr>
     <w:tblPr>
@@ -14047,6 +14591,7 @@
     </w:tcPr>
     <w:tblStylePr w:type="firstRow">
       <w:rPr>
+        <w:rFonts w:eastAsia="黑体"/>
         <w:b/>
         <w:bCs/>
       </w:rPr>
@@ -14057,6 +14602,7 @@
     </w:tblStylePr>
     <w:tblStylePr w:type="lastRow">
       <w:rPr>
+        <w:rFonts w:eastAsia="黑体"/>
         <w:b/>
         <w:bCs/>
         <w:color w:themeColor="text1" w:val="000000"/>
@@ -14068,6 +14614,7 @@
     </w:tblStylePr>
     <w:tblStylePr w:type="firstCol">
       <w:rPr>
+        <w:rFonts w:eastAsia="黑体"/>
         <w:color w:themeColor="background1" w:val="FFFFFF"/>
       </w:rPr>
       <w:tblPr/>
@@ -14077,6 +14624,7 @@
     </w:tblStylePr>
     <w:tblStylePr w:type="lastCol">
       <w:rPr>
+        <w:rFonts w:eastAsia="黑体"/>
         <w:color w:themeColor="background1" w:val="FFFFFF"/>
       </w:rPr>
       <w:tblPr/>
@@ -14106,6 +14654,7 @@
       <w:spacing w:after="0" w:line="240" w:lineRule="auto"/>
     </w:pPr>
     <w:rPr>
+      <w:rFonts w:eastAsia="黑体"/>
       <w:color w:themeColor="text1" w:val="000000"/>
     </w:rPr>
     <w:tblPr>
@@ -14127,6 +14676,7 @@
     </w:tcPr>
     <w:tblStylePr w:type="firstRow">
       <w:rPr>
+        <w:rFonts w:eastAsia="黑体"/>
         <w:b/>
         <w:bCs/>
       </w:rPr>
@@ -14137,6 +14687,7 @@
     </w:tblStylePr>
     <w:tblStylePr w:type="lastRow">
       <w:rPr>
+        <w:rFonts w:eastAsia="黑体"/>
         <w:b/>
         <w:bCs/>
         <w:color w:themeColor="text1" w:val="000000"/>
@@ -14148,6 +14699,7 @@
     </w:tblStylePr>
     <w:tblStylePr w:type="firstCol">
       <w:rPr>
+        <w:rFonts w:eastAsia="黑体"/>
         <w:color w:themeColor="background1" w:val="FFFFFF"/>
       </w:rPr>
       <w:tblPr/>
@@ -14157,6 +14709,7 @@
     </w:tblStylePr>
     <w:tblStylePr w:type="lastCol">
       <w:rPr>
+        <w:rFonts w:eastAsia="黑体"/>
         <w:color w:themeColor="background1" w:val="FFFFFF"/>
       </w:rPr>
       <w:tblPr/>
@@ -14186,6 +14739,7 @@
       <w:spacing w:after="0" w:line="240" w:lineRule="auto"/>
     </w:pPr>
     <w:rPr>
+      <w:rFonts w:eastAsia="黑体"/>
       <w:color w:themeColor="text1" w:val="000000"/>
     </w:rPr>
     <w:tblPr>
@@ -14207,6 +14761,7 @@
     </w:tcPr>
     <w:tblStylePr w:type="firstRow">
       <w:rPr>
+        <w:rFonts w:eastAsia="黑体"/>
         <w:b/>
         <w:bCs/>
       </w:rPr>
@@ -14217,6 +14772,7 @@
     </w:tblStylePr>
     <w:tblStylePr w:type="lastRow">
       <w:rPr>
+        <w:rFonts w:eastAsia="黑体"/>
         <w:b/>
         <w:bCs/>
         <w:color w:themeColor="text1" w:val="000000"/>
@@ -14228,6 +14784,7 @@
     </w:tblStylePr>
     <w:tblStylePr w:type="firstCol">
       <w:rPr>
+        <w:rFonts w:eastAsia="黑体"/>
         <w:color w:themeColor="background1" w:val="FFFFFF"/>
       </w:rPr>
       <w:tblPr/>
@@ -14237,6 +14794,7 @@
     </w:tblStylePr>
     <w:tblStylePr w:type="lastCol">
       <w:rPr>
+        <w:rFonts w:eastAsia="黑体"/>
         <w:color w:themeColor="background1" w:val="FFFFFF"/>
       </w:rPr>
       <w:tblPr/>
@@ -14266,6 +14824,7 @@
       <w:spacing w:after="0" w:line="240" w:lineRule="auto"/>
     </w:pPr>
     <w:rPr>
+      <w:rFonts w:eastAsia="黑体"/>
       <w:color w:themeColor="text1" w:val="000000"/>
     </w:rPr>
     <w:tblPr>
@@ -14287,6 +14846,7 @@
     </w:tcPr>
     <w:tblStylePr w:type="firstRow">
       <w:rPr>
+        <w:rFonts w:eastAsia="黑体"/>
         <w:b/>
         <w:bCs/>
       </w:rPr>
@@ -14297,6 +14857,7 @@
     </w:tblStylePr>
     <w:tblStylePr w:type="lastRow">
       <w:rPr>
+        <w:rFonts w:eastAsia="黑体"/>
         <w:b/>
         <w:bCs/>
         <w:color w:themeColor="text1" w:val="000000"/>
@@ -14308,6 +14869,7 @@
     </w:tblStylePr>
     <w:tblStylePr w:type="firstCol">
       <w:rPr>
+        <w:rFonts w:eastAsia="黑体"/>
         <w:color w:themeColor="background1" w:val="FFFFFF"/>
       </w:rPr>
       <w:tblPr/>
@@ -14317,6 +14879,7 @@
     </w:tblStylePr>
     <w:tblStylePr w:type="lastCol">
       <w:rPr>
+        <w:rFonts w:eastAsia="黑体"/>
         <w:color w:themeColor="background1" w:val="FFFFFF"/>
       </w:rPr>
       <w:tblPr/>
@@ -14349,6 +14912,7 @@
     <w:name w:val="KeywordTok"/>
     <w:basedOn w:val="VerbatimChar"/>
     <w:rPr>
+      <w:rFonts w:eastAsia="黑体"/>
       <w:b/>
       <w:color w:val="007020"/>
     </w:rPr>
@@ -14357,6 +14921,7 @@
     <w:name w:val="DataTypeTok"/>
     <w:basedOn w:val="VerbatimChar"/>
     <w:rPr>
+      <w:rFonts w:eastAsia="黑体"/>
       <w:color w:val="902000"/>
     </w:rPr>
   </w:style>
@@ -14364,6 +14929,7 @@
     <w:name w:val="DecValTok"/>
     <w:basedOn w:val="VerbatimChar"/>
     <w:rPr>
+      <w:rFonts w:eastAsia="黑体"/>
       <w:color w:val="40a070"/>
     </w:rPr>
   </w:style>
@@ -14371,6 +14937,7 @@
     <w:name w:val="BaseNTok"/>
     <w:basedOn w:val="VerbatimChar"/>
     <w:rPr>
+      <w:rFonts w:eastAsia="黑体"/>
       <w:color w:val="40a070"/>
     </w:rPr>
   </w:style>
@@ -14378,6 +14945,7 @@
     <w:name w:val="FloatTok"/>
     <w:basedOn w:val="VerbatimChar"/>
     <w:rPr>
+      <w:rFonts w:eastAsia="黑体"/>
       <w:color w:val="40a070"/>
     </w:rPr>
   </w:style>
@@ -14385,6 +14953,7 @@
     <w:name w:val="ConstantTok"/>
     <w:basedOn w:val="VerbatimChar"/>
     <w:rPr>
+      <w:rFonts w:eastAsia="黑体"/>
       <w:color w:val="880000"/>
     </w:rPr>
   </w:style>
@@ -14392,6 +14961,7 @@
     <w:name w:val="CharTok"/>
     <w:basedOn w:val="VerbatimChar"/>
     <w:rPr>
+      <w:rFonts w:eastAsia="黑体"/>
       <w:color w:val="4070a0"/>
     </w:rPr>
   </w:style>
@@ -14399,6 +14969,7 @@
     <w:name w:val="SpecialCharTok"/>
     <w:basedOn w:val="VerbatimChar"/>
     <w:rPr>
+      <w:rFonts w:eastAsia="黑体"/>
       <w:color w:val="4070a0"/>
     </w:rPr>
   </w:style>
@@ -14406,6 +14977,7 @@
     <w:name w:val="StringTok"/>
     <w:basedOn w:val="VerbatimChar"/>
     <w:rPr>
+      <w:rFonts w:eastAsia="黑体"/>
       <w:color w:val="4070a0"/>
     </w:rPr>
   </w:style>
@@ -14413,6 +14985,7 @@
     <w:name w:val="VerbatimStringTok"/>
     <w:basedOn w:val="VerbatimChar"/>
     <w:rPr>
+      <w:rFonts w:eastAsia="黑体"/>
       <w:color w:val="4070a0"/>
     </w:rPr>
   </w:style>
@@ -14420,6 +14993,7 @@
     <w:name w:val="SpecialStringTok"/>
     <w:basedOn w:val="VerbatimChar"/>
     <w:rPr>
+      <w:rFonts w:eastAsia="黑体"/>
       <w:color w:val="bb6688"/>
     </w:rPr>
   </w:style>
@@ -14427,6 +15001,7 @@
     <w:name w:val="ImportTok"/>
     <w:basedOn w:val="VerbatimChar"/>
     <w:rPr>
+      <w:rFonts w:eastAsia="黑体"/>
       <w:b/>
       <w:color w:val="008000"/>
     </w:rPr>
@@ -14435,6 +15010,7 @@
     <w:name w:val="CommentTok"/>
     <w:basedOn w:val="VerbatimChar"/>
     <w:rPr>
+      <w:rFonts w:eastAsia="黑体"/>
       <w:i/>
       <w:color w:val="60a0b0"/>
     </w:rPr>
@@ -14443,6 +15019,7 @@
     <w:name w:val="DocumentationTok"/>
     <w:basedOn w:val="VerbatimChar"/>
     <w:rPr>
+      <w:rFonts w:eastAsia="黑体"/>
       <w:i/>
       <w:color w:val="ba2121"/>
     </w:rPr>
@@ -14451,6 +15028,7 @@
     <w:name w:val="AnnotationTok"/>
     <w:basedOn w:val="VerbatimChar"/>
     <w:rPr>
+      <w:rFonts w:eastAsia="黑体"/>
       <w:b/>
       <w:i/>
       <w:color w:val="60a0b0"/>
@@ -14460,6 +15038,7 @@
     <w:name w:val="CommentVarTok"/>
     <w:basedOn w:val="VerbatimChar"/>
     <w:rPr>
+      <w:rFonts w:eastAsia="黑体"/>
       <w:b/>
       <w:i/>
       <w:color w:val="60a0b0"/>
@@ -14469,6 +15048,7 @@
     <w:name w:val="OtherTok"/>
     <w:basedOn w:val="VerbatimChar"/>
     <w:rPr>
+      <w:rFonts w:eastAsia="黑体"/>
       <w:color w:val="007020"/>
     </w:rPr>
   </w:style>
@@ -14476,6 +15056,7 @@
     <w:name w:val="FunctionTok"/>
     <w:basedOn w:val="VerbatimChar"/>
     <w:rPr>
+      <w:rFonts w:eastAsia="黑体"/>
       <w:color w:val="06287e"/>
     </w:rPr>
   </w:style>
@@ -14483,6 +15064,7 @@
     <w:name w:val="VariableTok"/>
     <w:basedOn w:val="VerbatimChar"/>
     <w:rPr>
+      <w:rFonts w:eastAsia="黑体"/>
       <w:color w:val="19177c"/>
     </w:rPr>
   </w:style>
@@ -14490,6 +15072,7 @@
     <w:name w:val="ControlFlowTok"/>
     <w:basedOn w:val="VerbatimChar"/>
     <w:rPr>
+      <w:rFonts w:eastAsia="黑体"/>
       <w:b/>
       <w:color w:val="007020"/>
     </w:rPr>
@@ -14498,6 +15081,7 @@
     <w:name w:val="OperatorTok"/>
     <w:basedOn w:val="VerbatimChar"/>
     <w:rPr>
+      <w:rFonts w:eastAsia="黑体"/>
       <w:color w:val="666666"/>
     </w:rPr>
   </w:style>
@@ -14505,18 +15089,22 @@
     <w:name w:val="BuiltInTok"/>
     <w:basedOn w:val="VerbatimChar"/>
     <w:rPr>
+      <w:rFonts w:eastAsia="黑体"/>
       <w:color w:val="008000"/>
     </w:rPr>
   </w:style>
   <w:style w:type="character" w:customStyle="1" w:styleId="ExtensionTok">
     <w:name w:val="ExtensionTok"/>
     <w:basedOn w:val="VerbatimChar"/>
-    <w:rPr/>
+    <w:rPr>
+      <w:rFonts w:eastAsia="黑体"/>
+    </w:rPr>
   </w:style>
   <w:style w:type="character" w:customStyle="1" w:styleId="PreprocessorTok">
     <w:name w:val="PreprocessorTok"/>
     <w:basedOn w:val="VerbatimChar"/>
     <w:rPr>
+      <w:rFonts w:eastAsia="黑体"/>
       <w:color w:val="bc7a00"/>
     </w:rPr>
   </w:style>
@@ -14524,18 +15112,22 @@
     <w:name w:val="AttributeTok"/>
     <w:basedOn w:val="VerbatimChar"/>
     <w:rPr>
+      <w:rFonts w:eastAsia="黑体"/>
       <w:color w:val="7d9029"/>
     </w:rPr>
   </w:style>
   <w:style w:type="character" w:customStyle="1" w:styleId="RegionMarkerTok">
     <w:name w:val="RegionMarkerTok"/>
     <w:basedOn w:val="VerbatimChar"/>
-    <w:rPr/>
+    <w:rPr>
+      <w:rFonts w:eastAsia="黑体"/>
+    </w:rPr>
   </w:style>
   <w:style w:type="character" w:customStyle="1" w:styleId="InformationTok">
     <w:name w:val="InformationTok"/>
     <w:basedOn w:val="VerbatimChar"/>
     <w:rPr>
+      <w:rFonts w:eastAsia="黑体"/>
       <w:b/>
       <w:i/>
       <w:color w:val="60a0b0"/>
@@ -14545,6 +15137,7 @@
     <w:name w:val="WarningTok"/>
     <w:basedOn w:val="VerbatimChar"/>
     <w:rPr>
+      <w:rFonts w:eastAsia="黑体"/>
       <w:b/>
       <w:i/>
       <w:color w:val="60a0b0"/>
@@ -14554,6 +15147,7 @@
     <w:name w:val="AlertTok"/>
     <w:basedOn w:val="VerbatimChar"/>
     <w:rPr>
+      <w:rFonts w:eastAsia="黑体"/>
       <w:b/>
       <w:color w:val="ff0000"/>
     </w:rPr>
@@ -14562,6 +15156,7 @@
     <w:name w:val="ErrorTok"/>
     <w:basedOn w:val="VerbatimChar"/>
     <w:rPr>
+      <w:rFonts w:eastAsia="黑体"/>
       <w:b/>
       <w:color w:val="ff0000"/>
     </w:rPr>
@@ -14569,7 +15164,9 @@
   <w:style w:type="character" w:customStyle="1" w:styleId="NormalTok">
     <w:name w:val="NormalTok"/>
     <w:basedOn w:val="VerbatimChar"/>
-    <w:rPr/>
+    <w:rPr>
+      <w:rFonts w:eastAsia="黑体"/>
+    </w:rPr>
   </w:style>
 </w:styles>
 </file>
@@ -14618,12 +15215,12 @@
     <a:fontScheme name="Office">
       <a:majorFont>
         <a:latin typeface="Calibri"/>
-        <a:ea typeface=""/>
+        <a:ea typeface="黑体"/>
         <a:cs typeface=""/>
         <a:font script="Jpan" typeface="ＭＳ ゴシック"/>
         <a:font script="Hang" typeface="맑은 고딕"/>
-        <a:font script="Hans" typeface="宋体"/>
-        <a:font script="Hant" typeface="新細明體"/>
+        <a:font script="Hans" typeface="黑体"/>
+        <a:font script="Hant" typeface="黑体"/>
         <a:font script="Arab" typeface="Times New Roman"/>
         <a:font script="Hebr" typeface="Times New Roman"/>
         <a:font script="Thai" typeface="Angsana New"/>
@@ -14653,12 +15250,12 @@
       </a:majorFont>
       <a:minorFont>
         <a:latin typeface="Cambria"/>
-        <a:ea typeface=""/>
+        <a:ea typeface="黑体"/>
         <a:cs typeface=""/>
         <a:font script="Jpan" typeface="ＭＳ 明朝"/>
         <a:font script="Hang" typeface="맑은 고딕"/>
-        <a:font script="Hans" typeface="宋体"/>
-        <a:font script="Hant" typeface="新細明體"/>
+        <a:font script="Hans" typeface="黑体"/>
+        <a:font script="Hant" typeface="黑体"/>
         <a:font script="Arab" typeface="Arial"/>
         <a:font script="Hebr" typeface="Arial"/>
         <a:font script="Thai" typeface="Cordia New"/>

--- a/09-通信电路/03-解调电路/ASK解调电路/ASK解调电路.docx
+++ b/09-通信电路/03-解调电路/ASK解调电路/ASK解调电路.docx
@@ -2144,7 +2144,7 @@
           <w:color w:val="555555"/>
           <w:sz w:val="21"/>
         </w:rPr>
-        <w:t>材料收集者：杜文杰，WX手机：19519196569，QQ:3478827729</w:t>
+        <w:t>材料收集者：杜文杰，微信/手机：19519196569，QQ:3478827729</w:t>
       </w:r>
     </w:p>
     <w:sectPr>
